--- a/docs/MAKANJUOLA_AKINLEKAN_STAFF_ATTENDANCE_PROJECT.docx
+++ b/docs/MAKANJUOLA_AKINLEKAN_STAFF_ATTENDANCE_PROJECT.docx
@@ -11,7 +11,6 @@
         <w:rPr>
           <w:rFonts w:ascii="Times New Roman" w:hAnsi="Times New Roman" w:eastAsia="Times New Roman"/>
           <w:b w:val="0"/>
-          <w:caps w:val="0"/>
           <w:sz w:val="24"/>
         </w:rPr>
       </w:r>
@@ -25,7 +24,6 @@
         <w:rPr>
           <w:rFonts w:ascii="Times New Roman" w:hAnsi="Times New Roman" w:eastAsia="Times New Roman"/>
           <w:b w:val="0"/>
-          <w:caps w:val="0"/>
           <w:sz w:val="24"/>
         </w:rPr>
       </w:r>
@@ -39,7 +37,6 @@
         <w:rPr>
           <w:rFonts w:ascii="Times New Roman" w:hAnsi="Times New Roman" w:eastAsia="Times New Roman"/>
           <w:b/>
-          <w:caps w:val="0"/>
           <w:sz w:val="28"/>
         </w:rPr>
         <w:t>DESIGN AND IMPLEMENTATION OF A COMPUTERISED STAFF ATTENDANCE SYSTEM USING PIN AND PHOTO VERIFICATION</w:t>
@@ -54,7 +51,6 @@
         <w:rPr>
           <w:rFonts w:ascii="Times New Roman" w:hAnsi="Times New Roman" w:eastAsia="Times New Roman"/>
           <w:b w:val="0"/>
-          <w:caps w:val="0"/>
           <w:sz w:val="24"/>
         </w:rPr>
       </w:r>
@@ -68,7 +64,6 @@
         <w:rPr>
           <w:rFonts w:ascii="Times New Roman" w:hAnsi="Times New Roman" w:eastAsia="Times New Roman"/>
           <w:b/>
-          <w:caps w:val="0"/>
           <w:sz w:val="24"/>
         </w:rPr>
         <w:t>BY</w:t>
@@ -83,7 +78,6 @@
         <w:rPr>
           <w:rFonts w:ascii="Times New Roman" w:hAnsi="Times New Roman" w:eastAsia="Times New Roman"/>
           <w:b w:val="0"/>
-          <w:caps w:val="0"/>
           <w:sz w:val="24"/>
         </w:rPr>
       </w:r>
@@ -97,7 +91,6 @@
         <w:rPr>
           <w:rFonts w:ascii="Times New Roman" w:hAnsi="Times New Roman" w:eastAsia="Times New Roman"/>
           <w:b/>
-          <w:caps w:val="0"/>
           <w:sz w:val="26"/>
         </w:rPr>
         <w:t>MAKANJUOLA AKINLEKAN OLADELE</w:t>
@@ -112,7 +105,6 @@
         <w:rPr>
           <w:rFonts w:ascii="Times New Roman" w:hAnsi="Times New Roman" w:eastAsia="Times New Roman"/>
           <w:b/>
-          <w:caps w:val="0"/>
           <w:sz w:val="24"/>
         </w:rPr>
         <w:t>TEMP/MCET/003</w:t>
@@ -127,7 +119,6 @@
         <w:rPr>
           <w:rFonts w:ascii="Times New Roman" w:hAnsi="Times New Roman" w:eastAsia="Times New Roman"/>
           <w:b w:val="0"/>
-          <w:caps w:val="0"/>
           <w:sz w:val="24"/>
         </w:rPr>
       </w:r>
@@ -141,7 +132,6 @@
         <w:rPr>
           <w:rFonts w:ascii="Times New Roman" w:hAnsi="Times New Roman" w:eastAsia="Times New Roman"/>
           <w:b/>
-          <w:caps w:val="0"/>
           <w:sz w:val="24"/>
         </w:rPr>
         <w:t>A PROJECT SUBMITTED TO THE</w:t>
@@ -156,7 +146,6 @@
         <w:rPr>
           <w:rFonts w:ascii="Times New Roman" w:hAnsi="Times New Roman" w:eastAsia="Times New Roman"/>
           <w:b/>
-          <w:caps w:val="0"/>
           <w:sz w:val="24"/>
         </w:rPr>
         <w:t>DEPARTMENT OF COMPUTER SCIENCE</w:t>
@@ -171,7 +160,6 @@
         <w:rPr>
           <w:rFonts w:ascii="Times New Roman" w:hAnsi="Times New Roman" w:eastAsia="Times New Roman"/>
           <w:b/>
-          <w:caps w:val="0"/>
           <w:sz w:val="24"/>
         </w:rPr>
         <w:t>MCET STUDY CENTRE</w:t>
@@ -186,7 +174,6 @@
         <w:rPr>
           <w:rFonts w:ascii="Times New Roman" w:hAnsi="Times New Roman" w:eastAsia="Times New Roman"/>
           <w:b/>
-          <w:caps w:val="0"/>
           <w:sz w:val="24"/>
         </w:rPr>
         <w:t>IGBAJO POLYTECHNIC, IGBAJO, OSUN STATE</w:t>
@@ -201,7 +188,6 @@
         <w:rPr>
           <w:rFonts w:ascii="Times New Roman" w:hAnsi="Times New Roman" w:eastAsia="Times New Roman"/>
           <w:b w:val="0"/>
-          <w:caps w:val="0"/>
           <w:sz w:val="24"/>
         </w:rPr>
       </w:r>
@@ -215,7 +201,6 @@
         <w:rPr>
           <w:rFonts w:ascii="Times New Roman" w:hAnsi="Times New Roman" w:eastAsia="Times New Roman"/>
           <w:b w:val="0"/>
-          <w:caps w:val="0"/>
           <w:sz w:val="24"/>
         </w:rPr>
         <w:t>IN PARTIAL FULFILMENT OF THE REQUIREMENTS FOR THE AWARD OF</w:t>
@@ -230,7 +215,6 @@
         <w:rPr>
           <w:rFonts w:ascii="Times New Roman" w:hAnsi="Times New Roman" w:eastAsia="Times New Roman"/>
           <w:b/>
-          <w:caps w:val="0"/>
           <w:sz w:val="24"/>
         </w:rPr>
         <w:t>NATIONAL DIPLOMA (ND) IN COMPUTER SCIENCE</w:t>
@@ -245,7 +229,6 @@
         <w:rPr>
           <w:rFonts w:ascii="Times New Roman" w:hAnsi="Times New Roman" w:eastAsia="Times New Roman"/>
           <w:b w:val="0"/>
-          <w:caps w:val="0"/>
           <w:sz w:val="24"/>
         </w:rPr>
       </w:r>
@@ -259,7 +242,6 @@
         <w:rPr>
           <w:rFonts w:ascii="Times New Roman" w:hAnsi="Times New Roman" w:eastAsia="Times New Roman"/>
           <w:b/>
-          <w:caps w:val="0"/>
           <w:sz w:val="24"/>
         </w:rPr>
         <w:t>JULY, 2026</w:t>
@@ -279,10 +261,9 @@
         <w:rPr>
           <w:rFonts w:ascii="Times New Roman" w:hAnsi="Times New Roman" w:eastAsia="Times New Roman"/>
           <w:b/>
-          <w:caps w:val="0"/>
           <w:sz w:val="28"/>
         </w:rPr>
-        <w:t>CERTIFICATION</w:t>
+        <w:t>DEDICATION</w:t>
       </w:r>
     </w:p>
     <w:p>
@@ -295,157 +276,9 @@
         <w:rPr>
           <w:rFonts w:ascii="Times New Roman" w:hAnsi="Times New Roman" w:eastAsia="Times New Roman"/>
           <w:b w:val="0"/>
-          <w:caps w:val="0"/>
           <w:sz w:val="24"/>
         </w:rPr>
-        <w:t>This is to certify that this project titled "DESIGN AND IMPLEMENTATION OF A COMPUTERISED STAFF ATTENDANCE SYSTEM USING PIN AND PHOTO VERIFICATION" was carried out by MAKANJUOLA AKINLEKAN OLADELE with matriculation number TEMP/MCET/003 in the Department of COMPUTER SCIENCE, IGBAJO POLYTECHNIC, IGBAJO, OSUN STATE, and has been read and approved as meeting the requirements for the award of the NATIONAL DIPLOMA (ND) IN COMPUTER SCIENCE.</w:t>
-      </w:r>
-    </w:p>
-    <w:p>
-      <w:pPr>
-        <w:spacing w:line="360" w:lineRule="auto" w:after="160" w:before="0"/>
-        <w:jc w:val="both"/>
-      </w:pPr>
-      <w:r>
-        <w:rPr>
-          <w:rFonts w:ascii="Times New Roman" w:hAnsi="Times New Roman" w:eastAsia="Times New Roman"/>
-          <w:b w:val="0"/>
-          <w:caps w:val="0"/>
-          <w:sz w:val="24"/>
-        </w:rPr>
-      </w:r>
-    </w:p>
-    <w:p>
-      <w:pPr>
-        <w:spacing w:line="360" w:lineRule="auto" w:after="160" w:before="0"/>
-        <w:jc w:val="both"/>
-      </w:pPr>
-      <w:r>
-        <w:rPr>
-          <w:rFonts w:ascii="Times New Roman" w:hAnsi="Times New Roman" w:eastAsia="Times New Roman"/>
-          <w:b w:val="0"/>
-          <w:caps w:val="0"/>
-          <w:sz w:val="24"/>
-        </w:rPr>
-      </w:r>
-    </w:p>
-    <w:p>
-      <w:pPr>
-        <w:spacing w:line="360" w:lineRule="auto" w:after="160" w:before="0"/>
-        <w:jc w:val="left"/>
-      </w:pPr>
-      <w:r>
-        <w:rPr>
-          <w:rFonts w:ascii="Times New Roman" w:hAnsi="Times New Roman" w:eastAsia="Times New Roman"/>
-          <w:b w:val="0"/>
-          <w:caps w:val="0"/>
-          <w:sz w:val="24"/>
-        </w:rPr>
-        <w:t>______________________________</w:t>
-      </w:r>
-    </w:p>
-    <w:p>
-      <w:pPr>
-        <w:spacing w:line="360" w:lineRule="auto" w:after="160" w:before="0"/>
-        <w:jc w:val="left"/>
-      </w:pPr>
-      <w:r>
-        <w:rPr>
-          <w:rFonts w:ascii="Times New Roman" w:hAnsi="Times New Roman" w:eastAsia="Times New Roman"/>
-          <w:b/>
-          <w:caps w:val="0"/>
-          <w:sz w:val="24"/>
-        </w:rPr>
-        <w:t>ALAYANDE, KAYODE GABRIEL</w:t>
-      </w:r>
-    </w:p>
-    <w:p>
-      <w:pPr>
-        <w:spacing w:line="360" w:lineRule="auto" w:after="160" w:before="0"/>
-        <w:jc w:val="left"/>
-      </w:pPr>
-      <w:r>
-        <w:rPr>
-          <w:rFonts w:ascii="Times New Roman" w:hAnsi="Times New Roman" w:eastAsia="Times New Roman"/>
-          <w:b w:val="0"/>
-          <w:caps w:val="0"/>
-          <w:sz w:val="24"/>
-        </w:rPr>
-        <w:t>(Project Supervisor)</w:t>
-      </w:r>
-    </w:p>
-    <w:p>
-      <w:pPr>
-        <w:spacing w:line="360" w:lineRule="auto" w:after="160" w:before="0"/>
-        <w:jc w:val="left"/>
-      </w:pPr>
-      <w:r>
-        <w:rPr>
-          <w:rFonts w:ascii="Times New Roman" w:hAnsi="Times New Roman" w:eastAsia="Times New Roman"/>
-          <w:b w:val="0"/>
-          <w:caps w:val="0"/>
-          <w:sz w:val="24"/>
-        </w:rPr>
-        <w:t>Date: ____________________</w:t>
-      </w:r>
-    </w:p>
-    <w:p>
-      <w:pPr>
-        <w:spacing w:line="360" w:lineRule="auto" w:after="160" w:before="0"/>
-        <w:jc w:val="both"/>
-      </w:pPr>
-      <w:r>
-        <w:rPr>
-          <w:rFonts w:ascii="Times New Roman" w:hAnsi="Times New Roman" w:eastAsia="Times New Roman"/>
-          <w:b w:val="0"/>
-          <w:caps w:val="0"/>
-          <w:sz w:val="24"/>
-        </w:rPr>
-      </w:r>
-    </w:p>
-    <w:p>
-      <w:pPr>
-        <w:spacing w:line="360" w:lineRule="auto" w:after="160" w:before="0"/>
-        <w:jc w:val="left"/>
-      </w:pPr>
-      <w:r>
-        <w:rPr>
-          <w:rFonts w:ascii="Times New Roman" w:hAnsi="Times New Roman" w:eastAsia="Times New Roman"/>
-          <w:b w:val="0"/>
-          <w:caps w:val="0"/>
-          <w:sz w:val="24"/>
-        </w:rPr>
-        <w:t>______________________________</w:t>
-      </w:r>
-    </w:p>
-    <w:p>
-      <w:pPr>
-        <w:spacing w:line="360" w:lineRule="auto" w:after="160" w:before="0"/>
-        <w:jc w:val="left"/>
-      </w:pPr>
-      <w:r>
-        <w:rPr>
-          <w:rFonts w:ascii="Times New Roman" w:hAnsi="Times New Roman" w:eastAsia="Times New Roman"/>
-          <w:b/>
-          <w:caps w:val="0"/>
-          <w:sz w:val="24"/>
-        </w:rPr>
-        <w:t>External Examiner</w:t>
-      </w:r>
-    </w:p>
-    <w:p>
-      <w:pPr>
-        <w:spacing w:line="360" w:lineRule="auto" w:after="160" w:before="0"/>
-        <w:jc w:val="left"/>
-      </w:pPr>
-      <w:r>
-        <w:rPr>
-          <w:rFonts w:ascii="Times New Roman" w:hAnsi="Times New Roman" w:eastAsia="Times New Roman"/>
-          <w:b w:val="0"/>
-          <w:caps w:val="0"/>
-          <w:sz w:val="24"/>
-        </w:rPr>
-        <w:t>Date: ____________________</w:t>
+        <w:t>This project is dedicated to Almighty God for His guidance throughout my studies, and to my beloved parents and family, whose support made this work possible.</w:t>
       </w:r>
     </w:p>
     <w:p>
@@ -462,10 +295,9 @@
         <w:rPr>
           <w:rFonts w:ascii="Times New Roman" w:hAnsi="Times New Roman" w:eastAsia="Times New Roman"/>
           <w:b/>
-          <w:caps w:val="0"/>
           <w:sz w:val="28"/>
         </w:rPr>
-        <w:t>APPROVAL PAGE</w:t>
+        <w:t>ACKNOWLEDGEMENT</w:t>
       </w:r>
     </w:p>
     <w:p>
@@ -478,128 +310,39 @@
         <w:rPr>
           <w:rFonts w:ascii="Times New Roman" w:hAnsi="Times New Roman" w:eastAsia="Times New Roman"/>
           <w:b w:val="0"/>
-          <w:caps w:val="0"/>
           <w:sz w:val="24"/>
         </w:rPr>
-        <w:t>This project has been read and approved as meeting the requirements of the Department of COMPUTER SCIENCE, IGBAJO POLYTECHNIC, IGBAJO, OSUN STATE, for the award of the NATIONAL DIPLOMA (ND) IN COMPUTER SCIENCE.</w:t>
+        <w:t>I thank Almighty God for the wisdom and strength to complete this project.</w:t>
       </w:r>
     </w:p>
     <w:p>
       <w:pPr>
         <w:spacing w:line="360" w:lineRule="auto" w:after="160" w:before="0"/>
+        <w:ind w:firstLine="720"/>
         <w:jc w:val="both"/>
       </w:pPr>
       <w:r>
         <w:rPr>
           <w:rFonts w:ascii="Times New Roman" w:hAnsi="Times New Roman" w:eastAsia="Times New Roman"/>
           <w:b w:val="0"/>
-          <w:caps w:val="0"/>
           <w:sz w:val="24"/>
         </w:rPr>
+        <w:t>I am grateful to my project supervisor, ALAYANDE, KAYODE GABRIEL, for guidance and constructive corrections. I also thank the lecturers in the Department of COMPUTER SCIENCE, IGBAJO POLYTECHNIC, IGBAJO, OSUN STATE, for the training I received during the National Diploma programme.</w:t>
       </w:r>
     </w:p>
     <w:p>
       <w:pPr>
         <w:spacing w:line="360" w:lineRule="auto" w:after="160" w:before="0"/>
-        <w:jc w:val="left"/>
-      </w:pPr>
-      <w:r>
-        <w:rPr>
-          <w:rFonts w:ascii="Times New Roman" w:hAnsi="Times New Roman" w:eastAsia="Times New Roman"/>
-          <w:b/>
-          <w:caps w:val="0"/>
-          <w:sz w:val="24"/>
-        </w:rPr>
-        <w:t>MAKANJUOLA AKINLEKAN OLADELE</w:t>
-      </w:r>
-    </w:p>
-    <w:p>
-      <w:pPr>
-        <w:spacing w:line="360" w:lineRule="auto" w:after="160" w:before="0"/>
-        <w:jc w:val="left"/>
+        <w:ind w:firstLine="720"/>
+        <w:jc w:val="both"/>
       </w:pPr>
       <w:r>
         <w:rPr>
           <w:rFonts w:ascii="Times New Roman" w:hAnsi="Times New Roman" w:eastAsia="Times New Roman"/>
           <w:b w:val="0"/>
-          <w:caps w:val="0"/>
           <w:sz w:val="24"/>
         </w:rPr>
-        <w:t>(Student)</w:t>
-      </w:r>
-    </w:p>
-    <w:p>
-      <w:pPr>
-        <w:spacing w:line="360" w:lineRule="auto" w:after="160" w:before="0"/>
-        <w:jc w:val="left"/>
-      </w:pPr>
-      <w:r>
-        <w:rPr>
-          <w:rFonts w:ascii="Times New Roman" w:hAnsi="Times New Roman" w:eastAsia="Times New Roman"/>
-          <w:b w:val="0"/>
-          <w:caps w:val="0"/>
-          <w:sz w:val="24"/>
-        </w:rPr>
-        <w:t>Signature/Date: ______________________</w:t>
-      </w:r>
-    </w:p>
-    <w:p>
-      <w:pPr>
-        <w:spacing w:line="360" w:lineRule="auto" w:after="160" w:before="0"/>
-        <w:jc w:val="both"/>
-      </w:pPr>
-      <w:r>
-        <w:rPr>
-          <w:rFonts w:ascii="Times New Roman" w:hAnsi="Times New Roman" w:eastAsia="Times New Roman"/>
-          <w:b w:val="0"/>
-          <w:caps w:val="0"/>
-          <w:sz w:val="24"/>
-        </w:rPr>
-      </w:r>
-    </w:p>
-    <w:p>
-      <w:pPr>
-        <w:spacing w:line="360" w:lineRule="auto" w:after="160" w:before="0"/>
-        <w:jc w:val="left"/>
-      </w:pPr>
-      <w:r>
-        <w:rPr>
-          <w:rFonts w:ascii="Times New Roman" w:hAnsi="Times New Roman" w:eastAsia="Times New Roman"/>
-          <w:b/>
-          <w:caps w:val="0"/>
-          <w:sz w:val="24"/>
-        </w:rPr>
-        <w:t>ALAYANDE, KAYODE GABRIEL</w:t>
-      </w:r>
-    </w:p>
-    <w:p>
-      <w:pPr>
-        <w:spacing w:line="360" w:lineRule="auto" w:after="160" w:before="0"/>
-        <w:jc w:val="left"/>
-      </w:pPr>
-      <w:r>
-        <w:rPr>
-          <w:rFonts w:ascii="Times New Roman" w:hAnsi="Times New Roman" w:eastAsia="Times New Roman"/>
-          <w:b w:val="0"/>
-          <w:caps w:val="0"/>
-          <w:sz w:val="24"/>
-        </w:rPr>
-        <w:t>(Supervisor)</w:t>
-      </w:r>
-    </w:p>
-    <w:p>
-      <w:pPr>
-        <w:spacing w:line="360" w:lineRule="auto" w:after="160" w:before="0"/>
-        <w:jc w:val="left"/>
-      </w:pPr>
-      <w:r>
-        <w:rPr>
-          <w:rFonts w:ascii="Times New Roman" w:hAnsi="Times New Roman" w:eastAsia="Times New Roman"/>
-          <w:b w:val="0"/>
-          <w:caps w:val="0"/>
-          <w:sz w:val="24"/>
-        </w:rPr>
-        <w:t>Signature/Date: ______________________</w:t>
+        <w:t>My appreciation goes to my family and to my classmates and friends for encouragement during the development and documentation of this system.</w:t>
       </w:r>
     </w:p>
     <w:p>
@@ -616,10 +359,9 @@
         <w:rPr>
           <w:rFonts w:ascii="Times New Roman" w:hAnsi="Times New Roman" w:eastAsia="Times New Roman"/>
           <w:b/>
-          <w:caps w:val="0"/>
           <w:sz w:val="28"/>
         </w:rPr>
-        <w:t>DEDICATION</w:t>
+        <w:t>ABSTRACT</w:t>
       </w:r>
     </w:p>
     <w:p>
@@ -632,10 +374,39 @@
         <w:rPr>
           <w:rFonts w:ascii="Times New Roman" w:hAnsi="Times New Roman" w:eastAsia="Times New Roman"/>
           <w:b w:val="0"/>
-          <w:caps w:val="0"/>
           <w:sz w:val="24"/>
         </w:rPr>
-        <w:t>This project is dedicated to Almighty God for His guidance and protection throughout my studies, and to my beloved family, especially my beloved parents and family, for their endless support, encouragement, and sacrifices.</w:t>
+        <w:t>Staff attendance is a core administrative activity in schools, offices and other organisations. Many institutions still rely on paper registers. That approach is slow, difficult to summarise into reports, and vulnerable to buddy punching, where one person marks attendance for another. This project presents a computerised staff attendance system that uses Personal Identification Number (PIN) authentication together with photographic verification at a shared reception kiosk.</w:t>
+      </w:r>
+    </w:p>
+    <w:p>
+      <w:pPr>
+        <w:spacing w:line="360" w:lineRule="auto" w:after="160" w:before="0"/>
+        <w:ind w:firstLine="720"/>
+        <w:jc w:val="both"/>
+      </w:pPr>
+      <w:r>
+        <w:rPr>
+          <w:rFonts w:ascii="Times New Roman" w:hAnsi="Times New Roman" w:eastAsia="Times New Roman"/>
+          <w:b w:val="0"/>
+          <w:sz w:val="24"/>
+        </w:rPr>
+        <w:t>In the implemented system, a staff member selects his or her name, enters a four-digit PIN set by the administrator, and captures a live photograph before clocking in or out. Where a photograph is missing, where a duplicate attempt occurs on the same day, or where no profile photograph is on file, the attempt is placed in a review queue for the administrator to compare the live capture with the stored profile photograph. The application also supports leave requests, attendance history and management reports.</w:t>
+      </w:r>
+    </w:p>
+    <w:p>
+      <w:pPr>
+        <w:spacing w:line="360" w:lineRule="auto" w:after="160" w:before="0"/>
+        <w:ind w:firstLine="720"/>
+        <w:jc w:val="both"/>
+      </w:pPr>
+      <w:r>
+        <w:rPr>
+          <w:rFonts w:ascii="Times New Roman" w:hAnsi="Times New Roman" w:eastAsia="Times New Roman"/>
+          <w:b w:val="0"/>
+          <w:sz w:val="24"/>
+        </w:rPr>
+        <w:t>The software was developed with Next.js and TypeScript for the interface, Supabase for authentication and PostgreSQL storage, and Electron for an optional Windows desktop package. Testing showed that the system records attendance events when connected to the internet, blocks self check-in from personal phones, and gives administrators visual evidence for disputed clocking attempts. The work therefore offers a practical, low-cost alternative to expensive fingerprint machines while still strengthening attendance integrity through PIN and photo verification.</w:t>
       </w:r>
     </w:p>
     <w:p>
@@ -652,74 +423,773 @@
         <w:rPr>
           <w:rFonts w:ascii="Times New Roman" w:hAnsi="Times New Roman" w:eastAsia="Times New Roman"/>
           <w:b/>
-          <w:caps w:val="0"/>
           <w:sz w:val="28"/>
         </w:rPr>
-        <w:t>ACKNOWLEDGEMENT</w:t>
+        <w:t>TABLE OF CONTENTS</w:t>
       </w:r>
     </w:p>
     <w:p>
       <w:pPr>
-        <w:spacing w:line="360" w:lineRule="auto" w:after="160" w:before="0"/>
-        <w:ind w:firstLine="720"/>
-        <w:jc w:val="both"/>
+        <w:spacing w:line="360" w:lineRule="auto" w:after="40" w:before="0"/>
+        <w:jc w:val="left"/>
       </w:pPr>
       <w:r>
         <w:rPr>
           <w:rFonts w:ascii="Times New Roman" w:hAnsi="Times New Roman" w:eastAsia="Times New Roman"/>
           <w:b w:val="0"/>
-          <w:caps w:val="0"/>
           <w:sz w:val="24"/>
         </w:rPr>
-        <w:t>I give all glory to Almighty God for the wisdom, strength, and grace to complete this project successfully.</w:t>
+        <w:t>Title Page</w:t>
       </w:r>
     </w:p>
     <w:p>
       <w:pPr>
-        <w:spacing w:line="360" w:lineRule="auto" w:after="160" w:before="0"/>
-        <w:ind w:firstLine="720"/>
-        <w:jc w:val="both"/>
+        <w:spacing w:line="360" w:lineRule="auto" w:after="40" w:before="0"/>
+        <w:jc w:val="left"/>
       </w:pPr>
       <w:r>
         <w:rPr>
           <w:rFonts w:ascii="Times New Roman" w:hAnsi="Times New Roman" w:eastAsia="Times New Roman"/>
           <w:b w:val="0"/>
-          <w:caps w:val="0"/>
           <w:sz w:val="24"/>
         </w:rPr>
-        <w:t>My sincere gratitude goes to my supervisor, ALAYANDE, KAYODE GABRIEL, for the guidance, corrections, and patience that shaped this work. I also appreciate all the lecturers in the Department of COMPUTER SCIENCE for the knowledge they imparted to me.</w:t>
+        <w:t>Dedication</w:t>
       </w:r>
     </w:p>
     <w:p>
       <w:pPr>
-        <w:spacing w:line="360" w:lineRule="auto" w:after="160" w:before="0"/>
-        <w:ind w:firstLine="720"/>
-        <w:jc w:val="both"/>
+        <w:spacing w:line="360" w:lineRule="auto" w:after="40" w:before="0"/>
+        <w:jc w:val="left"/>
       </w:pPr>
       <w:r>
         <w:rPr>
           <w:rFonts w:ascii="Times New Roman" w:hAnsi="Times New Roman" w:eastAsia="Times New Roman"/>
           <w:b w:val="0"/>
-          <w:caps w:val="0"/>
           <w:sz w:val="24"/>
         </w:rPr>
-        <w:t>I am deeply thankful to my parents and family for their financial and moral support, and to my friends and colleagues, especially my classmates and friends, for their encouragement during this programme.</w:t>
+        <w:t>Acknowledgement</w:t>
       </w:r>
     </w:p>
     <w:p>
       <w:pPr>
-        <w:spacing w:line="360" w:lineRule="auto" w:after="160" w:before="0"/>
-        <w:ind w:firstLine="720"/>
-        <w:jc w:val="both"/>
+        <w:spacing w:line="360" w:lineRule="auto" w:after="40" w:before="0"/>
+        <w:jc w:val="left"/>
       </w:pPr>
       <w:r>
         <w:rPr>
           <w:rFonts w:ascii="Times New Roman" w:hAnsi="Times New Roman" w:eastAsia="Times New Roman"/>
           <w:b w:val="0"/>
-          <w:caps w:val="0"/>
           <w:sz w:val="24"/>
         </w:rPr>
-        <w:t>Finally, I thank everyone who contributed in one way or another to the success of this project. May God bless you all.</w:t>
+        <w:t>Abstract</w:t>
+      </w:r>
+    </w:p>
+    <w:p>
+      <w:pPr>
+        <w:spacing w:line="360" w:lineRule="auto" w:after="40" w:before="0"/>
+        <w:jc w:val="left"/>
+      </w:pPr>
+      <w:r>
+        <w:rPr>
+          <w:rFonts w:ascii="Times New Roman" w:hAnsi="Times New Roman" w:eastAsia="Times New Roman"/>
+          <w:b w:val="0"/>
+          <w:sz w:val="24"/>
+        </w:rPr>
+        <w:t>Table of Contents</w:t>
+      </w:r>
+    </w:p>
+    <w:p>
+      <w:pPr>
+        <w:spacing w:line="360" w:lineRule="auto" w:after="40" w:before="0"/>
+        <w:jc w:val="left"/>
+      </w:pPr>
+      <w:r>
+        <w:rPr>
+          <w:rFonts w:ascii="Times New Roman" w:hAnsi="Times New Roman" w:eastAsia="Times New Roman"/>
+          <w:b w:val="0"/>
+          <w:sz w:val="24"/>
+        </w:rPr>
+        <w:t>List of Figures</w:t>
+      </w:r>
+    </w:p>
+    <w:p>
+      <w:pPr>
+        <w:spacing w:line="360" w:lineRule="auto" w:after="40" w:before="0"/>
+        <w:jc w:val="left"/>
+      </w:pPr>
+      <w:r>
+        <w:rPr>
+          <w:rFonts w:ascii="Times New Roman" w:hAnsi="Times New Roman" w:eastAsia="Times New Roman"/>
+          <w:b w:val="0"/>
+          <w:sz w:val="24"/>
+        </w:rPr>
+        <w:t>List of Tables</w:t>
+      </w:r>
+    </w:p>
+    <w:p>
+      <w:pPr>
+        <w:spacing w:line="360" w:lineRule="auto" w:after="40" w:before="0"/>
+        <w:jc w:val="left"/>
+      </w:pPr>
+      <w:r>
+        <w:rPr>
+          <w:rFonts w:ascii="Times New Roman" w:hAnsi="Times New Roman" w:eastAsia="Times New Roman"/>
+          <w:b w:val="0"/>
+          <w:sz w:val="24"/>
+        </w:rPr>
+      </w:r>
+    </w:p>
+    <w:p>
+      <w:pPr>
+        <w:spacing w:line="360" w:lineRule="auto" w:after="40" w:before="0"/>
+        <w:jc w:val="left"/>
+      </w:pPr>
+      <w:r>
+        <w:rPr>
+          <w:rFonts w:ascii="Times New Roman" w:hAnsi="Times New Roman" w:eastAsia="Times New Roman"/>
+          <w:b w:val="0"/>
+          <w:sz w:val="24"/>
+        </w:rPr>
+        <w:t>CHAPTER ONE: INTRODUCTION</w:t>
+      </w:r>
+    </w:p>
+    <w:p>
+      <w:pPr>
+        <w:spacing w:line="360" w:lineRule="auto" w:after="40" w:before="0"/>
+        <w:jc w:val="left"/>
+      </w:pPr>
+      <w:r>
+        <w:rPr>
+          <w:rFonts w:ascii="Times New Roman" w:hAnsi="Times New Roman" w:eastAsia="Times New Roman"/>
+          <w:b w:val="0"/>
+          <w:sz w:val="24"/>
+        </w:rPr>
+        <w:t>1.1 Background of the Study</w:t>
+      </w:r>
+    </w:p>
+    <w:p>
+      <w:pPr>
+        <w:spacing w:line="360" w:lineRule="auto" w:after="40" w:before="0"/>
+        <w:jc w:val="left"/>
+      </w:pPr>
+      <w:r>
+        <w:rPr>
+          <w:rFonts w:ascii="Times New Roman" w:hAnsi="Times New Roman" w:eastAsia="Times New Roman"/>
+          <w:b w:val="0"/>
+          <w:sz w:val="24"/>
+        </w:rPr>
+        <w:t>1.2 Statement of the Problem</w:t>
+      </w:r>
+    </w:p>
+    <w:p>
+      <w:pPr>
+        <w:spacing w:line="360" w:lineRule="auto" w:after="40" w:before="0"/>
+        <w:jc w:val="left"/>
+      </w:pPr>
+      <w:r>
+        <w:rPr>
+          <w:rFonts w:ascii="Times New Roman" w:hAnsi="Times New Roman" w:eastAsia="Times New Roman"/>
+          <w:b w:val="0"/>
+          <w:sz w:val="24"/>
+        </w:rPr>
+        <w:t>1.3 Aim and Objectives of the Study</w:t>
+      </w:r>
+    </w:p>
+    <w:p>
+      <w:pPr>
+        <w:spacing w:line="360" w:lineRule="auto" w:after="40" w:before="0"/>
+        <w:jc w:val="left"/>
+      </w:pPr>
+      <w:r>
+        <w:rPr>
+          <w:rFonts w:ascii="Times New Roman" w:hAnsi="Times New Roman" w:eastAsia="Times New Roman"/>
+          <w:b w:val="0"/>
+          <w:sz w:val="24"/>
+        </w:rPr>
+        <w:t>1.4 Significance of the Study</w:t>
+      </w:r>
+    </w:p>
+    <w:p>
+      <w:pPr>
+        <w:spacing w:line="360" w:lineRule="auto" w:after="40" w:before="0"/>
+        <w:jc w:val="left"/>
+      </w:pPr>
+      <w:r>
+        <w:rPr>
+          <w:rFonts w:ascii="Times New Roman" w:hAnsi="Times New Roman" w:eastAsia="Times New Roman"/>
+          <w:b w:val="0"/>
+          <w:sz w:val="24"/>
+        </w:rPr>
+        <w:t>1.5 Scope of the Study</w:t>
+      </w:r>
+    </w:p>
+    <w:p>
+      <w:pPr>
+        <w:spacing w:line="360" w:lineRule="auto" w:after="40" w:before="0"/>
+        <w:jc w:val="left"/>
+      </w:pPr>
+      <w:r>
+        <w:rPr>
+          <w:rFonts w:ascii="Times New Roman" w:hAnsi="Times New Roman" w:eastAsia="Times New Roman"/>
+          <w:b w:val="0"/>
+          <w:sz w:val="24"/>
+        </w:rPr>
+        <w:t>1.6 Limitations of the Study</w:t>
+      </w:r>
+    </w:p>
+    <w:p>
+      <w:pPr>
+        <w:spacing w:line="360" w:lineRule="auto" w:after="40" w:before="0"/>
+        <w:jc w:val="left"/>
+      </w:pPr>
+      <w:r>
+        <w:rPr>
+          <w:rFonts w:ascii="Times New Roman" w:hAnsi="Times New Roman" w:eastAsia="Times New Roman"/>
+          <w:b w:val="0"/>
+          <w:sz w:val="24"/>
+        </w:rPr>
+        <w:t>1.7 Definition of Terms</w:t>
+      </w:r>
+    </w:p>
+    <w:p>
+      <w:pPr>
+        <w:spacing w:line="360" w:lineRule="auto" w:after="40" w:before="0"/>
+        <w:jc w:val="left"/>
+      </w:pPr>
+      <w:r>
+        <w:rPr>
+          <w:rFonts w:ascii="Times New Roman" w:hAnsi="Times New Roman" w:eastAsia="Times New Roman"/>
+          <w:b w:val="0"/>
+          <w:sz w:val="24"/>
+        </w:rPr>
+      </w:r>
+    </w:p>
+    <w:p>
+      <w:pPr>
+        <w:spacing w:line="360" w:lineRule="auto" w:after="40" w:before="0"/>
+        <w:jc w:val="left"/>
+      </w:pPr>
+      <w:r>
+        <w:rPr>
+          <w:rFonts w:ascii="Times New Roman" w:hAnsi="Times New Roman" w:eastAsia="Times New Roman"/>
+          <w:b w:val="0"/>
+          <w:sz w:val="24"/>
+        </w:rPr>
+        <w:t>CHAPTER TWO: LITERATURE REVIEW</w:t>
+      </w:r>
+    </w:p>
+    <w:p>
+      <w:pPr>
+        <w:spacing w:line="360" w:lineRule="auto" w:after="40" w:before="0"/>
+        <w:jc w:val="left"/>
+      </w:pPr>
+      <w:r>
+        <w:rPr>
+          <w:rFonts w:ascii="Times New Roman" w:hAnsi="Times New Roman" w:eastAsia="Times New Roman"/>
+          <w:b w:val="0"/>
+          <w:sz w:val="24"/>
+        </w:rPr>
+        <w:t>2.1 Introduction</w:t>
+      </w:r>
+    </w:p>
+    <w:p>
+      <w:pPr>
+        <w:spacing w:line="360" w:lineRule="auto" w:after="40" w:before="0"/>
+        <w:jc w:val="left"/>
+      </w:pPr>
+      <w:r>
+        <w:rPr>
+          <w:rFonts w:ascii="Times New Roman" w:hAnsi="Times New Roman" w:eastAsia="Times New Roman"/>
+          <w:b w:val="0"/>
+          <w:sz w:val="24"/>
+        </w:rPr>
+        <w:t>2.2 Staff Attendance Management</w:t>
+      </w:r>
+    </w:p>
+    <w:p>
+      <w:pPr>
+        <w:spacing w:line="360" w:lineRule="auto" w:after="40" w:before="0"/>
+        <w:jc w:val="left"/>
+      </w:pPr>
+      <w:r>
+        <w:rPr>
+          <w:rFonts w:ascii="Times New Roman" w:hAnsi="Times New Roman" w:eastAsia="Times New Roman"/>
+          <w:b w:val="0"/>
+          <w:sz w:val="24"/>
+        </w:rPr>
+        <w:t>2.3 Manual Attendance Practices</w:t>
+      </w:r>
+    </w:p>
+    <w:p>
+      <w:pPr>
+        <w:spacing w:line="360" w:lineRule="auto" w:after="40" w:before="0"/>
+        <w:jc w:val="left"/>
+      </w:pPr>
+      <w:r>
+        <w:rPr>
+          <w:rFonts w:ascii="Times New Roman" w:hAnsi="Times New Roman" w:eastAsia="Times New Roman"/>
+          <w:b w:val="0"/>
+          <w:sz w:val="24"/>
+        </w:rPr>
+        <w:t>2.4 Related Computerised Approaches</w:t>
+      </w:r>
+    </w:p>
+    <w:p>
+      <w:pPr>
+        <w:spacing w:line="360" w:lineRule="auto" w:after="40" w:before="0"/>
+        <w:jc w:val="left"/>
+      </w:pPr>
+      <w:r>
+        <w:rPr>
+          <w:rFonts w:ascii="Times New Roman" w:hAnsi="Times New Roman" w:eastAsia="Times New Roman"/>
+          <w:b w:val="0"/>
+          <w:sz w:val="24"/>
+        </w:rPr>
+        <w:t>2.5 PIN-Based Authentication</w:t>
+      </w:r>
+    </w:p>
+    <w:p>
+      <w:pPr>
+        <w:spacing w:line="360" w:lineRule="auto" w:after="40" w:before="0"/>
+        <w:jc w:val="left"/>
+      </w:pPr>
+      <w:r>
+        <w:rPr>
+          <w:rFonts w:ascii="Times New Roman" w:hAnsi="Times New Roman" w:eastAsia="Times New Roman"/>
+          <w:b w:val="0"/>
+          <w:sz w:val="24"/>
+        </w:rPr>
+        <w:t>2.6 Photographic Verification in Attendance</w:t>
+      </w:r>
+    </w:p>
+    <w:p>
+      <w:pPr>
+        <w:spacing w:line="360" w:lineRule="auto" w:after="40" w:before="0"/>
+        <w:jc w:val="left"/>
+      </w:pPr>
+      <w:r>
+        <w:rPr>
+          <w:rFonts w:ascii="Times New Roman" w:hAnsi="Times New Roman" w:eastAsia="Times New Roman"/>
+          <w:b w:val="0"/>
+          <w:sz w:val="24"/>
+        </w:rPr>
+        <w:t>2.7 Summary of Reviewed Works</w:t>
+      </w:r>
+    </w:p>
+    <w:p>
+      <w:pPr>
+        <w:spacing w:line="360" w:lineRule="auto" w:after="40" w:before="0"/>
+        <w:jc w:val="left"/>
+      </w:pPr>
+      <w:r>
+        <w:rPr>
+          <w:rFonts w:ascii="Times New Roman" w:hAnsi="Times New Roman" w:eastAsia="Times New Roman"/>
+          <w:b w:val="0"/>
+          <w:sz w:val="24"/>
+        </w:rPr>
+      </w:r>
+    </w:p>
+    <w:p>
+      <w:pPr>
+        <w:spacing w:line="360" w:lineRule="auto" w:after="40" w:before="0"/>
+        <w:jc w:val="left"/>
+      </w:pPr>
+      <w:r>
+        <w:rPr>
+          <w:rFonts w:ascii="Times New Roman" w:hAnsi="Times New Roman" w:eastAsia="Times New Roman"/>
+          <w:b w:val="0"/>
+          <w:sz w:val="24"/>
+        </w:rPr>
+        <w:t>CHAPTER THREE: SYSTEM ANALYSIS AND METHODOLOGY</w:t>
+      </w:r>
+    </w:p>
+    <w:p>
+      <w:pPr>
+        <w:spacing w:line="360" w:lineRule="auto" w:after="40" w:before="0"/>
+        <w:jc w:val="left"/>
+      </w:pPr>
+      <w:r>
+        <w:rPr>
+          <w:rFonts w:ascii="Times New Roman" w:hAnsi="Times New Roman" w:eastAsia="Times New Roman"/>
+          <w:b w:val="0"/>
+          <w:sz w:val="24"/>
+        </w:rPr>
+        <w:t>3.1 Introduction</w:t>
+      </w:r>
+    </w:p>
+    <w:p>
+      <w:pPr>
+        <w:spacing w:line="360" w:lineRule="auto" w:after="40" w:before="0"/>
+        <w:jc w:val="left"/>
+      </w:pPr>
+      <w:r>
+        <w:rPr>
+          <w:rFonts w:ascii="Times New Roman" w:hAnsi="Times New Roman" w:eastAsia="Times New Roman"/>
+          <w:b w:val="0"/>
+          <w:sz w:val="24"/>
+        </w:rPr>
+        <w:t>3.2 Methodology</w:t>
+      </w:r>
+    </w:p>
+    <w:p>
+      <w:pPr>
+        <w:spacing w:line="360" w:lineRule="auto" w:after="40" w:before="0"/>
+        <w:jc w:val="left"/>
+      </w:pPr>
+      <w:r>
+        <w:rPr>
+          <w:rFonts w:ascii="Times New Roman" w:hAnsi="Times New Roman" w:eastAsia="Times New Roman"/>
+          <w:b w:val="0"/>
+          <w:sz w:val="24"/>
+        </w:rPr>
+        <w:t>3.3 Analysis of the Existing System</w:t>
+      </w:r>
+    </w:p>
+    <w:p>
+      <w:pPr>
+        <w:spacing w:line="360" w:lineRule="auto" w:after="40" w:before="0"/>
+        <w:jc w:val="left"/>
+      </w:pPr>
+      <w:r>
+        <w:rPr>
+          <w:rFonts w:ascii="Times New Roman" w:hAnsi="Times New Roman" w:eastAsia="Times New Roman"/>
+          <w:b w:val="0"/>
+          <w:sz w:val="24"/>
+        </w:rPr>
+        <w:t>3.4 Weaknesses of the Existing System</w:t>
+      </w:r>
+    </w:p>
+    <w:p>
+      <w:pPr>
+        <w:spacing w:line="360" w:lineRule="auto" w:after="40" w:before="0"/>
+        <w:jc w:val="left"/>
+      </w:pPr>
+      <w:r>
+        <w:rPr>
+          <w:rFonts w:ascii="Times New Roman" w:hAnsi="Times New Roman" w:eastAsia="Times New Roman"/>
+          <w:b w:val="0"/>
+          <w:sz w:val="24"/>
+        </w:rPr>
+        <w:t>3.5 The Proposed System</w:t>
+      </w:r>
+    </w:p>
+    <w:p>
+      <w:pPr>
+        <w:spacing w:line="360" w:lineRule="auto" w:after="40" w:before="0"/>
+        <w:jc w:val="left"/>
+      </w:pPr>
+      <w:r>
+        <w:rPr>
+          <w:rFonts w:ascii="Times New Roman" w:hAnsi="Times New Roman" w:eastAsia="Times New Roman"/>
+          <w:b w:val="0"/>
+          <w:sz w:val="24"/>
+        </w:rPr>
+        <w:t>3.6 Requirements Specification</w:t>
+      </w:r>
+    </w:p>
+    <w:p>
+      <w:pPr>
+        <w:spacing w:line="360" w:lineRule="auto" w:after="40" w:before="0"/>
+        <w:jc w:val="left"/>
+      </w:pPr>
+      <w:r>
+        <w:rPr>
+          <w:rFonts w:ascii="Times New Roman" w:hAnsi="Times New Roman" w:eastAsia="Times New Roman"/>
+          <w:b w:val="0"/>
+          <w:sz w:val="24"/>
+        </w:rPr>
+        <w:t>3.7 Feasibility Considerations</w:t>
+      </w:r>
+    </w:p>
+    <w:p>
+      <w:pPr>
+        <w:spacing w:line="360" w:lineRule="auto" w:after="40" w:before="0"/>
+        <w:jc w:val="left"/>
+      </w:pPr>
+      <w:r>
+        <w:rPr>
+          <w:rFonts w:ascii="Times New Roman" w:hAnsi="Times New Roman" w:eastAsia="Times New Roman"/>
+          <w:b w:val="0"/>
+          <w:sz w:val="24"/>
+        </w:rPr>
+      </w:r>
+    </w:p>
+    <w:p>
+      <w:pPr>
+        <w:spacing w:line="360" w:lineRule="auto" w:after="40" w:before="0"/>
+        <w:jc w:val="left"/>
+      </w:pPr>
+      <w:r>
+        <w:rPr>
+          <w:rFonts w:ascii="Times New Roman" w:hAnsi="Times New Roman" w:eastAsia="Times New Roman"/>
+          <w:b w:val="0"/>
+          <w:sz w:val="24"/>
+        </w:rPr>
+        <w:t>CHAPTER FOUR: SYSTEM DESIGN AND IMPLEMENTATION</w:t>
+      </w:r>
+    </w:p>
+    <w:p>
+      <w:pPr>
+        <w:spacing w:line="360" w:lineRule="auto" w:after="40" w:before="0"/>
+        <w:jc w:val="left"/>
+      </w:pPr>
+      <w:r>
+        <w:rPr>
+          <w:rFonts w:ascii="Times New Roman" w:hAnsi="Times New Roman" w:eastAsia="Times New Roman"/>
+          <w:b w:val="0"/>
+          <w:sz w:val="24"/>
+        </w:rPr>
+        <w:t>4.1 Introduction</w:t>
+      </w:r>
+    </w:p>
+    <w:p>
+      <w:pPr>
+        <w:spacing w:line="360" w:lineRule="auto" w:after="40" w:before="0"/>
+        <w:jc w:val="left"/>
+      </w:pPr>
+      <w:r>
+        <w:rPr>
+          <w:rFonts w:ascii="Times New Roman" w:hAnsi="Times New Roman" w:eastAsia="Times New Roman"/>
+          <w:b w:val="0"/>
+          <w:sz w:val="24"/>
+        </w:rPr>
+        <w:t>4.2 System Architecture</w:t>
+      </w:r>
+    </w:p>
+    <w:p>
+      <w:pPr>
+        <w:spacing w:line="360" w:lineRule="auto" w:after="40" w:before="0"/>
+        <w:jc w:val="left"/>
+      </w:pPr>
+      <w:r>
+        <w:rPr>
+          <w:rFonts w:ascii="Times New Roman" w:hAnsi="Times New Roman" w:eastAsia="Times New Roman"/>
+          <w:b w:val="0"/>
+          <w:sz w:val="24"/>
+        </w:rPr>
+        <w:t>4.3 Database Design</w:t>
+      </w:r>
+    </w:p>
+    <w:p>
+      <w:pPr>
+        <w:spacing w:line="360" w:lineRule="auto" w:after="40" w:before="0"/>
+        <w:jc w:val="left"/>
+      </w:pPr>
+      <w:r>
+        <w:rPr>
+          <w:rFonts w:ascii="Times New Roman" w:hAnsi="Times New Roman" w:eastAsia="Times New Roman"/>
+          <w:b w:val="0"/>
+          <w:sz w:val="24"/>
+        </w:rPr>
+        <w:t>4.4 User Interface Design</w:t>
+      </w:r>
+    </w:p>
+    <w:p>
+      <w:pPr>
+        <w:spacing w:line="360" w:lineRule="auto" w:after="40" w:before="0"/>
+        <w:jc w:val="left"/>
+      </w:pPr>
+      <w:r>
+        <w:rPr>
+          <w:rFonts w:ascii="Times New Roman" w:hAnsi="Times New Roman" w:eastAsia="Times New Roman"/>
+          <w:b w:val="0"/>
+          <w:sz w:val="24"/>
+        </w:rPr>
+        <w:t>4.5 Clocking Process Design</w:t>
+      </w:r>
+    </w:p>
+    <w:p>
+      <w:pPr>
+        <w:spacing w:line="360" w:lineRule="auto" w:after="40" w:before="0"/>
+        <w:jc w:val="left"/>
+      </w:pPr>
+      <w:r>
+        <w:rPr>
+          <w:rFonts w:ascii="Times New Roman" w:hAnsi="Times New Roman" w:eastAsia="Times New Roman"/>
+          <w:b w:val="0"/>
+          <w:sz w:val="24"/>
+        </w:rPr>
+        <w:t>4.6 Implementation Tools</w:t>
+      </w:r>
+    </w:p>
+    <w:p>
+      <w:pPr>
+        <w:spacing w:line="360" w:lineRule="auto" w:after="40" w:before="0"/>
+        <w:jc w:val="left"/>
+      </w:pPr>
+      <w:r>
+        <w:rPr>
+          <w:rFonts w:ascii="Times New Roman" w:hAnsi="Times New Roman" w:eastAsia="Times New Roman"/>
+          <w:b w:val="0"/>
+          <w:sz w:val="24"/>
+        </w:rPr>
+        <w:t>4.7 Implementation Description</w:t>
+      </w:r>
+    </w:p>
+    <w:p>
+      <w:pPr>
+        <w:spacing w:line="360" w:lineRule="auto" w:after="40" w:before="0"/>
+        <w:jc w:val="left"/>
+      </w:pPr>
+      <w:r>
+        <w:rPr>
+          <w:rFonts w:ascii="Times New Roman" w:hAnsi="Times New Roman" w:eastAsia="Times New Roman"/>
+          <w:b w:val="0"/>
+          <w:sz w:val="24"/>
+        </w:rPr>
+        <w:t>4.8 Testing and Results</w:t>
+      </w:r>
+    </w:p>
+    <w:p>
+      <w:pPr>
+        <w:spacing w:line="360" w:lineRule="auto" w:after="40" w:before="0"/>
+        <w:jc w:val="left"/>
+      </w:pPr>
+      <w:r>
+        <w:rPr>
+          <w:rFonts w:ascii="Times New Roman" w:hAnsi="Times New Roman" w:eastAsia="Times New Roman"/>
+          <w:b w:val="0"/>
+          <w:sz w:val="24"/>
+        </w:rPr>
+        <w:t>4.9 Security Measures</w:t>
+      </w:r>
+    </w:p>
+    <w:p>
+      <w:pPr>
+        <w:spacing w:line="360" w:lineRule="auto" w:after="40" w:before="0"/>
+        <w:jc w:val="left"/>
+      </w:pPr>
+      <w:r>
+        <w:rPr>
+          <w:rFonts w:ascii="Times New Roman" w:hAnsi="Times New Roman" w:eastAsia="Times New Roman"/>
+          <w:b w:val="0"/>
+          <w:sz w:val="24"/>
+        </w:rPr>
+      </w:r>
+    </w:p>
+    <w:p>
+      <w:pPr>
+        <w:spacing w:line="360" w:lineRule="auto" w:after="40" w:before="0"/>
+        <w:jc w:val="left"/>
+      </w:pPr>
+      <w:r>
+        <w:rPr>
+          <w:rFonts w:ascii="Times New Roman" w:hAnsi="Times New Roman" w:eastAsia="Times New Roman"/>
+          <w:b w:val="0"/>
+          <w:sz w:val="24"/>
+        </w:rPr>
+        <w:t>CHAPTER FIVE: SUMMARY, CONCLUSION AND RECOMMENDATIONS</w:t>
+      </w:r>
+    </w:p>
+    <w:p>
+      <w:pPr>
+        <w:spacing w:line="360" w:lineRule="auto" w:after="40" w:before="0"/>
+        <w:jc w:val="left"/>
+      </w:pPr>
+      <w:r>
+        <w:rPr>
+          <w:rFonts w:ascii="Times New Roman" w:hAnsi="Times New Roman" w:eastAsia="Times New Roman"/>
+          <w:b w:val="0"/>
+          <w:sz w:val="24"/>
+        </w:rPr>
+        <w:t>5.1 Summary</w:t>
+      </w:r>
+    </w:p>
+    <w:p>
+      <w:pPr>
+        <w:spacing w:line="360" w:lineRule="auto" w:after="40" w:before="0"/>
+        <w:jc w:val="left"/>
+      </w:pPr>
+      <w:r>
+        <w:rPr>
+          <w:rFonts w:ascii="Times New Roman" w:hAnsi="Times New Roman" w:eastAsia="Times New Roman"/>
+          <w:b w:val="0"/>
+          <w:sz w:val="24"/>
+        </w:rPr>
+        <w:t>5.2 Conclusion</w:t>
+      </w:r>
+    </w:p>
+    <w:p>
+      <w:pPr>
+        <w:spacing w:line="360" w:lineRule="auto" w:after="40" w:before="0"/>
+        <w:jc w:val="left"/>
+      </w:pPr>
+      <w:r>
+        <w:rPr>
+          <w:rFonts w:ascii="Times New Roman" w:hAnsi="Times New Roman" w:eastAsia="Times New Roman"/>
+          <w:b w:val="0"/>
+          <w:sz w:val="24"/>
+        </w:rPr>
+        <w:t>5.3 Recommendations</w:t>
+      </w:r>
+    </w:p>
+    <w:p>
+      <w:pPr>
+        <w:spacing w:line="360" w:lineRule="auto" w:after="40" w:before="0"/>
+        <w:jc w:val="left"/>
+      </w:pPr>
+      <w:r>
+        <w:rPr>
+          <w:rFonts w:ascii="Times New Roman" w:hAnsi="Times New Roman" w:eastAsia="Times New Roman"/>
+          <w:b w:val="0"/>
+          <w:sz w:val="24"/>
+        </w:rPr>
+        <w:t>5.4 Suggestions for Further Studies</w:t>
+      </w:r>
+    </w:p>
+    <w:p>
+      <w:pPr>
+        <w:spacing w:line="360" w:lineRule="auto" w:after="40" w:before="0"/>
+        <w:jc w:val="left"/>
+      </w:pPr>
+      <w:r>
+        <w:rPr>
+          <w:rFonts w:ascii="Times New Roman" w:hAnsi="Times New Roman" w:eastAsia="Times New Roman"/>
+          <w:b w:val="0"/>
+          <w:sz w:val="24"/>
+        </w:rPr>
+      </w:r>
+    </w:p>
+    <w:p>
+      <w:pPr>
+        <w:spacing w:line="360" w:lineRule="auto" w:after="40" w:before="0"/>
+        <w:jc w:val="left"/>
+      </w:pPr>
+      <w:r>
+        <w:rPr>
+          <w:rFonts w:ascii="Times New Roman" w:hAnsi="Times New Roman" w:eastAsia="Times New Roman"/>
+          <w:b w:val="0"/>
+          <w:sz w:val="24"/>
+        </w:rPr>
+        <w:t>References</w:t>
+      </w:r>
+    </w:p>
+    <w:p>
+      <w:pPr>
+        <w:spacing w:line="360" w:lineRule="auto" w:after="40" w:before="0"/>
+        <w:jc w:val="left"/>
+      </w:pPr>
+      <w:r>
+        <w:rPr>
+          <w:rFonts w:ascii="Times New Roman" w:hAnsi="Times New Roman" w:eastAsia="Times New Roman"/>
+          <w:b w:val="0"/>
+          <w:sz w:val="24"/>
+        </w:rPr>
+        <w:t>Appendix A: Selected Source Code</w:t>
+      </w:r>
+    </w:p>
+    <w:p>
+      <w:pPr>
+        <w:spacing w:line="360" w:lineRule="auto" w:after="40" w:before="0"/>
+        <w:jc w:val="left"/>
+      </w:pPr>
+      <w:r>
+        <w:rPr>
+          <w:rFonts w:ascii="Times New Roman" w:hAnsi="Times New Roman" w:eastAsia="Times New Roman"/>
+          <w:b w:val="0"/>
+          <w:sz w:val="24"/>
+        </w:rPr>
+        <w:t>Appendix B: System Screenshots</w:t>
       </w:r>
     </w:p>
     <w:p>
@@ -736,58 +1206,149 @@
         <w:rPr>
           <w:rFonts w:ascii="Times New Roman" w:hAnsi="Times New Roman" w:eastAsia="Times New Roman"/>
           <w:b/>
-          <w:caps w:val="0"/>
           <w:sz w:val="28"/>
         </w:rPr>
-        <w:t>ABSTRACT</w:t>
+        <w:t>LIST OF FIGURES</w:t>
       </w:r>
     </w:p>
     <w:p>
       <w:pPr>
-        <w:spacing w:line="360" w:lineRule="auto" w:after="160" w:before="0"/>
-        <w:ind w:firstLine="720"/>
-        <w:jc w:val="both"/>
+        <w:spacing w:line="360" w:lineRule="auto" w:after="40" w:before="0"/>
+        <w:jc w:val="left"/>
       </w:pPr>
       <w:r>
         <w:rPr>
           <w:rFonts w:ascii="Times New Roman" w:hAnsi="Times New Roman" w:eastAsia="Times New Roman"/>
           <w:b w:val="0"/>
-          <w:caps w:val="0"/>
           <w:sz w:val="24"/>
         </w:rPr>
-        <w:t>Many organisations still record staff attendance using manual registers where employees sign in and out with pen and paper. This method is slow, prone to errors, difficult to compile into monthly reports, and open to abuse such as buddy punching, where one employee signs attendance for an absent colleague. This project presents the design and implementation of a computerised staff attendance system that authenticates staff using a Personal Identification Number (PIN) and photographic verification at a shared reception kiosk.</w:t>
+        <w:t>Figure 3.1 Software Development Stages Used in the Study</w:t>
       </w:r>
     </w:p>
     <w:p>
       <w:pPr>
-        <w:spacing w:line="360" w:lineRule="auto" w:after="160" w:before="0"/>
-        <w:ind w:firstLine="720"/>
-        <w:jc w:val="both"/>
+        <w:spacing w:line="360" w:lineRule="auto" w:after="40" w:before="0"/>
+        <w:jc w:val="left"/>
       </w:pPr>
       <w:r>
         <w:rPr>
           <w:rFonts w:ascii="Times New Roman" w:hAnsi="Times New Roman" w:eastAsia="Times New Roman"/>
           <w:b w:val="0"/>
-          <w:caps w:val="0"/>
           <w:sz w:val="24"/>
         </w:rPr>
-        <w:t>In the proposed system, an employee selects their name, enters a four-digit PIN issued by the administrator, and captures a photograph before clocking in or out. Suspicious attempts — such as a missing photograph, a duplicate entry on the same day, or a staff member without a stored profile photograph — are sent to a review queue where the administrator manually compares the captured photograph with the stored profile photograph before approving or rejecting the record. The system also provides leave management, attendance reporting, and role-based portals for administrators and staff.</w:t>
+        <w:t>Figure 4.1 Overall System Architecture</w:t>
       </w:r>
     </w:p>
     <w:p>
       <w:pPr>
-        <w:spacing w:line="360" w:lineRule="auto" w:after="160" w:before="0"/>
-        <w:ind w:firstLine="720"/>
-        <w:jc w:val="both"/>
+        <w:spacing w:line="360" w:lineRule="auto" w:after="40" w:before="0"/>
+        <w:jc w:val="left"/>
       </w:pPr>
       <w:r>
         <w:rPr>
           <w:rFonts w:ascii="Times New Roman" w:hAnsi="Times New Roman" w:eastAsia="Times New Roman"/>
           <w:b w:val="0"/>
-          <w:caps w:val="0"/>
           <w:sz w:val="24"/>
         </w:rPr>
-        <w:t>The system was developed using Next.js, TypeScript and Tailwind CSS for the user interface, and Supabase (PostgreSQL, Authentication and Storage) for the backend. It was deployed as a web application and packaged as a Windows desktop application using Electron. Testing confirmed that the system records clock-in and clock-out events reliably, reduces unauthorised self check-in from personal devices, and produces useful attendance reports. The system is therefore an affordable alternative to expensive fingerprint hardware while still providing practical verification through PIN and photo evidence.</w:t>
+        <w:t>Figure 4.2 Relationship among Major Data Stores</w:t>
+      </w:r>
+    </w:p>
+    <w:p>
+      <w:pPr>
+        <w:spacing w:line="360" w:lineRule="auto" w:after="40" w:before="0"/>
+        <w:jc w:val="left"/>
+      </w:pPr>
+      <w:r>
+        <w:rPr>
+          <w:rFonts w:ascii="Times New Roman" w:hAnsi="Times New Roman" w:eastAsia="Times New Roman"/>
+          <w:b w:val="0"/>
+          <w:sz w:val="24"/>
+        </w:rPr>
+        <w:t>Figure 4.3 Staff Clocking Flowchart</w:t>
+      </w:r>
+    </w:p>
+    <w:p>
+      <w:pPr>
+        <w:spacing w:line="360" w:lineRule="auto" w:after="40" w:before="0"/>
+        <w:jc w:val="left"/>
+      </w:pPr>
+      <w:r>
+        <w:rPr>
+          <w:rFonts w:ascii="Times New Roman" w:hAnsi="Times New Roman" w:eastAsia="Times New Roman"/>
+          <w:b w:val="0"/>
+          <w:sz w:val="24"/>
+        </w:rPr>
+        <w:t>Figure 4.4 Sign-in Screen</w:t>
+      </w:r>
+    </w:p>
+    <w:p>
+      <w:pPr>
+        <w:spacing w:line="360" w:lineRule="auto" w:after="40" w:before="0"/>
+        <w:jc w:val="left"/>
+      </w:pPr>
+      <w:r>
+        <w:rPr>
+          <w:rFonts w:ascii="Times New Roman" w:hAnsi="Times New Roman" w:eastAsia="Times New Roman"/>
+          <w:b w:val="0"/>
+          <w:sz w:val="24"/>
+        </w:rPr>
+        <w:t>Figure 4.5 Admin Dashboard</w:t>
+      </w:r>
+    </w:p>
+    <w:p>
+      <w:pPr>
+        <w:spacing w:line="360" w:lineRule="auto" w:after="40" w:before="0"/>
+        <w:jc w:val="left"/>
+      </w:pPr>
+      <w:r>
+        <w:rPr>
+          <w:rFonts w:ascii="Times New Roman" w:hAnsi="Times New Roman" w:eastAsia="Times New Roman"/>
+          <w:b w:val="0"/>
+          <w:sz w:val="24"/>
+        </w:rPr>
+        <w:t>Figure 4.6 Staff Record and PIN Setup Screen</w:t>
+      </w:r>
+    </w:p>
+    <w:p>
+      <w:pPr>
+        <w:spacing w:line="360" w:lineRule="auto" w:after="40" w:before="0"/>
+        <w:jc w:val="left"/>
+      </w:pPr>
+      <w:r>
+        <w:rPr>
+          <w:rFonts w:ascii="Times New Roman" w:hAnsi="Times New Roman" w:eastAsia="Times New Roman"/>
+          <w:b w:val="0"/>
+          <w:sz w:val="24"/>
+        </w:rPr>
+        <w:t>Figure 4.7 Reception Kiosk Clocking Screen</w:t>
+      </w:r>
+    </w:p>
+    <w:p>
+      <w:pPr>
+        <w:spacing w:line="360" w:lineRule="auto" w:after="40" w:before="0"/>
+        <w:jc w:val="left"/>
+      </w:pPr>
+      <w:r>
+        <w:rPr>
+          <w:rFonts w:ascii="Times New Roman" w:hAnsi="Times New Roman" w:eastAsia="Times New Roman"/>
+          <w:b w:val="0"/>
+          <w:sz w:val="24"/>
+        </w:rPr>
+        <w:t>Figure 4.8 Attendance Review Queue</w:t>
+      </w:r>
+    </w:p>
+    <w:p>
+      <w:pPr>
+        <w:spacing w:line="360" w:lineRule="auto" w:after="40" w:before="0"/>
+        <w:jc w:val="left"/>
+      </w:pPr>
+      <w:r>
+        <w:rPr>
+          <w:rFonts w:ascii="Times New Roman" w:hAnsi="Times New Roman" w:eastAsia="Times New Roman"/>
+          <w:b w:val="0"/>
+          <w:sz w:val="24"/>
+        </w:rPr>
+        <w:t>Figure 4.9 Attendance Report View</w:t>
       </w:r>
     </w:p>
     <w:p>
@@ -804,10 +1365,9 @@
         <w:rPr>
           <w:rFonts w:ascii="Times New Roman" w:hAnsi="Times New Roman" w:eastAsia="Times New Roman"/>
           <w:b/>
-          <w:caps w:val="0"/>
           <w:sz w:val="28"/>
         </w:rPr>
-        <w:t>TABLE OF CONTENTS</w:t>
+        <w:t>LIST OF TABLES</w:t>
       </w:r>
     </w:p>
     <w:p>
@@ -819,10 +1379,9 @@
         <w:rPr>
           <w:rFonts w:ascii="Times New Roman" w:hAnsi="Times New Roman" w:eastAsia="Times New Roman"/>
           <w:b w:val="0"/>
-          <w:caps w:val="0"/>
           <w:sz w:val="24"/>
         </w:rPr>
-        <w:t>Title Page</w:t>
+        <w:t>Table 3.1 Functional Requirements of the Proposed System</w:t>
       </w:r>
     </w:p>
     <w:p>
@@ -834,10 +1393,9 @@
         <w:rPr>
           <w:rFonts w:ascii="Times New Roman" w:hAnsi="Times New Roman" w:eastAsia="Times New Roman"/>
           <w:b w:val="0"/>
-          <w:caps w:val="0"/>
           <w:sz w:val="24"/>
         </w:rPr>
-        <w:t>Certification</w:t>
+        <w:t>Table 3.2 Hardware Requirements</w:t>
       </w:r>
     </w:p>
     <w:p>
@@ -849,10 +1407,9 @@
         <w:rPr>
           <w:rFonts w:ascii="Times New Roman" w:hAnsi="Times New Roman" w:eastAsia="Times New Roman"/>
           <w:b w:val="0"/>
-          <w:caps w:val="0"/>
           <w:sz w:val="24"/>
         </w:rPr>
-        <w:t>Approval Page</w:t>
+        <w:t>Table 3.3 Software Requirements</w:t>
       </w:r>
     </w:p>
     <w:p>
@@ -864,10 +1421,9 @@
         <w:rPr>
           <w:rFonts w:ascii="Times New Roman" w:hAnsi="Times New Roman" w:eastAsia="Times New Roman"/>
           <w:b w:val="0"/>
-          <w:caps w:val="0"/>
           <w:sz w:val="24"/>
         </w:rPr>
-        <w:t>Dedication</w:t>
+        <w:t>Table 4.1 Staff Profile Fields</w:t>
       </w:r>
     </w:p>
     <w:p>
@@ -879,10 +1435,9 @@
         <w:rPr>
           <w:rFonts w:ascii="Times New Roman" w:hAnsi="Times New Roman" w:eastAsia="Times New Roman"/>
           <w:b w:val="0"/>
-          <w:caps w:val="0"/>
           <w:sz w:val="24"/>
         </w:rPr>
-        <w:t>Acknowledgement</w:t>
+        <w:t>Table 4.2 Attendance Event Fields</w:t>
       </w:r>
     </w:p>
     <w:p>
@@ -894,10 +1449,9 @@
         <w:rPr>
           <w:rFonts w:ascii="Times New Roman" w:hAnsi="Times New Roman" w:eastAsia="Times New Roman"/>
           <w:b w:val="0"/>
-          <w:caps w:val="0"/>
           <w:sz w:val="24"/>
         </w:rPr>
-        <w:t>Abstract</w:t>
+        <w:t>Table 4.3 Review Queue Fields</w:t>
       </w:r>
     </w:p>
     <w:p>
@@ -909,874 +1463,9 @@
         <w:rPr>
           <w:rFonts w:ascii="Times New Roman" w:hAnsi="Times New Roman" w:eastAsia="Times New Roman"/>
           <w:b w:val="0"/>
-          <w:caps w:val="0"/>
           <w:sz w:val="24"/>
         </w:rPr>
-        <w:t>Table of Contents</w:t>
-      </w:r>
-    </w:p>
-    <w:p>
-      <w:pPr>
-        <w:spacing w:line="360" w:lineRule="auto" w:after="40" w:before="0"/>
-        <w:jc w:val="left"/>
-      </w:pPr>
-      <w:r>
-        <w:rPr>
-          <w:rFonts w:ascii="Times New Roman" w:hAnsi="Times New Roman" w:eastAsia="Times New Roman"/>
-          <w:b w:val="0"/>
-          <w:caps w:val="0"/>
-          <w:sz w:val="24"/>
-        </w:rPr>
-        <w:t>List of Figures</w:t>
-      </w:r>
-    </w:p>
-    <w:p>
-      <w:pPr>
-        <w:spacing w:line="360" w:lineRule="auto" w:after="40" w:before="0"/>
-        <w:jc w:val="left"/>
-      </w:pPr>
-      <w:r>
-        <w:rPr>
-          <w:rFonts w:ascii="Times New Roman" w:hAnsi="Times New Roman" w:eastAsia="Times New Roman"/>
-          <w:b w:val="0"/>
-          <w:caps w:val="0"/>
-          <w:sz w:val="24"/>
-        </w:rPr>
-        <w:t>List of Tables</w:t>
-      </w:r>
-    </w:p>
-    <w:p>
-      <w:pPr>
-        <w:spacing w:line="360" w:lineRule="auto" w:after="40" w:before="0"/>
-        <w:jc w:val="left"/>
-      </w:pPr>
-      <w:r>
-        <w:rPr>
-          <w:rFonts w:ascii="Times New Roman" w:hAnsi="Times New Roman" w:eastAsia="Times New Roman"/>
-          <w:b w:val="0"/>
-          <w:caps w:val="0"/>
-          <w:sz w:val="24"/>
-        </w:rPr>
-      </w:r>
-    </w:p>
-    <w:p>
-      <w:pPr>
-        <w:spacing w:line="360" w:lineRule="auto" w:after="40" w:before="0"/>
-        <w:jc w:val="left"/>
-      </w:pPr>
-      <w:r>
-        <w:rPr>
-          <w:rFonts w:ascii="Times New Roman" w:hAnsi="Times New Roman" w:eastAsia="Times New Roman"/>
-          <w:b w:val="0"/>
-          <w:caps w:val="0"/>
-          <w:sz w:val="24"/>
-        </w:rPr>
-        <w:t>CHAPTER ONE: INTRODUCTION</w:t>
-      </w:r>
-    </w:p>
-    <w:p>
-      <w:pPr>
-        <w:spacing w:line="360" w:lineRule="auto" w:after="40" w:before="0"/>
-        <w:jc w:val="left"/>
-      </w:pPr>
-      <w:r>
-        <w:rPr>
-          <w:rFonts w:ascii="Times New Roman" w:hAnsi="Times New Roman" w:eastAsia="Times New Roman"/>
-          <w:b w:val="0"/>
-          <w:caps w:val="0"/>
-          <w:sz w:val="24"/>
-        </w:rPr>
-        <w:t>1.1 Background of the Study</w:t>
-      </w:r>
-    </w:p>
-    <w:p>
-      <w:pPr>
-        <w:spacing w:line="360" w:lineRule="auto" w:after="40" w:before="0"/>
-        <w:jc w:val="left"/>
-      </w:pPr>
-      <w:r>
-        <w:rPr>
-          <w:rFonts w:ascii="Times New Roman" w:hAnsi="Times New Roman" w:eastAsia="Times New Roman"/>
-          <w:b w:val="0"/>
-          <w:caps w:val="0"/>
-          <w:sz w:val="24"/>
-        </w:rPr>
-        <w:t>1.2 Statement of the Problem</w:t>
-      </w:r>
-    </w:p>
-    <w:p>
-      <w:pPr>
-        <w:spacing w:line="360" w:lineRule="auto" w:after="40" w:before="0"/>
-        <w:jc w:val="left"/>
-      </w:pPr>
-      <w:r>
-        <w:rPr>
-          <w:rFonts w:ascii="Times New Roman" w:hAnsi="Times New Roman" w:eastAsia="Times New Roman"/>
-          <w:b w:val="0"/>
-          <w:caps w:val="0"/>
-          <w:sz w:val="24"/>
-        </w:rPr>
-        <w:t>1.3 Objectives of the Study</w:t>
-      </w:r>
-    </w:p>
-    <w:p>
-      <w:pPr>
-        <w:spacing w:line="360" w:lineRule="auto" w:after="40" w:before="0"/>
-        <w:jc w:val="left"/>
-      </w:pPr>
-      <w:r>
-        <w:rPr>
-          <w:rFonts w:ascii="Times New Roman" w:hAnsi="Times New Roman" w:eastAsia="Times New Roman"/>
-          <w:b w:val="0"/>
-          <w:caps w:val="0"/>
-          <w:sz w:val="24"/>
-        </w:rPr>
-        <w:t>1.4 Significance of the Study</w:t>
-      </w:r>
-    </w:p>
-    <w:p>
-      <w:pPr>
-        <w:spacing w:line="360" w:lineRule="auto" w:after="40" w:before="0"/>
-        <w:jc w:val="left"/>
-      </w:pPr>
-      <w:r>
-        <w:rPr>
-          <w:rFonts w:ascii="Times New Roman" w:hAnsi="Times New Roman" w:eastAsia="Times New Roman"/>
-          <w:b w:val="0"/>
-          <w:caps w:val="0"/>
-          <w:sz w:val="24"/>
-        </w:rPr>
-        <w:t>1.5 Scope of the Study</w:t>
-      </w:r>
-    </w:p>
-    <w:p>
-      <w:pPr>
-        <w:spacing w:line="360" w:lineRule="auto" w:after="40" w:before="0"/>
-        <w:jc w:val="left"/>
-      </w:pPr>
-      <w:r>
-        <w:rPr>
-          <w:rFonts w:ascii="Times New Roman" w:hAnsi="Times New Roman" w:eastAsia="Times New Roman"/>
-          <w:b w:val="0"/>
-          <w:caps w:val="0"/>
-          <w:sz w:val="24"/>
-        </w:rPr>
-        <w:t>1.6 Limitation of the Study</w:t>
-      </w:r>
-    </w:p>
-    <w:p>
-      <w:pPr>
-        <w:spacing w:line="360" w:lineRule="auto" w:after="40" w:before="0"/>
-        <w:jc w:val="left"/>
-      </w:pPr>
-      <w:r>
-        <w:rPr>
-          <w:rFonts w:ascii="Times New Roman" w:hAnsi="Times New Roman" w:eastAsia="Times New Roman"/>
-          <w:b w:val="0"/>
-          <w:caps w:val="0"/>
-          <w:sz w:val="24"/>
-        </w:rPr>
-        <w:t>1.7 Assumption of the Study</w:t>
-      </w:r>
-    </w:p>
-    <w:p>
-      <w:pPr>
-        <w:spacing w:line="360" w:lineRule="auto" w:after="40" w:before="0"/>
-        <w:jc w:val="left"/>
-      </w:pPr>
-      <w:r>
-        <w:rPr>
-          <w:rFonts w:ascii="Times New Roman" w:hAnsi="Times New Roman" w:eastAsia="Times New Roman"/>
-          <w:b w:val="0"/>
-          <w:caps w:val="0"/>
-          <w:sz w:val="24"/>
-        </w:rPr>
-        <w:t>1.8 Definition of Terms</w:t>
-      </w:r>
-    </w:p>
-    <w:p>
-      <w:pPr>
-        <w:spacing w:line="360" w:lineRule="auto" w:after="40" w:before="0"/>
-        <w:jc w:val="left"/>
-      </w:pPr>
-      <w:r>
-        <w:rPr>
-          <w:rFonts w:ascii="Times New Roman" w:hAnsi="Times New Roman" w:eastAsia="Times New Roman"/>
-          <w:b w:val="0"/>
-          <w:caps w:val="0"/>
-          <w:sz w:val="24"/>
-        </w:rPr>
-        <w:t>1.9 Thesis Organisation</w:t>
-      </w:r>
-    </w:p>
-    <w:p>
-      <w:pPr>
-        <w:spacing w:line="360" w:lineRule="auto" w:after="40" w:before="0"/>
-        <w:jc w:val="left"/>
-      </w:pPr>
-      <w:r>
-        <w:rPr>
-          <w:rFonts w:ascii="Times New Roman" w:hAnsi="Times New Roman" w:eastAsia="Times New Roman"/>
-          <w:b w:val="0"/>
-          <w:caps w:val="0"/>
-          <w:sz w:val="24"/>
-        </w:rPr>
-      </w:r>
-    </w:p>
-    <w:p>
-      <w:pPr>
-        <w:spacing w:line="360" w:lineRule="auto" w:after="40" w:before="0"/>
-        <w:jc w:val="left"/>
-      </w:pPr>
-      <w:r>
-        <w:rPr>
-          <w:rFonts w:ascii="Times New Roman" w:hAnsi="Times New Roman" w:eastAsia="Times New Roman"/>
-          <w:b w:val="0"/>
-          <w:caps w:val="0"/>
-          <w:sz w:val="24"/>
-        </w:rPr>
-        <w:t>CHAPTER TWO: LITERATURE REVIEW</w:t>
-      </w:r>
-    </w:p>
-    <w:p>
-      <w:pPr>
-        <w:spacing w:line="360" w:lineRule="auto" w:after="40" w:before="0"/>
-        <w:jc w:val="left"/>
-      </w:pPr>
-      <w:r>
-        <w:rPr>
-          <w:rFonts w:ascii="Times New Roman" w:hAnsi="Times New Roman" w:eastAsia="Times New Roman"/>
-          <w:b w:val="0"/>
-          <w:caps w:val="0"/>
-          <w:sz w:val="24"/>
-        </w:rPr>
-        <w:t>2.1 Introduction</w:t>
-      </w:r>
-    </w:p>
-    <w:p>
-      <w:pPr>
-        <w:spacing w:line="360" w:lineRule="auto" w:after="40" w:before="0"/>
-        <w:jc w:val="left"/>
-      </w:pPr>
-      <w:r>
-        <w:rPr>
-          <w:rFonts w:ascii="Times New Roman" w:hAnsi="Times New Roman" w:eastAsia="Times New Roman"/>
-          <w:b w:val="0"/>
-          <w:caps w:val="0"/>
-          <w:sz w:val="24"/>
-        </w:rPr>
-        <w:t>2.2 Concept of Staff Attendance</w:t>
-      </w:r>
-    </w:p>
-    <w:p>
-      <w:pPr>
-        <w:spacing w:line="360" w:lineRule="auto" w:after="40" w:before="0"/>
-        <w:jc w:val="left"/>
-      </w:pPr>
-      <w:r>
-        <w:rPr>
-          <w:rFonts w:ascii="Times New Roman" w:hAnsi="Times New Roman" w:eastAsia="Times New Roman"/>
-          <w:b w:val="0"/>
-          <w:caps w:val="0"/>
-          <w:sz w:val="24"/>
-        </w:rPr>
-        <w:t>2.3 Manual Attendance System</w:t>
-      </w:r>
-    </w:p>
-    <w:p>
-      <w:pPr>
-        <w:spacing w:line="360" w:lineRule="auto" w:after="40" w:before="0"/>
-        <w:jc w:val="left"/>
-      </w:pPr>
-      <w:r>
-        <w:rPr>
-          <w:rFonts w:ascii="Times New Roman" w:hAnsi="Times New Roman" w:eastAsia="Times New Roman"/>
-          <w:b w:val="0"/>
-          <w:caps w:val="0"/>
-          <w:sz w:val="24"/>
-        </w:rPr>
-        <w:t>2.4 Existing Automated Systems</w:t>
-      </w:r>
-    </w:p>
-    <w:p>
-      <w:pPr>
-        <w:spacing w:line="360" w:lineRule="auto" w:after="40" w:before="0"/>
-        <w:jc w:val="left"/>
-      </w:pPr>
-      <w:r>
-        <w:rPr>
-          <w:rFonts w:ascii="Times New Roman" w:hAnsi="Times New Roman" w:eastAsia="Times New Roman"/>
-          <w:b w:val="0"/>
-          <w:caps w:val="0"/>
-          <w:sz w:val="24"/>
-        </w:rPr>
-        <w:t>2.5 Fingerprint Attendance Systems</w:t>
-      </w:r>
-    </w:p>
-    <w:p>
-      <w:pPr>
-        <w:spacing w:line="360" w:lineRule="auto" w:after="40" w:before="0"/>
-        <w:jc w:val="left"/>
-      </w:pPr>
-      <w:r>
-        <w:rPr>
-          <w:rFonts w:ascii="Times New Roman" w:hAnsi="Times New Roman" w:eastAsia="Times New Roman"/>
-          <w:b w:val="0"/>
-          <w:caps w:val="0"/>
-          <w:sz w:val="24"/>
-        </w:rPr>
-        <w:t>2.6 Card and RFID Systems</w:t>
-      </w:r>
-    </w:p>
-    <w:p>
-      <w:pPr>
-        <w:spacing w:line="360" w:lineRule="auto" w:after="40" w:before="0"/>
-        <w:jc w:val="left"/>
-      </w:pPr>
-      <w:r>
-        <w:rPr>
-          <w:rFonts w:ascii="Times New Roman" w:hAnsi="Times New Roman" w:eastAsia="Times New Roman"/>
-          <w:b w:val="0"/>
-          <w:caps w:val="0"/>
-          <w:sz w:val="24"/>
-        </w:rPr>
-        <w:t>2.7 Web and Mobile Attendance Systems</w:t>
-      </w:r>
-    </w:p>
-    <w:p>
-      <w:pPr>
-        <w:spacing w:line="360" w:lineRule="auto" w:after="40" w:before="0"/>
-        <w:jc w:val="left"/>
-      </w:pPr>
-      <w:r>
-        <w:rPr>
-          <w:rFonts w:ascii="Times New Roman" w:hAnsi="Times New Roman" w:eastAsia="Times New Roman"/>
-          <w:b w:val="0"/>
-          <w:caps w:val="0"/>
-          <w:sz w:val="24"/>
-        </w:rPr>
-        <w:t>2.8 Gaps in Existing Systems</w:t>
-      </w:r>
-    </w:p>
-    <w:p>
-      <w:pPr>
-        <w:spacing w:line="360" w:lineRule="auto" w:after="40" w:before="0"/>
-        <w:jc w:val="left"/>
-      </w:pPr>
-      <w:r>
-        <w:rPr>
-          <w:rFonts w:ascii="Times New Roman" w:hAnsi="Times New Roman" w:eastAsia="Times New Roman"/>
-          <w:b w:val="0"/>
-          <w:caps w:val="0"/>
-          <w:sz w:val="24"/>
-        </w:rPr>
-        <w:t>2.9 Summary</w:t>
-      </w:r>
-    </w:p>
-    <w:p>
-      <w:pPr>
-        <w:spacing w:line="360" w:lineRule="auto" w:after="40" w:before="0"/>
-        <w:jc w:val="left"/>
-      </w:pPr>
-      <w:r>
-        <w:rPr>
-          <w:rFonts w:ascii="Times New Roman" w:hAnsi="Times New Roman" w:eastAsia="Times New Roman"/>
-          <w:b w:val="0"/>
-          <w:caps w:val="0"/>
-          <w:sz w:val="24"/>
-        </w:rPr>
-      </w:r>
-    </w:p>
-    <w:p>
-      <w:pPr>
-        <w:spacing w:line="360" w:lineRule="auto" w:after="40" w:before="0"/>
-        <w:jc w:val="left"/>
-      </w:pPr>
-      <w:r>
-        <w:rPr>
-          <w:rFonts w:ascii="Times New Roman" w:hAnsi="Times New Roman" w:eastAsia="Times New Roman"/>
-          <w:b w:val="0"/>
-          <w:caps w:val="0"/>
-          <w:sz w:val="24"/>
-        </w:rPr>
-        <w:t>CHAPTER THREE: METHODOLOGY AND ANALYSIS OF THE SYSTEM</w:t>
-      </w:r>
-    </w:p>
-    <w:p>
-      <w:pPr>
-        <w:spacing w:line="360" w:lineRule="auto" w:after="40" w:before="0"/>
-        <w:jc w:val="left"/>
-      </w:pPr>
-      <w:r>
-        <w:rPr>
-          <w:rFonts w:ascii="Times New Roman" w:hAnsi="Times New Roman" w:eastAsia="Times New Roman"/>
-          <w:b w:val="0"/>
-          <w:caps w:val="0"/>
-          <w:sz w:val="24"/>
-        </w:rPr>
-        <w:t>3.1 Introduction</w:t>
-      </w:r>
-    </w:p>
-    <w:p>
-      <w:pPr>
-        <w:spacing w:line="360" w:lineRule="auto" w:after="40" w:before="0"/>
-        <w:jc w:val="left"/>
-      </w:pPr>
-      <w:r>
-        <w:rPr>
-          <w:rFonts w:ascii="Times New Roman" w:hAnsi="Times New Roman" w:eastAsia="Times New Roman"/>
-          <w:b w:val="0"/>
-          <w:caps w:val="0"/>
-          <w:sz w:val="24"/>
-        </w:rPr>
-        <w:t>3.2 Methodology Adopted</w:t>
-      </w:r>
-    </w:p>
-    <w:p>
-      <w:pPr>
-        <w:spacing w:line="360" w:lineRule="auto" w:after="40" w:before="0"/>
-        <w:jc w:val="left"/>
-      </w:pPr>
-      <w:r>
-        <w:rPr>
-          <w:rFonts w:ascii="Times New Roman" w:hAnsi="Times New Roman" w:eastAsia="Times New Roman"/>
-          <w:b w:val="0"/>
-          <w:caps w:val="0"/>
-          <w:sz w:val="24"/>
-        </w:rPr>
-        <w:t>3.3 Fact Finding Methods Used</w:t>
-      </w:r>
-    </w:p>
-    <w:p>
-      <w:pPr>
-        <w:spacing w:line="360" w:lineRule="auto" w:after="40" w:before="0"/>
-        <w:jc w:val="left"/>
-      </w:pPr>
-      <w:r>
-        <w:rPr>
-          <w:rFonts w:ascii="Times New Roman" w:hAnsi="Times New Roman" w:eastAsia="Times New Roman"/>
-          <w:b w:val="0"/>
-          <w:caps w:val="0"/>
-          <w:sz w:val="24"/>
-        </w:rPr>
-        <w:t>3.4 Analysis of the Existing System</w:t>
-      </w:r>
-    </w:p>
-    <w:p>
-      <w:pPr>
-        <w:spacing w:line="360" w:lineRule="auto" w:after="40" w:before="0"/>
-        <w:jc w:val="left"/>
-      </w:pPr>
-      <w:r>
-        <w:rPr>
-          <w:rFonts w:ascii="Times New Roman" w:hAnsi="Times New Roman" w:eastAsia="Times New Roman"/>
-          <w:b w:val="0"/>
-          <w:caps w:val="0"/>
-          <w:sz w:val="24"/>
-        </w:rPr>
-        <w:t>3.5 Problems of the Existing System</w:t>
-      </w:r>
-    </w:p>
-    <w:p>
-      <w:pPr>
-        <w:spacing w:line="360" w:lineRule="auto" w:after="40" w:before="0"/>
-        <w:jc w:val="left"/>
-      </w:pPr>
-      <w:r>
-        <w:rPr>
-          <w:rFonts w:ascii="Times New Roman" w:hAnsi="Times New Roman" w:eastAsia="Times New Roman"/>
-          <w:b w:val="0"/>
-          <w:caps w:val="0"/>
-          <w:sz w:val="24"/>
-        </w:rPr>
-        <w:t>3.6 Analysis of the Proposed System</w:t>
-      </w:r>
-    </w:p>
-    <w:p>
-      <w:pPr>
-        <w:spacing w:line="360" w:lineRule="auto" w:after="40" w:before="0"/>
-        <w:jc w:val="left"/>
-      </w:pPr>
-      <w:r>
-        <w:rPr>
-          <w:rFonts w:ascii="Times New Roman" w:hAnsi="Times New Roman" w:eastAsia="Times New Roman"/>
-          <w:b w:val="0"/>
-          <w:caps w:val="0"/>
-          <w:sz w:val="24"/>
-        </w:rPr>
-        <w:t>3.7 Advantages of the Proposed System</w:t>
-      </w:r>
-    </w:p>
-    <w:p>
-      <w:pPr>
-        <w:spacing w:line="360" w:lineRule="auto" w:after="40" w:before="0"/>
-        <w:jc w:val="left"/>
-      </w:pPr>
-      <w:r>
-        <w:rPr>
-          <w:rFonts w:ascii="Times New Roman" w:hAnsi="Times New Roman" w:eastAsia="Times New Roman"/>
-          <w:b w:val="0"/>
-          <w:caps w:val="0"/>
-          <w:sz w:val="24"/>
-        </w:rPr>
-        <w:t>3.8 System Requirements</w:t>
-      </w:r>
-    </w:p>
-    <w:p>
-      <w:pPr>
-        <w:spacing w:line="360" w:lineRule="auto" w:after="40" w:before="0"/>
-        <w:jc w:val="left"/>
-      </w:pPr>
-      <w:r>
-        <w:rPr>
-          <w:rFonts w:ascii="Times New Roman" w:hAnsi="Times New Roman" w:eastAsia="Times New Roman"/>
-          <w:b w:val="0"/>
-          <w:caps w:val="0"/>
-          <w:sz w:val="24"/>
-        </w:rPr>
-        <w:t>3.9 Feasibility Study</w:t>
-      </w:r>
-    </w:p>
-    <w:p>
-      <w:pPr>
-        <w:spacing w:line="360" w:lineRule="auto" w:after="40" w:before="0"/>
-        <w:jc w:val="left"/>
-      </w:pPr>
-      <w:r>
-        <w:rPr>
-          <w:rFonts w:ascii="Times New Roman" w:hAnsi="Times New Roman" w:eastAsia="Times New Roman"/>
-          <w:b w:val="0"/>
-          <w:caps w:val="0"/>
-          <w:sz w:val="24"/>
-        </w:rPr>
-      </w:r>
-    </w:p>
-    <w:p>
-      <w:pPr>
-        <w:spacing w:line="360" w:lineRule="auto" w:after="40" w:before="0"/>
-        <w:jc w:val="left"/>
-      </w:pPr>
-      <w:r>
-        <w:rPr>
-          <w:rFonts w:ascii="Times New Roman" w:hAnsi="Times New Roman" w:eastAsia="Times New Roman"/>
-          <w:b w:val="0"/>
-          <w:caps w:val="0"/>
-          <w:sz w:val="24"/>
-        </w:rPr>
-        <w:t>CHAPTER FOUR: DESIGN AND IMPLEMENTATION OF THE NEW SYSTEM</w:t>
-      </w:r>
-    </w:p>
-    <w:p>
-      <w:pPr>
-        <w:spacing w:line="360" w:lineRule="auto" w:after="40" w:before="0"/>
-        <w:jc w:val="left"/>
-      </w:pPr>
-      <w:r>
-        <w:rPr>
-          <w:rFonts w:ascii="Times New Roman" w:hAnsi="Times New Roman" w:eastAsia="Times New Roman"/>
-          <w:b w:val="0"/>
-          <w:caps w:val="0"/>
-          <w:sz w:val="24"/>
-        </w:rPr>
-        <w:t>4.1 Design Standards</w:t>
-      </w:r>
-    </w:p>
-    <w:p>
-      <w:pPr>
-        <w:spacing w:line="360" w:lineRule="auto" w:after="40" w:before="0"/>
-        <w:jc w:val="left"/>
-      </w:pPr>
-      <w:r>
-        <w:rPr>
-          <w:rFonts w:ascii="Times New Roman" w:hAnsi="Times New Roman" w:eastAsia="Times New Roman"/>
-          <w:b w:val="0"/>
-          <w:caps w:val="0"/>
-          <w:sz w:val="24"/>
-        </w:rPr>
-        <w:t>4.2 System Architecture</w:t>
-      </w:r>
-    </w:p>
-    <w:p>
-      <w:pPr>
-        <w:spacing w:line="360" w:lineRule="auto" w:after="40" w:before="0"/>
-        <w:jc w:val="left"/>
-      </w:pPr>
-      <w:r>
-        <w:rPr>
-          <w:rFonts w:ascii="Times New Roman" w:hAnsi="Times New Roman" w:eastAsia="Times New Roman"/>
-          <w:b w:val="0"/>
-          <w:caps w:val="0"/>
-          <w:sz w:val="24"/>
-        </w:rPr>
-        <w:t>4.3 Output Specification and Design</w:t>
-      </w:r>
-    </w:p>
-    <w:p>
-      <w:pPr>
-        <w:spacing w:line="360" w:lineRule="auto" w:after="40" w:before="0"/>
-        <w:jc w:val="left"/>
-      </w:pPr>
-      <w:r>
-        <w:rPr>
-          <w:rFonts w:ascii="Times New Roman" w:hAnsi="Times New Roman" w:eastAsia="Times New Roman"/>
-          <w:b w:val="0"/>
-          <w:caps w:val="0"/>
-          <w:sz w:val="24"/>
-        </w:rPr>
-        <w:t>4.4 Input Design and Specification</w:t>
-      </w:r>
-    </w:p>
-    <w:p>
-      <w:pPr>
-        <w:spacing w:line="360" w:lineRule="auto" w:after="40" w:before="0"/>
-        <w:jc w:val="left"/>
-      </w:pPr>
-      <w:r>
-        <w:rPr>
-          <w:rFonts w:ascii="Times New Roman" w:hAnsi="Times New Roman" w:eastAsia="Times New Roman"/>
-          <w:b w:val="0"/>
-          <w:caps w:val="0"/>
-          <w:sz w:val="24"/>
-        </w:rPr>
-        <w:t>4.5 File / Database Design</w:t>
-      </w:r>
-    </w:p>
-    <w:p>
-      <w:pPr>
-        <w:spacing w:line="360" w:lineRule="auto" w:after="40" w:before="0"/>
-        <w:jc w:val="left"/>
-      </w:pPr>
-      <w:r>
-        <w:rPr>
-          <w:rFonts w:ascii="Times New Roman" w:hAnsi="Times New Roman" w:eastAsia="Times New Roman"/>
-          <w:b w:val="0"/>
-          <w:caps w:val="0"/>
-          <w:sz w:val="24"/>
-        </w:rPr>
-        <w:t>4.6 Procedure Chart / Design</w:t>
-      </w:r>
-    </w:p>
-    <w:p>
-      <w:pPr>
-        <w:spacing w:line="360" w:lineRule="auto" w:after="40" w:before="0"/>
-        <w:jc w:val="left"/>
-      </w:pPr>
-      <w:r>
-        <w:rPr>
-          <w:rFonts w:ascii="Times New Roman" w:hAnsi="Times New Roman" w:eastAsia="Times New Roman"/>
-          <w:b w:val="0"/>
-          <w:caps w:val="0"/>
-          <w:sz w:val="24"/>
-        </w:rPr>
-        <w:t>4.7 System Flowchart</w:t>
-      </w:r>
-    </w:p>
-    <w:p>
-      <w:pPr>
-        <w:spacing w:line="360" w:lineRule="auto" w:after="40" w:before="0"/>
-        <w:jc w:val="left"/>
-      </w:pPr>
-      <w:r>
-        <w:rPr>
-          <w:rFonts w:ascii="Times New Roman" w:hAnsi="Times New Roman" w:eastAsia="Times New Roman"/>
-          <w:b w:val="0"/>
-          <w:caps w:val="0"/>
-          <w:sz w:val="24"/>
-        </w:rPr>
-        <w:t>4.8 System Requirements for Implementation</w:t>
-      </w:r>
-    </w:p>
-    <w:p>
-      <w:pPr>
-        <w:spacing w:line="360" w:lineRule="auto" w:after="40" w:before="0"/>
-        <w:jc w:val="left"/>
-      </w:pPr>
-      <w:r>
-        <w:rPr>
-          <w:rFonts w:ascii="Times New Roman" w:hAnsi="Times New Roman" w:eastAsia="Times New Roman"/>
-          <w:b w:val="0"/>
-          <w:caps w:val="0"/>
-          <w:sz w:val="24"/>
-        </w:rPr>
-        <w:t>4.9 Program Description / Implementation</w:t>
-      </w:r>
-    </w:p>
-    <w:p>
-      <w:pPr>
-        <w:spacing w:line="360" w:lineRule="auto" w:after="40" w:before="0"/>
-        <w:jc w:val="left"/>
-      </w:pPr>
-      <w:r>
-        <w:rPr>
-          <w:rFonts w:ascii="Times New Roman" w:hAnsi="Times New Roman" w:eastAsia="Times New Roman"/>
-          <w:b w:val="0"/>
-          <w:caps w:val="0"/>
-          <w:sz w:val="24"/>
-        </w:rPr>
-        <w:t>4.10 System Testing</w:t>
-      </w:r>
-    </w:p>
-    <w:p>
-      <w:pPr>
-        <w:spacing w:line="360" w:lineRule="auto" w:after="40" w:before="0"/>
-        <w:jc w:val="left"/>
-      </w:pPr>
-      <w:r>
-        <w:rPr>
-          <w:rFonts w:ascii="Times New Roman" w:hAnsi="Times New Roman" w:eastAsia="Times New Roman"/>
-          <w:b w:val="0"/>
-          <w:caps w:val="0"/>
-          <w:sz w:val="24"/>
-        </w:rPr>
-        <w:t>4.11 System Security</w:t>
-      </w:r>
-    </w:p>
-    <w:p>
-      <w:pPr>
-        <w:spacing w:line="360" w:lineRule="auto" w:after="40" w:before="0"/>
-        <w:jc w:val="left"/>
-      </w:pPr>
-      <w:r>
-        <w:rPr>
-          <w:rFonts w:ascii="Times New Roman" w:hAnsi="Times New Roman" w:eastAsia="Times New Roman"/>
-          <w:b w:val="0"/>
-          <w:caps w:val="0"/>
-          <w:sz w:val="24"/>
-        </w:rPr>
-      </w:r>
-    </w:p>
-    <w:p>
-      <w:pPr>
-        <w:spacing w:line="360" w:lineRule="auto" w:after="40" w:before="0"/>
-        <w:jc w:val="left"/>
-      </w:pPr>
-      <w:r>
-        <w:rPr>
-          <w:rFonts w:ascii="Times New Roman" w:hAnsi="Times New Roman" w:eastAsia="Times New Roman"/>
-          <w:b w:val="0"/>
-          <w:caps w:val="0"/>
-          <w:sz w:val="24"/>
-        </w:rPr>
-        <w:t>CHAPTER FIVE: SUMMARY, CONCLUSION AND RECOMMENDATIONS</w:t>
-      </w:r>
-    </w:p>
-    <w:p>
-      <w:pPr>
-        <w:spacing w:line="360" w:lineRule="auto" w:after="40" w:before="0"/>
-        <w:jc w:val="left"/>
-      </w:pPr>
-      <w:r>
-        <w:rPr>
-          <w:rFonts w:ascii="Times New Roman" w:hAnsi="Times New Roman" w:eastAsia="Times New Roman"/>
-          <w:b w:val="0"/>
-          <w:caps w:val="0"/>
-          <w:sz w:val="24"/>
-        </w:rPr>
-        <w:t>5.1 Summary</w:t>
-      </w:r>
-    </w:p>
-    <w:p>
-      <w:pPr>
-        <w:spacing w:line="360" w:lineRule="auto" w:after="40" w:before="0"/>
-        <w:jc w:val="left"/>
-      </w:pPr>
-      <w:r>
-        <w:rPr>
-          <w:rFonts w:ascii="Times New Roman" w:hAnsi="Times New Roman" w:eastAsia="Times New Roman"/>
-          <w:b w:val="0"/>
-          <w:caps w:val="0"/>
-          <w:sz w:val="24"/>
-        </w:rPr>
-        <w:t>5.2 Conclusion</w:t>
-      </w:r>
-    </w:p>
-    <w:p>
-      <w:pPr>
-        <w:spacing w:line="360" w:lineRule="auto" w:after="40" w:before="0"/>
-        <w:jc w:val="left"/>
-      </w:pPr>
-      <w:r>
-        <w:rPr>
-          <w:rFonts w:ascii="Times New Roman" w:hAnsi="Times New Roman" w:eastAsia="Times New Roman"/>
-          <w:b w:val="0"/>
-          <w:caps w:val="0"/>
-          <w:sz w:val="24"/>
-        </w:rPr>
-        <w:t>5.3 Recommendations</w:t>
-      </w:r>
-    </w:p>
-    <w:p>
-      <w:pPr>
-        <w:spacing w:line="360" w:lineRule="auto" w:after="40" w:before="0"/>
-        <w:jc w:val="left"/>
-      </w:pPr>
-      <w:r>
-        <w:rPr>
-          <w:rFonts w:ascii="Times New Roman" w:hAnsi="Times New Roman" w:eastAsia="Times New Roman"/>
-          <w:b w:val="0"/>
-          <w:caps w:val="0"/>
-          <w:sz w:val="24"/>
-        </w:rPr>
-        <w:t>5.4 Suggestions for Further Work</w:t>
-      </w:r>
-    </w:p>
-    <w:p>
-      <w:pPr>
-        <w:spacing w:line="360" w:lineRule="auto" w:after="40" w:before="0"/>
-        <w:jc w:val="left"/>
-      </w:pPr>
-      <w:r>
-        <w:rPr>
-          <w:rFonts w:ascii="Times New Roman" w:hAnsi="Times New Roman" w:eastAsia="Times New Roman"/>
-          <w:b w:val="0"/>
-          <w:caps w:val="0"/>
-          <w:sz w:val="24"/>
-        </w:rPr>
-      </w:r>
-    </w:p>
-    <w:p>
-      <w:pPr>
-        <w:spacing w:line="360" w:lineRule="auto" w:after="40" w:before="0"/>
-        <w:jc w:val="left"/>
-      </w:pPr>
-      <w:r>
-        <w:rPr>
-          <w:rFonts w:ascii="Times New Roman" w:hAnsi="Times New Roman" w:eastAsia="Times New Roman"/>
-          <w:b w:val="0"/>
-          <w:caps w:val="0"/>
-          <w:sz w:val="24"/>
-        </w:rPr>
-        <w:t>References</w:t>
-      </w:r>
-    </w:p>
-    <w:p>
-      <w:pPr>
-        <w:spacing w:line="360" w:lineRule="auto" w:after="40" w:before="0"/>
-        <w:jc w:val="left"/>
-      </w:pPr>
-      <w:r>
-        <w:rPr>
-          <w:rFonts w:ascii="Times New Roman" w:hAnsi="Times New Roman" w:eastAsia="Times New Roman"/>
-          <w:b w:val="0"/>
-          <w:caps w:val="0"/>
-          <w:sz w:val="24"/>
-        </w:rPr>
-        <w:t>Appendix A: Selected Source Code</w:t>
-      </w:r>
-    </w:p>
-    <w:p>
-      <w:pPr>
-        <w:spacing w:line="360" w:lineRule="auto" w:after="40" w:before="0"/>
-        <w:jc w:val="left"/>
-      </w:pPr>
-      <w:r>
-        <w:rPr>
-          <w:rFonts w:ascii="Times New Roman" w:hAnsi="Times New Roman" w:eastAsia="Times New Roman"/>
-          <w:b w:val="0"/>
-          <w:caps w:val="0"/>
-          <w:sz w:val="24"/>
-        </w:rPr>
-        <w:t>Appendix B: Screenshots</w:t>
+        <w:t>Table 4.4 Sample Test Results</w:t>
       </w:r>
     </w:p>
     <w:p>
@@ -1793,160 +1482,590 @@
         <w:rPr>
           <w:rFonts w:ascii="Times New Roman" w:hAnsi="Times New Roman" w:eastAsia="Times New Roman"/>
           <w:b/>
-          <w:caps w:val="0"/>
           <w:sz w:val="28"/>
         </w:rPr>
-        <w:t>LIST OF FIGURES</w:t>
+        <w:t>CHAPTER ONE</w:t>
       </w:r>
     </w:p>
     <w:p>
       <w:pPr>
-        <w:spacing w:line="360" w:lineRule="auto" w:after="40" w:before="0"/>
-        <w:jc w:val="left"/>
+        <w:spacing w:line="360" w:lineRule="auto" w:after="240" w:before="0"/>
+        <w:jc w:val="center"/>
+      </w:pPr>
+      <w:r>
+        <w:rPr>
+          <w:rFonts w:ascii="Times New Roman" w:hAnsi="Times New Roman" w:eastAsia="Times New Roman"/>
+          <w:b/>
+          <w:sz w:val="28"/>
+        </w:rPr>
+        <w:t>INTRODUCTION</w:t>
+      </w:r>
+    </w:p>
+    <w:p>
+      <w:pPr>
+        <w:spacing w:line="360" w:lineRule="auto" w:after="160" w:before="0"/>
+        <w:ind w:firstLine="720"/>
+        <w:jc w:val="both"/>
       </w:pPr>
       <w:r>
         <w:rPr>
           <w:rFonts w:ascii="Times New Roman" w:hAnsi="Times New Roman" w:eastAsia="Times New Roman"/>
           <w:b w:val="0"/>
-          <w:caps w:val="0"/>
           <w:sz w:val="24"/>
         </w:rPr>
-        <w:t>Figure 3.1 Waterfall Development Model</w:t>
+        <w:t>This chapter introduces the project. It explains why a computerised attendance system with PIN and photo verification is needed, states the research problem, lists the objectives, and defines the scope and key terms used in the report.</w:t>
       </w:r>
     </w:p>
     <w:p>
       <w:pPr>
-        <w:spacing w:line="360" w:lineRule="auto" w:after="40" w:before="0"/>
+        <w:spacing w:line="360" w:lineRule="auto" w:after="160" w:before="240"/>
         <w:jc w:val="left"/>
+      </w:pPr>
+      <w:r>
+        <w:rPr>
+          <w:rFonts w:ascii="Times New Roman" w:hAnsi="Times New Roman" w:eastAsia="Times New Roman"/>
+          <w:b/>
+          <w:sz w:val="24"/>
+        </w:rPr>
+        <w:t>1.1 BACKGROUND OF THE STUDY</w:t>
+      </w:r>
+    </w:p>
+    <w:p>
+      <w:pPr>
+        <w:spacing w:line="360" w:lineRule="auto" w:after="160" w:before="0"/>
+        <w:ind w:firstLine="720"/>
+        <w:jc w:val="both"/>
       </w:pPr>
       <w:r>
         <w:rPr>
           <w:rFonts w:ascii="Times New Roman" w:hAnsi="Times New Roman" w:eastAsia="Times New Roman"/>
           <w:b w:val="0"/>
-          <w:caps w:val="0"/>
           <w:sz w:val="24"/>
         </w:rPr>
-        <w:t>Figure 4.1 System Architecture Diagram</w:t>
+        <w:t>Every organisation that pays wages or monitors duty hours needs a trustworthy way of knowing when staff arrive and when they leave. Attendance data supports payroll, discipline and everyday planning. Where records are weak, lateness and absenteeism become hard to control, and disputes are common.</w:t>
       </w:r>
     </w:p>
     <w:p>
       <w:pPr>
-        <w:spacing w:line="360" w:lineRule="auto" w:after="40" w:before="0"/>
-        <w:jc w:val="left"/>
+        <w:spacing w:line="360" w:lineRule="auto" w:after="160" w:before="0"/>
+        <w:ind w:firstLine="720"/>
+        <w:jc w:val="both"/>
       </w:pPr>
       <w:r>
         <w:rPr>
           <w:rFonts w:ascii="Times New Roman" w:hAnsi="Times New Roman" w:eastAsia="Times New Roman"/>
           <w:b w:val="0"/>
-          <w:caps w:val="0"/>
           <w:sz w:val="24"/>
         </w:rPr>
-        <w:t>Figure 4.2 Entity Relationship Diagram</w:t>
+        <w:t>Paper attendance books remain common in many Nigerian workplaces because they are familiar and cheap. Unfortunately, they also allow buddy punching, create unclear handwriting, and force clerks to spend long hours preparing monthly summaries. Computerised systems were introduced to reduce these problems. Some organisations buy fingerprint machines; others use smart cards or mobile apps. Fingerprint devices work well but are costly for small centres. Mobile self check-in is convenient but easy to abuse when staff clock in from home.</w:t>
       </w:r>
     </w:p>
     <w:p>
       <w:pPr>
-        <w:spacing w:line="360" w:lineRule="auto" w:after="40" w:before="0"/>
-        <w:jc w:val="left"/>
+        <w:spacing w:line="360" w:lineRule="auto" w:after="160" w:before="0"/>
+        <w:ind w:firstLine="720"/>
+        <w:jc w:val="both"/>
       </w:pPr>
       <w:r>
         <w:rPr>
           <w:rFonts w:ascii="Times New Roman" w:hAnsi="Times New Roman" w:eastAsia="Times New Roman"/>
           <w:b w:val="0"/>
-          <w:caps w:val="0"/>
           <w:sz w:val="24"/>
         </w:rPr>
-        <w:t>Figure 4.3 Clocking Process Flowchart</w:t>
+        <w:t>This project therefore focuses on a middle path: a shared reception kiosk where each staff member proves identity with a secret four-digit PIN and leaves a photograph that management can inspect. The resulting system, AttendPro, stores records online so administrators can view live attendance, manage leave and export reports without hunting through paper files.</w:t>
       </w:r>
     </w:p>
     <w:p>
       <w:pPr>
-        <w:spacing w:line="360" w:lineRule="auto" w:after="40" w:before="0"/>
+        <w:spacing w:line="360" w:lineRule="auto" w:after="160" w:before="240"/>
         <w:jc w:val="left"/>
+      </w:pPr>
+      <w:r>
+        <w:rPr>
+          <w:rFonts w:ascii="Times New Roman" w:hAnsi="Times New Roman" w:eastAsia="Times New Roman"/>
+          <w:b/>
+          <w:sz w:val="24"/>
+        </w:rPr>
+        <w:t>1.2 STATEMENT OF THE PROBLEM</w:t>
+      </w:r>
+    </w:p>
+    <w:p>
+      <w:pPr>
+        <w:spacing w:line="360" w:lineRule="auto" w:after="160" w:before="0"/>
+        <w:jc w:val="both"/>
       </w:pPr>
       <w:r>
         <w:rPr>
           <w:rFonts w:ascii="Times New Roman" w:hAnsi="Times New Roman" w:eastAsia="Times New Roman"/>
           <w:b w:val="0"/>
-          <w:caps w:val="0"/>
           <w:sz w:val="24"/>
         </w:rPr>
-        <w:t>Figure 4.4 Login / Authentication Screen</w:t>
+        <w:t>The problems that motivated this project include the following:</w:t>
       </w:r>
     </w:p>
     <w:p>
       <w:pPr>
-        <w:spacing w:line="360" w:lineRule="auto" w:after="40" w:before="0"/>
+        <w:spacing w:line="360" w:lineRule="auto" w:after="160" w:before="0"/>
         <w:jc w:val="left"/>
       </w:pPr>
       <w:r>
         <w:rPr>
           <w:rFonts w:ascii="Times New Roman" w:hAnsi="Times New Roman" w:eastAsia="Times New Roman"/>
           <w:b w:val="0"/>
-          <w:caps w:val="0"/>
           <w:sz w:val="24"/>
         </w:rPr>
-        <w:t>Figure 4.5 Administrator Dashboard</w:t>
+        <w:t>Buddy punching on paper registers is easy and hard to prove later.</w:t>
       </w:r>
     </w:p>
     <w:p>
       <w:pPr>
-        <w:spacing w:line="360" w:lineRule="auto" w:after="40" w:before="0"/>
+        <w:spacing w:line="360" w:lineRule="auto" w:after="160" w:before="0"/>
         <w:jc w:val="left"/>
       </w:pPr>
       <w:r>
         <w:rPr>
           <w:rFonts w:ascii="Times New Roman" w:hAnsi="Times New Roman" w:eastAsia="Times New Roman"/>
           <w:b w:val="0"/>
-          <w:caps w:val="0"/>
           <w:sz w:val="24"/>
         </w:rPr>
-        <w:t>Figure 4.6 Staff Management Screen</w:t>
+        <w:t>Manual summaries for the month are slow and often contain arithmetic mistakes.</w:t>
       </w:r>
     </w:p>
     <w:p>
       <w:pPr>
-        <w:spacing w:line="360" w:lineRule="auto" w:after="40" w:before="0"/>
+        <w:spacing w:line="360" w:lineRule="auto" w:after="160" w:before="0"/>
         <w:jc w:val="left"/>
       </w:pPr>
       <w:r>
         <w:rPr>
           <w:rFonts w:ascii="Times New Roman" w:hAnsi="Times New Roman" w:eastAsia="Times New Roman"/>
           <w:b w:val="0"/>
-          <w:caps w:val="0"/>
           <w:sz w:val="24"/>
         </w:rPr>
-        <w:t>Figure 4.7 Kiosk Clock-in Screen (Name, PIN, Photo)</w:t>
+        <w:t>Lost or damaged attendance books destroy historical evidence.</w:t>
       </w:r>
     </w:p>
     <w:p>
       <w:pPr>
-        <w:spacing w:line="360" w:lineRule="auto" w:after="40" w:before="0"/>
+        <w:spacing w:line="360" w:lineRule="auto" w:after="160" w:before="0"/>
         <w:jc w:val="left"/>
       </w:pPr>
       <w:r>
         <w:rPr>
           <w:rFonts w:ascii="Times New Roman" w:hAnsi="Times New Roman" w:eastAsia="Times New Roman"/>
           <w:b w:val="0"/>
-          <w:caps w:val="0"/>
           <w:sz w:val="24"/>
         </w:rPr>
-        <w:t>Figure 4.8 Review Queue Screen</w:t>
+        <w:t>Fingerprint scanners are effective but too expensive for many small institutions.</w:t>
       </w:r>
     </w:p>
     <w:p>
       <w:pPr>
-        <w:spacing w:line="360" w:lineRule="auto" w:after="40" w:before="0"/>
+        <w:spacing w:line="360" w:lineRule="auto" w:after="160" w:before="0"/>
         <w:jc w:val="left"/>
       </w:pPr>
       <w:r>
         <w:rPr>
           <w:rFonts w:ascii="Times New Roman" w:hAnsi="Times New Roman" w:eastAsia="Times New Roman"/>
           <w:b w:val="0"/>
-          <w:caps w:val="0"/>
           <w:sz w:val="24"/>
         </w:rPr>
-        <w:t>Figure 4.9 Attendance Report Screen</w:t>
+        <w:t>Allowing staff to clock in from personal phones weakens location and identity control.</w:t>
+      </w:r>
+    </w:p>
+    <w:p>
+      <w:pPr>
+        <w:spacing w:line="360" w:lineRule="auto" w:after="160" w:before="0"/>
+        <w:jc w:val="left"/>
+      </w:pPr>
+      <w:r>
+        <w:rPr>
+          <w:rFonts w:ascii="Times New Roman" w:hAnsi="Times New Roman" w:eastAsia="Times New Roman"/>
+          <w:b w:val="0"/>
+          <w:sz w:val="24"/>
+        </w:rPr>
+        <w:t>Administrators need visual evidence when a disputed clocking event is reported.</w:t>
+      </w:r>
+    </w:p>
+    <w:p>
+      <w:pPr>
+        <w:spacing w:line="360" w:lineRule="auto" w:after="160" w:before="240"/>
+        <w:jc w:val="left"/>
+      </w:pPr>
+      <w:r>
+        <w:rPr>
+          <w:rFonts w:ascii="Times New Roman" w:hAnsi="Times New Roman" w:eastAsia="Times New Roman"/>
+          <w:b/>
+          <w:sz w:val="24"/>
+        </w:rPr>
+        <w:t>1.3 AIM AND OBJECTIVES OF THE STUDY</w:t>
+      </w:r>
+    </w:p>
+    <w:p>
+      <w:pPr>
+        <w:spacing w:line="360" w:lineRule="auto" w:after="160" w:before="0"/>
+        <w:ind w:firstLine="720"/>
+        <w:jc w:val="both"/>
+      </w:pPr>
+      <w:r>
+        <w:rPr>
+          <w:rFonts w:ascii="Times New Roman" w:hAnsi="Times New Roman" w:eastAsia="Times New Roman"/>
+          <w:b w:val="0"/>
+          <w:sz w:val="24"/>
+        </w:rPr>
+        <w:t>The aim of the study is to design and implement a computerised staff attendance system that authenticates workers with a PIN and verifies each clocking event with a photograph.</w:t>
+      </w:r>
+    </w:p>
+    <w:p>
+      <w:pPr>
+        <w:spacing w:line="360" w:lineRule="auto" w:after="160" w:before="0"/>
+        <w:jc w:val="both"/>
+      </w:pPr>
+      <w:r>
+        <w:rPr>
+          <w:rFonts w:ascii="Times New Roman" w:hAnsi="Times New Roman" w:eastAsia="Times New Roman"/>
+          <w:b w:val="0"/>
+          <w:sz w:val="24"/>
+        </w:rPr>
+        <w:t>The objectives are to:</w:t>
+      </w:r>
+    </w:p>
+    <w:p>
+      <w:pPr>
+        <w:spacing w:line="360" w:lineRule="auto" w:after="160" w:before="0"/>
+        <w:jc w:val="left"/>
+      </w:pPr>
+      <w:r>
+        <w:rPr>
+          <w:rFonts w:ascii="Times New Roman" w:hAnsi="Times New Roman" w:eastAsia="Times New Roman"/>
+          <w:b w:val="0"/>
+          <w:sz w:val="24"/>
+        </w:rPr>
+        <w:t>1. Provide a shared kiosk for clock-in and clock-out.</w:t>
+      </w:r>
+    </w:p>
+    <w:p>
+      <w:pPr>
+        <w:spacing w:line="360" w:lineRule="auto" w:after="160" w:before="0"/>
+        <w:jc w:val="left"/>
+      </w:pPr>
+      <w:r>
+        <w:rPr>
+          <w:rFonts w:ascii="Times New Roman" w:hAnsi="Times New Roman" w:eastAsia="Times New Roman"/>
+          <w:b w:val="0"/>
+          <w:sz w:val="24"/>
+        </w:rPr>
+        <w:t>2. Authenticate each staff member with an administrator-issued four-digit PIN.</w:t>
+      </w:r>
+    </w:p>
+    <w:p>
+      <w:pPr>
+        <w:spacing w:line="360" w:lineRule="auto" w:after="160" w:before="0"/>
+        <w:jc w:val="left"/>
+      </w:pPr>
+      <w:r>
+        <w:rPr>
+          <w:rFonts w:ascii="Times New Roman" w:hAnsi="Times New Roman" w:eastAsia="Times New Roman"/>
+          <w:b w:val="0"/>
+          <w:sz w:val="24"/>
+        </w:rPr>
+        <w:t>3. Capture a photograph at every successful clocking attempt.</w:t>
+      </w:r>
+    </w:p>
+    <w:p>
+      <w:pPr>
+        <w:spacing w:line="360" w:lineRule="auto" w:after="160" w:before="0"/>
+        <w:jc w:val="left"/>
+      </w:pPr>
+      <w:r>
+        <w:rPr>
+          <w:rFonts w:ascii="Times New Roman" w:hAnsi="Times New Roman" w:eastAsia="Times New Roman"/>
+          <w:b w:val="0"/>
+          <w:sz w:val="24"/>
+        </w:rPr>
+        <w:t>4. Route doubtful attempts to an administrative review queue.</w:t>
+      </w:r>
+    </w:p>
+    <w:p>
+      <w:pPr>
+        <w:spacing w:line="360" w:lineRule="auto" w:after="160" w:before="0"/>
+        <w:jc w:val="left"/>
+      </w:pPr>
+      <w:r>
+        <w:rPr>
+          <w:rFonts w:ascii="Times New Roman" w:hAnsi="Times New Roman" w:eastAsia="Times New Roman"/>
+          <w:b w:val="0"/>
+          <w:sz w:val="24"/>
+        </w:rPr>
+        <w:t>5. Support staff and admin portals for leave, history and reports.</w:t>
+      </w:r>
+    </w:p>
+    <w:p>
+      <w:pPr>
+        <w:spacing w:line="360" w:lineRule="auto" w:after="160" w:before="0"/>
+        <w:jc w:val="left"/>
+      </w:pPr>
+      <w:r>
+        <w:rPr>
+          <w:rFonts w:ascii="Times New Roman" w:hAnsi="Times New Roman" w:eastAsia="Times New Roman"/>
+          <w:b w:val="0"/>
+          <w:sz w:val="24"/>
+        </w:rPr>
+        <w:t>6. Package the solution for web use and optional Windows desktop installation.</w:t>
+      </w:r>
+    </w:p>
+    <w:p>
+      <w:pPr>
+        <w:spacing w:line="360" w:lineRule="auto" w:after="160" w:before="240"/>
+        <w:jc w:val="left"/>
+      </w:pPr>
+      <w:r>
+        <w:rPr>
+          <w:rFonts w:ascii="Times New Roman" w:hAnsi="Times New Roman" w:eastAsia="Times New Roman"/>
+          <w:b/>
+          <w:sz w:val="24"/>
+        </w:rPr>
+        <w:t>1.4 SIGNIFICANCE OF THE STUDY</w:t>
+      </w:r>
+    </w:p>
+    <w:p>
+      <w:pPr>
+        <w:spacing w:line="360" w:lineRule="auto" w:after="160" w:before="0"/>
+        <w:ind w:firstLine="720"/>
+        <w:jc w:val="both"/>
+      </w:pPr>
+      <w:r>
+        <w:rPr>
+          <w:rFonts w:ascii="Times New Roman" w:hAnsi="Times New Roman" w:eastAsia="Times New Roman"/>
+          <w:b w:val="0"/>
+          <w:sz w:val="24"/>
+        </w:rPr>
+        <w:t>The study is useful to school and office administrators who need stronger attendance control without buying biometric hardware. It is useful to staff because they can view their own records online. It is useful to students of computer science as a complete example of analysis, design, implementation and testing of a multi-user web information system. Finally, it reduces dependence on fragile paper records.</w:t>
+      </w:r>
+    </w:p>
+    <w:p>
+      <w:pPr>
+        <w:spacing w:line="360" w:lineRule="auto" w:after="160" w:before="240"/>
+        <w:jc w:val="left"/>
+      </w:pPr>
+      <w:r>
+        <w:rPr>
+          <w:rFonts w:ascii="Times New Roman" w:hAnsi="Times New Roman" w:eastAsia="Times New Roman"/>
+          <w:b/>
+          <w:sz w:val="24"/>
+        </w:rPr>
+        <w:t>1.5 SCOPE OF THE STUDY</w:t>
+      </w:r>
+    </w:p>
+    <w:p>
+      <w:pPr>
+        <w:spacing w:line="360" w:lineRule="auto" w:after="160" w:before="0"/>
+        <w:ind w:firstLine="720"/>
+        <w:jc w:val="both"/>
+      </w:pPr>
+      <w:r>
+        <w:rPr>
+          <w:rFonts w:ascii="Times New Roman" w:hAnsi="Times New Roman" w:eastAsia="Times New Roman"/>
+          <w:b w:val="0"/>
+          <w:sz w:val="24"/>
+        </w:rPr>
+        <w:t>The project covers staff registration, PIN assignment, profile photograph upload, kiosk clocking with live photo capture, review of exceptional attempts, leave request handling, attendance reporting, and deployment as a web or desktop application for an organisation such as a study centre or office.</w:t>
+      </w:r>
+    </w:p>
+    <w:p>
+      <w:pPr>
+        <w:spacing w:line="360" w:lineRule="auto" w:after="160" w:before="240"/>
+        <w:jc w:val="left"/>
+      </w:pPr>
+      <w:r>
+        <w:rPr>
+          <w:rFonts w:ascii="Times New Roman" w:hAnsi="Times New Roman" w:eastAsia="Times New Roman"/>
+          <w:b/>
+          <w:sz w:val="24"/>
+        </w:rPr>
+        <w:t>1.6 LIMITATIONS OF THE STUDY</w:t>
+      </w:r>
+    </w:p>
+    <w:p>
+      <w:pPr>
+        <w:spacing w:line="360" w:lineRule="auto" w:after="160" w:before="0"/>
+        <w:jc w:val="left"/>
+      </w:pPr>
+      <w:r>
+        <w:rPr>
+          <w:rFonts w:ascii="Times New Roman" w:hAnsi="Times New Roman" w:eastAsia="Times New Roman"/>
+          <w:b w:val="0"/>
+          <w:sz w:val="24"/>
+        </w:rPr>
+        <w:t>An internet connection is required for authentication and data storage.</w:t>
+      </w:r>
+    </w:p>
+    <w:p>
+      <w:pPr>
+        <w:spacing w:line="360" w:lineRule="auto" w:after="160" w:before="0"/>
+        <w:jc w:val="left"/>
+      </w:pPr>
+      <w:r>
+        <w:rPr>
+          <w:rFonts w:ascii="Times New Roman" w:hAnsi="Times New Roman" w:eastAsia="Times New Roman"/>
+          <w:b w:val="0"/>
+          <w:sz w:val="24"/>
+        </w:rPr>
+        <w:t>Comparison of photographs is done by the administrator, not by automatic face matching in the current release.</w:t>
+      </w:r>
+    </w:p>
+    <w:p>
+      <w:pPr>
+        <w:spacing w:line="360" w:lineRule="auto" w:after="160" w:before="0"/>
+        <w:jc w:val="left"/>
+      </w:pPr>
+      <w:r>
+        <w:rPr>
+          <w:rFonts w:ascii="Times New Roman" w:hAnsi="Times New Roman" w:eastAsia="Times New Roman"/>
+          <w:b w:val="0"/>
+          <w:sz w:val="24"/>
+        </w:rPr>
+        <w:t>Staff cannot clock in from personal phones; only the configured kiosk is used.</w:t>
+      </w:r>
+    </w:p>
+    <w:p>
+      <w:pPr>
+        <w:spacing w:line="360" w:lineRule="auto" w:after="160" w:before="0"/>
+        <w:jc w:val="left"/>
+      </w:pPr>
+      <w:r>
+        <w:rPr>
+          <w:rFonts w:ascii="Times New Roman" w:hAnsi="Times New Roman" w:eastAsia="Times New Roman"/>
+          <w:b w:val="0"/>
+          <w:sz w:val="24"/>
+        </w:rPr>
+        <w:t>The project period limited how many organisations could be used for field trials.</w:t>
+      </w:r>
+    </w:p>
+    <w:p>
+      <w:pPr>
+        <w:spacing w:line="360" w:lineRule="auto" w:after="160" w:before="240"/>
+        <w:jc w:val="left"/>
+      </w:pPr>
+      <w:r>
+        <w:rPr>
+          <w:rFonts w:ascii="Times New Roman" w:hAnsi="Times New Roman" w:eastAsia="Times New Roman"/>
+          <w:b/>
+          <w:sz w:val="24"/>
+        </w:rPr>
+        <w:t>1.7 DEFINITION OF TERMS</w:t>
+      </w:r>
+    </w:p>
+    <w:p>
+      <w:pPr>
+        <w:spacing w:line="360" w:lineRule="auto" w:after="160" w:before="0"/>
+        <w:jc w:val="left"/>
+      </w:pPr>
+      <w:r>
+        <w:rPr>
+          <w:rFonts w:ascii="Times New Roman" w:hAnsi="Times New Roman" w:eastAsia="Times New Roman"/>
+          <w:b w:val="0"/>
+          <w:sz w:val="24"/>
+        </w:rPr>
+        <w:t>Attendance: Record of a staff member's presence at work during duty hours.</w:t>
+      </w:r>
+    </w:p>
+    <w:p>
+      <w:pPr>
+        <w:spacing w:line="360" w:lineRule="auto" w:after="160" w:before="0"/>
+        <w:jc w:val="left"/>
+      </w:pPr>
+      <w:r>
+        <w:rPr>
+          <w:rFonts w:ascii="Times New Roman" w:hAnsi="Times New Roman" w:eastAsia="Times New Roman"/>
+          <w:b w:val="0"/>
+          <w:sz w:val="24"/>
+        </w:rPr>
+        <w:t>Clock-in / Clock-out: Electronic recording of arrival time / departure time.</w:t>
+      </w:r>
+    </w:p>
+    <w:p>
+      <w:pPr>
+        <w:spacing w:line="360" w:lineRule="auto" w:after="160" w:before="0"/>
+        <w:jc w:val="left"/>
+      </w:pPr>
+      <w:r>
+        <w:rPr>
+          <w:rFonts w:ascii="Times New Roman" w:hAnsi="Times New Roman" w:eastAsia="Times New Roman"/>
+          <w:b w:val="0"/>
+          <w:sz w:val="24"/>
+        </w:rPr>
+        <w:t>PIN: A four-digit secret code used to confirm staff identity at the kiosk.</w:t>
+      </w:r>
+    </w:p>
+    <w:p>
+      <w:pPr>
+        <w:spacing w:line="360" w:lineRule="auto" w:after="160" w:before="0"/>
+        <w:jc w:val="left"/>
+      </w:pPr>
+      <w:r>
+        <w:rPr>
+          <w:rFonts w:ascii="Times New Roman" w:hAnsi="Times New Roman" w:eastAsia="Times New Roman"/>
+          <w:b w:val="0"/>
+          <w:sz w:val="24"/>
+        </w:rPr>
+        <w:t>Photo verification: Use of a captured image as evidence that the correct person clocked.</w:t>
+      </w:r>
+    </w:p>
+    <w:p>
+      <w:pPr>
+        <w:spacing w:line="360" w:lineRule="auto" w:after="160" w:before="0"/>
+        <w:jc w:val="left"/>
+      </w:pPr>
+      <w:r>
+        <w:rPr>
+          <w:rFonts w:ascii="Times New Roman" w:hAnsi="Times New Roman" w:eastAsia="Times New Roman"/>
+          <w:b w:val="0"/>
+          <w:sz w:val="24"/>
+        </w:rPr>
+        <w:t>Kiosk: A shared computer or tablet kept at reception for attendance.</w:t>
+      </w:r>
+    </w:p>
+    <w:p>
+      <w:pPr>
+        <w:spacing w:line="360" w:lineRule="auto" w:after="160" w:before="0"/>
+        <w:jc w:val="left"/>
+      </w:pPr>
+      <w:r>
+        <w:rPr>
+          <w:rFonts w:ascii="Times New Roman" w:hAnsi="Times New Roman" w:eastAsia="Times New Roman"/>
+          <w:b w:val="0"/>
+          <w:sz w:val="24"/>
+        </w:rPr>
+        <w:t>Buddy punching: Marking attendance for another person who is not present.</w:t>
+      </w:r>
+    </w:p>
+    <w:p>
+      <w:pPr>
+        <w:spacing w:line="360" w:lineRule="auto" w:after="160" w:before="0"/>
+        <w:jc w:val="left"/>
+      </w:pPr>
+      <w:r>
+        <w:rPr>
+          <w:rFonts w:ascii="Times New Roman" w:hAnsi="Times New Roman" w:eastAsia="Times New Roman"/>
+          <w:b w:val="0"/>
+          <w:sz w:val="24"/>
+        </w:rPr>
+        <w:t>Review queue: List of clocking attempts waiting for administrator decision.</w:t>
+      </w:r>
+    </w:p>
+    <w:p>
+      <w:pPr>
+        <w:spacing w:line="360" w:lineRule="auto" w:after="160" w:before="0"/>
+        <w:jc w:val="left"/>
+      </w:pPr>
+      <w:r>
+        <w:rPr>
+          <w:rFonts w:ascii="Times New Roman" w:hAnsi="Times New Roman" w:eastAsia="Times New Roman"/>
+          <w:b w:val="0"/>
+          <w:sz w:val="24"/>
+        </w:rPr>
+        <w:t>Database: Organised electronic store of staff and attendance data.</w:t>
       </w:r>
     </w:p>
     <w:p>
@@ -1963,115 +2082,226 @@
         <w:rPr>
           <w:rFonts w:ascii="Times New Roman" w:hAnsi="Times New Roman" w:eastAsia="Times New Roman"/>
           <w:b/>
-          <w:caps w:val="0"/>
           <w:sz w:val="28"/>
         </w:rPr>
-        <w:t>LIST OF TABLES</w:t>
+        <w:t>CHAPTER TWO</w:t>
       </w:r>
     </w:p>
     <w:p>
       <w:pPr>
-        <w:spacing w:line="360" w:lineRule="auto" w:after="40" w:before="0"/>
+        <w:spacing w:line="360" w:lineRule="auto" w:after="240" w:before="0"/>
+        <w:jc w:val="center"/>
+      </w:pPr>
+      <w:r>
+        <w:rPr>
+          <w:rFonts w:ascii="Times New Roman" w:hAnsi="Times New Roman" w:eastAsia="Times New Roman"/>
+          <w:b/>
+          <w:sz w:val="28"/>
+        </w:rPr>
+        <w:t>LITERATURE REVIEW</w:t>
+      </w:r>
+    </w:p>
+    <w:p>
+      <w:pPr>
+        <w:spacing w:line="360" w:lineRule="auto" w:after="160" w:before="240"/>
         <w:jc w:val="left"/>
+      </w:pPr>
+      <w:r>
+        <w:rPr>
+          <w:rFonts w:ascii="Times New Roman" w:hAnsi="Times New Roman" w:eastAsia="Times New Roman"/>
+          <w:b/>
+          <w:sz w:val="24"/>
+        </w:rPr>
+        <w:t>2.1 INTRODUCTION</w:t>
+      </w:r>
+    </w:p>
+    <w:p>
+      <w:pPr>
+        <w:spacing w:line="360" w:lineRule="auto" w:after="160" w:before="0"/>
+        <w:ind w:firstLine="720"/>
+        <w:jc w:val="both"/>
       </w:pPr>
       <w:r>
         <w:rPr>
           <w:rFonts w:ascii="Times New Roman" w:hAnsi="Times New Roman" w:eastAsia="Times New Roman"/>
           <w:b w:val="0"/>
-          <w:caps w:val="0"/>
           <w:sz w:val="24"/>
         </w:rPr>
-        <w:t>Table 3.1 Functional Requirements</w:t>
+        <w:t>This chapter reviews ideas and systems related to staff attendance. The goal is not to copy an older fingerprint project, but to place PIN and photographic verification within the wider body of attendance technology and to identify gaps that the present work addresses.</w:t>
       </w:r>
     </w:p>
     <w:p>
       <w:pPr>
-        <w:spacing w:line="360" w:lineRule="auto" w:after="40" w:before="0"/>
+        <w:spacing w:line="360" w:lineRule="auto" w:after="160" w:before="240"/>
         <w:jc w:val="left"/>
+      </w:pPr>
+      <w:r>
+        <w:rPr>
+          <w:rFonts w:ascii="Times New Roman" w:hAnsi="Times New Roman" w:eastAsia="Times New Roman"/>
+          <w:b/>
+          <w:sz w:val="24"/>
+        </w:rPr>
+        <w:t>2.2 STAFF ATTENDANCE MANAGEMENT</w:t>
+      </w:r>
+    </w:p>
+    <w:p>
+      <w:pPr>
+        <w:spacing w:line="360" w:lineRule="auto" w:after="160" w:before="0"/>
+        <w:ind w:firstLine="720"/>
+        <w:jc w:val="both"/>
       </w:pPr>
       <w:r>
         <w:rPr>
           <w:rFonts w:ascii="Times New Roman" w:hAnsi="Times New Roman" w:eastAsia="Times New Roman"/>
           <w:b w:val="0"/>
-          <w:caps w:val="0"/>
           <w:sz w:val="24"/>
         </w:rPr>
-        <w:t>Table 3.2 Hardware Requirements</w:t>
+        <w:t>Attendance management is part of human resource administration. Accurate presence data helps organisations calculate hours worked, enforce lateness rules and plan duty rosters. Scholars of management information systems note that timely and reliable operational data improves decision making. Attendance is therefore both an administrative routine and an information-system problem.</w:t>
       </w:r>
     </w:p>
     <w:p>
       <w:pPr>
-        <w:spacing w:line="360" w:lineRule="auto" w:after="40" w:before="0"/>
+        <w:spacing w:line="360" w:lineRule="auto" w:after="160" w:before="240"/>
         <w:jc w:val="left"/>
+      </w:pPr>
+      <w:r>
+        <w:rPr>
+          <w:rFonts w:ascii="Times New Roman" w:hAnsi="Times New Roman" w:eastAsia="Times New Roman"/>
+          <w:b/>
+          <w:sz w:val="24"/>
+        </w:rPr>
+        <w:t>2.3 MANUAL ATTENDANCE PRACTICES</w:t>
+      </w:r>
+    </w:p>
+    <w:p>
+      <w:pPr>
+        <w:spacing w:line="360" w:lineRule="auto" w:after="160" w:before="0"/>
+        <w:ind w:firstLine="720"/>
+        <w:jc w:val="both"/>
       </w:pPr>
       <w:r>
         <w:rPr>
           <w:rFonts w:ascii="Times New Roman" w:hAnsi="Times New Roman" w:eastAsia="Times New Roman"/>
           <w:b w:val="0"/>
-          <w:caps w:val="0"/>
           <w:sz w:val="24"/>
         </w:rPr>
-        <w:t>Table 3.3 Software Requirements</w:t>
+        <w:t>Manual registers require each worker to write a name, time and signature. The method needs no electricity and little training, yet it scales poorly. Large staff lists make checking tedious. Paper is also easy to alter and difficult to back up. These weaknesses justify computerisation even when budgets are small.</w:t>
       </w:r>
     </w:p>
     <w:p>
       <w:pPr>
-        <w:spacing w:line="360" w:lineRule="auto" w:after="40" w:before="0"/>
+        <w:spacing w:line="360" w:lineRule="auto" w:after="160" w:before="240"/>
         <w:jc w:val="left"/>
+      </w:pPr>
+      <w:r>
+        <w:rPr>
+          <w:rFonts w:ascii="Times New Roman" w:hAnsi="Times New Roman" w:eastAsia="Times New Roman"/>
+          <w:b/>
+          <w:sz w:val="24"/>
+        </w:rPr>
+        <w:t>2.4 RELATED COMPUTERISED APPROACHES</w:t>
+      </w:r>
+    </w:p>
+    <w:p>
+      <w:pPr>
+        <w:spacing w:line="360" w:lineRule="auto" w:after="160" w:before="0"/>
+        <w:ind w:firstLine="720"/>
+        <w:jc w:val="both"/>
       </w:pPr>
       <w:r>
         <w:rPr>
           <w:rFonts w:ascii="Times New Roman" w:hAnsi="Times New Roman" w:eastAsia="Times New Roman"/>
           <w:b w:val="0"/>
-          <w:caps w:val="0"/>
           <w:sz w:val="24"/>
         </w:rPr>
-        <w:t>Table 4.1 Profiles Table Structure</w:t>
+        <w:t>Published and commercial systems fall into several families: barcode or RFID card punch systems; fingerprint and face biometric clocks; and browser or mobile applications. Card systems are fast but cards can be shared. Biometric clocks raise security but raise cost. Pure mobile apps raise convenience but weaken control of place and identity unless extra checks are added.</w:t>
       </w:r>
     </w:p>
     <w:p>
       <w:pPr>
-        <w:spacing w:line="360" w:lineRule="auto" w:after="40" w:before="0"/>
+        <w:spacing w:line="360" w:lineRule="auto" w:after="160" w:before="240"/>
         <w:jc w:val="left"/>
+      </w:pPr>
+      <w:r>
+        <w:rPr>
+          <w:rFonts w:ascii="Times New Roman" w:hAnsi="Times New Roman" w:eastAsia="Times New Roman"/>
+          <w:b/>
+          <w:sz w:val="24"/>
+        </w:rPr>
+        <w:t>2.5 PIN-BASED AUTHENTICATION</w:t>
+      </w:r>
+    </w:p>
+    <w:p>
+      <w:pPr>
+        <w:spacing w:line="360" w:lineRule="auto" w:after="160" w:before="0"/>
+        <w:ind w:firstLine="720"/>
+        <w:jc w:val="both"/>
       </w:pPr>
       <w:r>
         <w:rPr>
           <w:rFonts w:ascii="Times New Roman" w:hAnsi="Times New Roman" w:eastAsia="Times New Roman"/>
           <w:b w:val="0"/>
-          <w:caps w:val="0"/>
           <w:sz w:val="24"/>
         </w:rPr>
-        <w:t>Table 4.2 Attendance Records Table Structure</w:t>
+        <w:t>A Personal Identification Number is a short shared secret. Banks and access-control systems have long used PINs because they are simple to remember and cheap to implement. In attendance, a PIN alone is not enough if staff can whisper it to a friend. Combining a PIN with a controlled physical location (the kiosk) and a photograph reduces that risk without requiring fingerprint sensors.</w:t>
       </w:r>
     </w:p>
     <w:p>
       <w:pPr>
-        <w:spacing w:line="360" w:lineRule="auto" w:after="40" w:before="0"/>
+        <w:spacing w:line="360" w:lineRule="auto" w:after="160" w:before="240"/>
         <w:jc w:val="left"/>
+      </w:pPr>
+      <w:r>
+        <w:rPr>
+          <w:rFonts w:ascii="Times New Roman" w:hAnsi="Times New Roman" w:eastAsia="Times New Roman"/>
+          <w:b/>
+          <w:sz w:val="24"/>
+        </w:rPr>
+        <w:t>2.6 PHOTOGRAPHIC VERIFICATION IN ATTENDANCE</w:t>
+      </w:r>
+    </w:p>
+    <w:p>
+      <w:pPr>
+        <w:spacing w:line="360" w:lineRule="auto" w:after="160" w:before="0"/>
+        <w:ind w:firstLine="720"/>
+        <w:jc w:val="both"/>
       </w:pPr>
       <w:r>
         <w:rPr>
           <w:rFonts w:ascii="Times New Roman" w:hAnsi="Times New Roman" w:eastAsia="Times New Roman"/>
           <w:b w:val="0"/>
-          <w:caps w:val="0"/>
           <w:sz w:val="24"/>
         </w:rPr>
-        <w:t>Table 4.3 Review Queue Table Structure</w:t>
+        <w:t>A photograph taken at the moment of clocking creates an audit trail. Even when automatic face matching is not used, an administrator can later compare the live image with a stored profile photograph. This manual review model is suitable for student projects and small organisations because it avoids expensive specialised hardware while still providing evidence.</w:t>
       </w:r>
     </w:p>
     <w:p>
       <w:pPr>
-        <w:spacing w:line="360" w:lineRule="auto" w:after="40" w:before="0"/>
+        <w:spacing w:line="360" w:lineRule="auto" w:after="160" w:before="240"/>
         <w:jc w:val="left"/>
+      </w:pPr>
+      <w:r>
+        <w:rPr>
+          <w:rFonts w:ascii="Times New Roman" w:hAnsi="Times New Roman" w:eastAsia="Times New Roman"/>
+          <w:b/>
+          <w:sz w:val="24"/>
+        </w:rPr>
+        <w:t>2.7 SUMMARY OF REVIEWED WORKS</w:t>
+      </w:r>
+    </w:p>
+    <w:p>
+      <w:pPr>
+        <w:spacing w:line="360" w:lineRule="auto" w:after="160" w:before="0"/>
+        <w:ind w:firstLine="720"/>
+        <w:jc w:val="both"/>
       </w:pPr>
       <w:r>
         <w:rPr>
           <w:rFonts w:ascii="Times New Roman" w:hAnsi="Times New Roman" w:eastAsia="Times New Roman"/>
           <w:b w:val="0"/>
-          <w:caps w:val="0"/>
           <w:sz w:val="24"/>
         </w:rPr>
-        <w:t>Table 4.4 Test Cases and Results</w:t>
+        <w:t>The review shows that fingerprint attendance is strong but costly, while uncontrolled mobile check-in is weak against fraud. A kiosk that demands a PIN and a photograph sits between those extremes. That observation guided the design choices documented in Chapters Three and Four.</w:t>
       </w:r>
     </w:p>
     <w:p>
@@ -2088,1279 +2318,6 @@
         <w:rPr>
           <w:rFonts w:ascii="Times New Roman" w:hAnsi="Times New Roman" w:eastAsia="Times New Roman"/>
           <w:b/>
-          <w:caps w:val="0"/>
-          <w:sz w:val="28"/>
-        </w:rPr>
-        <w:t>CHAPTER ONE</w:t>
-      </w:r>
-    </w:p>
-    <w:p>
-      <w:pPr>
-        <w:spacing w:line="360" w:lineRule="auto" w:after="240" w:before="0"/>
-        <w:jc w:val="center"/>
-      </w:pPr>
-      <w:r>
-        <w:rPr>
-          <w:rFonts w:ascii="Times New Roman" w:hAnsi="Times New Roman" w:eastAsia="Times New Roman"/>
-          <w:b/>
-          <w:caps w:val="0"/>
-          <w:sz w:val="28"/>
-        </w:rPr>
-        <w:t>INTRODUCTION</w:t>
-      </w:r>
-    </w:p>
-    <w:p>
-      <w:pPr>
-        <w:spacing w:line="360" w:lineRule="auto" w:after="160" w:before="0"/>
-        <w:ind w:firstLine="720"/>
-        <w:jc w:val="both"/>
-      </w:pPr>
-      <w:r>
-        <w:rPr>
-          <w:rFonts w:ascii="Times New Roman" w:hAnsi="Times New Roman" w:eastAsia="Times New Roman"/>
-          <w:b w:val="0"/>
-          <w:caps w:val="0"/>
-          <w:sz w:val="24"/>
-        </w:rPr>
-        <w:t>This chapter presents the background of the study, statement of the problem, objectives, significance, scope, limitations, assumptions and definition of terms related to the design and implementation of a computerised staff attendance system using PIN and photo verification.</w:t>
-      </w:r>
-    </w:p>
-    <w:p>
-      <w:pPr>
-        <w:spacing w:line="360" w:lineRule="auto" w:after="160" w:before="240"/>
-        <w:jc w:val="left"/>
-      </w:pPr>
-      <w:r>
-        <w:rPr>
-          <w:rFonts w:ascii="Times New Roman" w:hAnsi="Times New Roman" w:eastAsia="Times New Roman"/>
-          <w:b/>
-          <w:caps w:val="0"/>
-          <w:sz w:val="24"/>
-        </w:rPr>
-        <w:t>1.1 BACKGROUND OF THE STUDY</w:t>
-      </w:r>
-    </w:p>
-    <w:p>
-      <w:pPr>
-        <w:spacing w:line="360" w:lineRule="auto" w:after="160" w:before="0"/>
-        <w:ind w:firstLine="720"/>
-        <w:jc w:val="both"/>
-      </w:pPr>
-      <w:r>
-        <w:rPr>
-          <w:rFonts w:ascii="Times New Roman" w:hAnsi="Times New Roman" w:eastAsia="Times New Roman"/>
-          <w:b w:val="0"/>
-          <w:caps w:val="0"/>
-          <w:sz w:val="24"/>
-        </w:rPr>
-        <w:t>The operation of any organisation depends on the contribution of its staff. Attendance is the act of being present at a place of work during the required hours. Accurate attendance records are used for payroll, discipline, productivity measurement and general administration.</w:t>
-      </w:r>
-    </w:p>
-    <w:p>
-      <w:pPr>
-        <w:spacing w:line="360" w:lineRule="auto" w:after="160" w:before="0"/>
-        <w:ind w:firstLine="720"/>
-        <w:jc w:val="both"/>
-      </w:pPr>
-      <w:r>
-        <w:rPr>
-          <w:rFonts w:ascii="Times New Roman" w:hAnsi="Times New Roman" w:eastAsia="Times New Roman"/>
-          <w:b w:val="0"/>
-          <w:caps w:val="0"/>
-          <w:sz w:val="24"/>
-        </w:rPr>
-        <w:t>For many years, organisations have relied on manual registers in which employees write their names, signatures and arrival times. Although this method is cheap, it is slow, error-prone and open to buddy punching. With the growth of information technology, computerised attendance systems have become preferable because they store data safely, generate reports quickly and reduce fraud.</w:t>
-      </w:r>
-    </w:p>
-    <w:p>
-      <w:pPr>
-        <w:spacing w:line="360" w:lineRule="auto" w:after="160" w:before="0"/>
-        <w:ind w:firstLine="720"/>
-        <w:jc w:val="both"/>
-      </w:pPr>
-      <w:r>
-        <w:rPr>
-          <w:rFonts w:ascii="Times New Roman" w:hAnsi="Times New Roman" w:eastAsia="Times New Roman"/>
-          <w:b w:val="0"/>
-          <w:caps w:val="0"/>
-          <w:sz w:val="24"/>
-        </w:rPr>
-        <w:t>Fingerprint biometric systems are popular but expensive for small organisations. This project therefore implements an affordable computerised alternative: a shared reception kiosk where staff authenticate with a four-digit PIN and a captured photograph that administrators can review manually. The implemented system is called AttendPro.</w:t>
-      </w:r>
-    </w:p>
-    <w:p>
-      <w:pPr>
-        <w:spacing w:line="360" w:lineRule="auto" w:after="160" w:before="240"/>
-        <w:jc w:val="left"/>
-      </w:pPr>
-      <w:r>
-        <w:rPr>
-          <w:rFonts w:ascii="Times New Roman" w:hAnsi="Times New Roman" w:eastAsia="Times New Roman"/>
-          <w:b/>
-          <w:caps w:val="0"/>
-          <w:sz w:val="24"/>
-        </w:rPr>
-        <w:t>1.2 STATEMENT OF THE PROBLEM</w:t>
-      </w:r>
-    </w:p>
-    <w:p>
-      <w:pPr>
-        <w:spacing w:line="360" w:lineRule="auto" w:after="160" w:before="0"/>
-        <w:ind w:firstLine="720"/>
-        <w:jc w:val="both"/>
-      </w:pPr>
-      <w:r>
-        <w:rPr>
-          <w:rFonts w:ascii="Times New Roman" w:hAnsi="Times New Roman" w:eastAsia="Times New Roman"/>
-          <w:b w:val="0"/>
-          <w:caps w:val="0"/>
-          <w:sz w:val="24"/>
-        </w:rPr>
-        <w:t>Organisations that use pen and paper attendance face several problems:</w:t>
-      </w:r>
-    </w:p>
-    <w:p>
-      <w:pPr>
-        <w:spacing w:line="360" w:lineRule="auto" w:after="160" w:before="0"/>
-        <w:jc w:val="left"/>
-      </w:pPr>
-      <w:r>
-        <w:rPr>
-          <w:rFonts w:ascii="Times New Roman" w:hAnsi="Times New Roman" w:eastAsia="Times New Roman"/>
-          <w:b w:val="0"/>
-          <w:caps w:val="0"/>
-          <w:sz w:val="24"/>
-        </w:rPr>
-        <w:t>Buddy punching — one employee can sign in for another who is absent or late.</w:t>
-      </w:r>
-    </w:p>
-    <w:p>
-      <w:pPr>
-        <w:spacing w:line="360" w:lineRule="auto" w:after="160" w:before="0"/>
-        <w:jc w:val="left"/>
-      </w:pPr>
-      <w:r>
-        <w:rPr>
-          <w:rFonts w:ascii="Times New Roman" w:hAnsi="Times New Roman" w:eastAsia="Times New Roman"/>
-          <w:b w:val="0"/>
-          <w:caps w:val="0"/>
-          <w:sz w:val="24"/>
-        </w:rPr>
-        <w:t>Human error — wrong times, unreadable handwriting and skipped entries.</w:t>
-      </w:r>
-    </w:p>
-    <w:p>
-      <w:pPr>
-        <w:spacing w:line="360" w:lineRule="auto" w:after="160" w:before="0"/>
-        <w:jc w:val="left"/>
-      </w:pPr>
-      <w:r>
-        <w:rPr>
-          <w:rFonts w:ascii="Times New Roman" w:hAnsi="Times New Roman" w:eastAsia="Times New Roman"/>
-          <w:b w:val="0"/>
-          <w:caps w:val="0"/>
-          <w:sz w:val="24"/>
-        </w:rPr>
-        <w:t>Loss or damage of paper registers.</w:t>
-      </w:r>
-    </w:p>
-    <w:p>
-      <w:pPr>
-        <w:spacing w:line="360" w:lineRule="auto" w:after="160" w:before="0"/>
-        <w:jc w:val="left"/>
-      </w:pPr>
-      <w:r>
-        <w:rPr>
-          <w:rFonts w:ascii="Times New Roman" w:hAnsi="Times New Roman" w:eastAsia="Times New Roman"/>
-          <w:b w:val="0"/>
-          <w:caps w:val="0"/>
-          <w:sz w:val="24"/>
-        </w:rPr>
-        <w:t>Difficulty preparing monthly and yearly attendance summaries.</w:t>
-      </w:r>
-    </w:p>
-    <w:p>
-      <w:pPr>
-        <w:spacing w:line="360" w:lineRule="auto" w:after="160" w:before="0"/>
-        <w:jc w:val="left"/>
-      </w:pPr>
-      <w:r>
-        <w:rPr>
-          <w:rFonts w:ascii="Times New Roman" w:hAnsi="Times New Roman" w:eastAsia="Times New Roman"/>
-          <w:b w:val="0"/>
-          <w:caps w:val="0"/>
-          <w:sz w:val="24"/>
-        </w:rPr>
-        <w:t>Lack of real-time monitoring of who is present.</w:t>
-      </w:r>
-    </w:p>
-    <w:p>
-      <w:pPr>
-        <w:spacing w:line="360" w:lineRule="auto" w:after="160" w:before="0"/>
-        <w:jc w:val="left"/>
-      </w:pPr>
-      <w:r>
-        <w:rPr>
-          <w:rFonts w:ascii="Times New Roman" w:hAnsi="Times New Roman" w:eastAsia="Times New Roman"/>
-          <w:b w:val="0"/>
-          <w:caps w:val="0"/>
-          <w:sz w:val="24"/>
-        </w:rPr>
-        <w:t>High cost of fingerprint devices, which is not suitable for small organisations.</w:t>
-      </w:r>
-    </w:p>
-    <w:p>
-      <w:pPr>
-        <w:spacing w:line="360" w:lineRule="auto" w:after="160" w:before="0"/>
-        <w:ind w:firstLine="720"/>
-        <w:jc w:val="both"/>
-      </w:pPr>
-      <w:r>
-        <w:rPr>
-          <w:rFonts w:ascii="Times New Roman" w:hAnsi="Times New Roman" w:eastAsia="Times New Roman"/>
-          <w:b w:val="0"/>
-          <w:caps w:val="0"/>
-          <w:sz w:val="24"/>
-        </w:rPr>
-        <w:t>There is therefore a need for an affordable, reliable and secure computerised staff attendance system that does not depend on expensive fingerprint hardware.</w:t>
-      </w:r>
-    </w:p>
-    <w:p>
-      <w:pPr>
-        <w:spacing w:line="360" w:lineRule="auto" w:after="160" w:before="240"/>
-        <w:jc w:val="left"/>
-      </w:pPr>
-      <w:r>
-        <w:rPr>
-          <w:rFonts w:ascii="Times New Roman" w:hAnsi="Times New Roman" w:eastAsia="Times New Roman"/>
-          <w:b/>
-          <w:caps w:val="0"/>
-          <w:sz w:val="24"/>
-        </w:rPr>
-        <w:t>1.3 OBJECTIVES OF THE STUDY</w:t>
-      </w:r>
-    </w:p>
-    <w:p>
-      <w:pPr>
-        <w:spacing w:line="360" w:lineRule="auto" w:after="160" w:before="0"/>
-        <w:jc w:val="both"/>
-      </w:pPr>
-      <w:r>
-        <w:rPr>
-          <w:rFonts w:ascii="Times New Roman" w:hAnsi="Times New Roman" w:eastAsia="Times New Roman"/>
-          <w:b w:val="0"/>
-          <w:caps w:val="0"/>
-          <w:sz w:val="24"/>
-        </w:rPr>
-        <w:t>The aim of this project is to design and implement a computerised staff attendance system using PIN and photo verification.</w:t>
-      </w:r>
-    </w:p>
-    <w:p>
-      <w:pPr>
-        <w:spacing w:line="360" w:lineRule="auto" w:after="160" w:before="0"/>
-        <w:jc w:val="both"/>
-      </w:pPr>
-      <w:r>
-        <w:rPr>
-          <w:rFonts w:ascii="Times New Roman" w:hAnsi="Times New Roman" w:eastAsia="Times New Roman"/>
-          <w:b w:val="0"/>
-          <w:caps w:val="0"/>
-          <w:sz w:val="24"/>
-        </w:rPr>
-        <w:t>The specific objectives are to:</w:t>
-      </w:r>
-    </w:p>
-    <w:p>
-      <w:pPr>
-        <w:spacing w:line="360" w:lineRule="auto" w:after="160" w:before="0"/>
-        <w:jc w:val="left"/>
-      </w:pPr>
-      <w:r>
-        <w:rPr>
-          <w:rFonts w:ascii="Times New Roman" w:hAnsi="Times New Roman" w:eastAsia="Times New Roman"/>
-          <w:b w:val="0"/>
-          <w:caps w:val="0"/>
-          <w:sz w:val="24"/>
-        </w:rPr>
-        <w:t>1. Develop a computerised staff attendance system that records clock-in and clock-out at a shared reception kiosk.</w:t>
-      </w:r>
-    </w:p>
-    <w:p>
-      <w:pPr>
-        <w:spacing w:line="360" w:lineRule="auto" w:after="160" w:before="0"/>
-        <w:jc w:val="left"/>
-      </w:pPr>
-      <w:r>
-        <w:rPr>
-          <w:rFonts w:ascii="Times New Roman" w:hAnsi="Times New Roman" w:eastAsia="Times New Roman"/>
-          <w:b w:val="0"/>
-          <w:caps w:val="0"/>
-          <w:sz w:val="24"/>
-        </w:rPr>
-        <w:t>2. Authenticate each staff member using a four-digit PIN issued by the administrator.</w:t>
-      </w:r>
-    </w:p>
-    <w:p>
-      <w:pPr>
-        <w:spacing w:line="360" w:lineRule="auto" w:after="160" w:before="0"/>
-        <w:jc w:val="left"/>
-      </w:pPr>
-      <w:r>
-        <w:rPr>
-          <w:rFonts w:ascii="Times New Roman" w:hAnsi="Times New Roman" w:eastAsia="Times New Roman"/>
-          <w:b w:val="0"/>
-          <w:caps w:val="0"/>
-          <w:sz w:val="24"/>
-        </w:rPr>
-        <w:t>3. Capture a photograph at the point of clocking for administrative verification.</w:t>
-      </w:r>
-    </w:p>
-    <w:p>
-      <w:pPr>
-        <w:spacing w:line="360" w:lineRule="auto" w:after="160" w:before="0"/>
-        <w:jc w:val="left"/>
-      </w:pPr>
-      <w:r>
-        <w:rPr>
-          <w:rFonts w:ascii="Times New Roman" w:hAnsi="Times New Roman" w:eastAsia="Times New Roman"/>
-          <w:b w:val="0"/>
-          <w:caps w:val="0"/>
-          <w:sz w:val="24"/>
-        </w:rPr>
-        <w:t>4. Provide a review queue where suspicious attempts are checked manually.</w:t>
-      </w:r>
-    </w:p>
-    <w:p>
-      <w:pPr>
-        <w:spacing w:line="360" w:lineRule="auto" w:after="160" w:before="0"/>
-        <w:jc w:val="left"/>
-      </w:pPr>
-      <w:r>
-        <w:rPr>
-          <w:rFonts w:ascii="Times New Roman" w:hAnsi="Times New Roman" w:eastAsia="Times New Roman"/>
-          <w:b w:val="0"/>
-          <w:caps w:val="0"/>
-          <w:sz w:val="24"/>
-        </w:rPr>
-        <w:t>5. Provide administrative modules for staff management, leave approval and attendance reporting.</w:t>
-      </w:r>
-    </w:p>
-    <w:p>
-      <w:pPr>
-        <w:spacing w:line="360" w:lineRule="auto" w:after="160" w:before="0"/>
-        <w:jc w:val="left"/>
-      </w:pPr>
-      <w:r>
-        <w:rPr>
-          <w:rFonts w:ascii="Times New Roman" w:hAnsi="Times New Roman" w:eastAsia="Times New Roman"/>
-          <w:b w:val="0"/>
-          <w:caps w:val="0"/>
-          <w:sz w:val="24"/>
-        </w:rPr>
-        <w:t>6. Deploy the system as a web application and as a Windows desktop application.</w:t>
-      </w:r>
-    </w:p>
-    <w:p>
-      <w:pPr>
-        <w:spacing w:line="360" w:lineRule="auto" w:after="160" w:before="240"/>
-        <w:jc w:val="left"/>
-      </w:pPr>
-      <w:r>
-        <w:rPr>
-          <w:rFonts w:ascii="Times New Roman" w:hAnsi="Times New Roman" w:eastAsia="Times New Roman"/>
-          <w:b/>
-          <w:caps w:val="0"/>
-          <w:sz w:val="24"/>
-        </w:rPr>
-        <w:t>1.4 SIGNIFICANCE OF THE STUDY</w:t>
-      </w:r>
-    </w:p>
-    <w:p>
-      <w:pPr>
-        <w:spacing w:line="360" w:lineRule="auto" w:after="160" w:before="0"/>
-        <w:ind w:firstLine="720"/>
-        <w:jc w:val="both"/>
-      </w:pPr>
-      <w:r>
-        <w:rPr>
-          <w:rFonts w:ascii="Times New Roman" w:hAnsi="Times New Roman" w:eastAsia="Times New Roman"/>
-          <w:b w:val="0"/>
-          <w:caps w:val="0"/>
-          <w:sz w:val="24"/>
-        </w:rPr>
-        <w:t>This study is significant because it reduces attendance fraud through the combination of a secret PIN and a photograph; saves time in recording and compiling attendance; improves accuracy by storing data in a database; is affordable compared with fingerprint hardware; supports management decisions with timely reports; and serves as a useful reference for future research.</w:t>
-      </w:r>
-    </w:p>
-    <w:p>
-      <w:pPr>
-        <w:spacing w:line="360" w:lineRule="auto" w:after="160" w:before="240"/>
-        <w:jc w:val="left"/>
-      </w:pPr>
-      <w:r>
-        <w:rPr>
-          <w:rFonts w:ascii="Times New Roman" w:hAnsi="Times New Roman" w:eastAsia="Times New Roman"/>
-          <w:b/>
-          <w:caps w:val="0"/>
-          <w:sz w:val="24"/>
-        </w:rPr>
-        <w:t>1.5 SCOPE OF THE STUDY</w:t>
-      </w:r>
-    </w:p>
-    <w:p>
-      <w:pPr>
-        <w:spacing w:line="360" w:lineRule="auto" w:after="160" w:before="0"/>
-        <w:jc w:val="left"/>
-      </w:pPr>
-      <w:r>
-        <w:rPr>
-          <w:rFonts w:ascii="Times New Roman" w:hAnsi="Times New Roman" w:eastAsia="Times New Roman"/>
-          <w:b w:val="0"/>
-          <w:caps w:val="0"/>
-          <w:sz w:val="24"/>
-        </w:rPr>
-        <w:t>Recording of staff clock-in and clock-out at a shared kiosk using name, PIN and photograph.</w:t>
-      </w:r>
-    </w:p>
-    <w:p>
-      <w:pPr>
-        <w:spacing w:line="360" w:lineRule="auto" w:after="160" w:before="0"/>
-        <w:jc w:val="left"/>
-      </w:pPr>
-      <w:r>
-        <w:rPr>
-          <w:rFonts w:ascii="Times New Roman" w:hAnsi="Times New Roman" w:eastAsia="Times New Roman"/>
-          <w:b w:val="0"/>
-          <w:caps w:val="0"/>
-          <w:sz w:val="24"/>
-        </w:rPr>
-        <w:t>Administrative management of staff records, PINs and profile photographs.</w:t>
-      </w:r>
-    </w:p>
-    <w:p>
-      <w:pPr>
-        <w:spacing w:line="360" w:lineRule="auto" w:after="160" w:before="0"/>
-        <w:jc w:val="left"/>
-      </w:pPr>
-      <w:r>
-        <w:rPr>
-          <w:rFonts w:ascii="Times New Roman" w:hAnsi="Times New Roman" w:eastAsia="Times New Roman"/>
-          <w:b w:val="0"/>
-          <w:caps w:val="0"/>
-          <w:sz w:val="24"/>
-        </w:rPr>
-        <w:t>A review queue for manual verification of suspicious clocking attempts.</w:t>
-      </w:r>
-    </w:p>
-    <w:p>
-      <w:pPr>
-        <w:spacing w:line="360" w:lineRule="auto" w:after="160" w:before="0"/>
-        <w:jc w:val="left"/>
-      </w:pPr>
-      <w:r>
-        <w:rPr>
-          <w:rFonts w:ascii="Times New Roman" w:hAnsi="Times New Roman" w:eastAsia="Times New Roman"/>
-          <w:b w:val="0"/>
-          <w:caps w:val="0"/>
-          <w:sz w:val="24"/>
-        </w:rPr>
-        <w:t>Leave request and approval management.</w:t>
-      </w:r>
-    </w:p>
-    <w:p>
-      <w:pPr>
-        <w:spacing w:line="360" w:lineRule="auto" w:after="160" w:before="0"/>
-        <w:jc w:val="left"/>
-      </w:pPr>
-      <w:r>
-        <w:rPr>
-          <w:rFonts w:ascii="Times New Roman" w:hAnsi="Times New Roman" w:eastAsia="Times New Roman"/>
-          <w:b w:val="0"/>
-          <w:caps w:val="0"/>
-          <w:sz w:val="24"/>
-        </w:rPr>
-        <w:t>Attendance history and reporting with export.</w:t>
-      </w:r>
-    </w:p>
-    <w:p>
-      <w:pPr>
-        <w:spacing w:line="360" w:lineRule="auto" w:after="160" w:before="0"/>
-        <w:jc w:val="left"/>
-      </w:pPr>
-      <w:r>
-        <w:rPr>
-          <w:rFonts w:ascii="Times New Roman" w:hAnsi="Times New Roman" w:eastAsia="Times New Roman"/>
-          <w:b w:val="0"/>
-          <w:caps w:val="0"/>
-          <w:sz w:val="24"/>
-        </w:rPr>
-        <w:t>Multi-organisation support with role-based access.</w:t>
-      </w:r>
-    </w:p>
-    <w:p>
-      <w:pPr>
-        <w:spacing w:line="360" w:lineRule="auto" w:after="160" w:before="0"/>
-        <w:jc w:val="left"/>
-      </w:pPr>
-      <w:r>
-        <w:rPr>
-          <w:rFonts w:ascii="Times New Roman" w:hAnsi="Times New Roman" w:eastAsia="Times New Roman"/>
-          <w:b w:val="0"/>
-          <w:caps w:val="0"/>
-          <w:sz w:val="24"/>
-        </w:rPr>
-        <w:t>Suitable for schools, companies and similar organisations.</w:t>
-      </w:r>
-    </w:p>
-    <w:p>
-      <w:pPr>
-        <w:spacing w:line="360" w:lineRule="auto" w:after="160" w:before="240"/>
-        <w:jc w:val="left"/>
-      </w:pPr>
-      <w:r>
-        <w:rPr>
-          <w:rFonts w:ascii="Times New Roman" w:hAnsi="Times New Roman" w:eastAsia="Times New Roman"/>
-          <w:b/>
-          <w:caps w:val="0"/>
-          <w:sz w:val="24"/>
-        </w:rPr>
-        <w:t>1.6 LIMITATION OF THE STUDY</w:t>
-      </w:r>
-    </w:p>
-    <w:p>
-      <w:pPr>
-        <w:spacing w:line="360" w:lineRule="auto" w:after="160" w:before="0"/>
-        <w:jc w:val="left"/>
-      </w:pPr>
-      <w:r>
-        <w:rPr>
-          <w:rFonts w:ascii="Times New Roman" w:hAnsi="Times New Roman" w:eastAsia="Times New Roman"/>
-          <w:b w:val="0"/>
-          <w:caps w:val="0"/>
-          <w:sz w:val="24"/>
-        </w:rPr>
-        <w:t>Unavailability of some academic materials within the project period.</w:t>
-      </w:r>
-    </w:p>
-    <w:p>
-      <w:pPr>
-        <w:spacing w:line="360" w:lineRule="auto" w:after="160" w:before="0"/>
-        <w:jc w:val="left"/>
-      </w:pPr>
-      <w:r>
-        <w:rPr>
-          <w:rFonts w:ascii="Times New Roman" w:hAnsi="Times New Roman" w:eastAsia="Times New Roman"/>
-          <w:b w:val="0"/>
-          <w:caps w:val="0"/>
-          <w:sz w:val="24"/>
-        </w:rPr>
-        <w:t>Time constraint for extended field testing across many organisations.</w:t>
-      </w:r>
-    </w:p>
-    <w:p>
-      <w:pPr>
-        <w:spacing w:line="360" w:lineRule="auto" w:after="160" w:before="0"/>
-        <w:jc w:val="left"/>
-      </w:pPr>
-      <w:r>
-        <w:rPr>
-          <w:rFonts w:ascii="Times New Roman" w:hAnsi="Times New Roman" w:eastAsia="Times New Roman"/>
-          <w:b w:val="0"/>
-          <w:caps w:val="0"/>
-          <w:sz w:val="24"/>
-        </w:rPr>
-        <w:t>Financial constraint that prevented procurement of fingerprint devices.</w:t>
-      </w:r>
-    </w:p>
-    <w:p>
-      <w:pPr>
-        <w:spacing w:line="360" w:lineRule="auto" w:after="160" w:before="0"/>
-        <w:jc w:val="left"/>
-      </w:pPr>
-      <w:r>
-        <w:rPr>
-          <w:rFonts w:ascii="Times New Roman" w:hAnsi="Times New Roman" w:eastAsia="Times New Roman"/>
-          <w:b w:val="0"/>
-          <w:caps w:val="0"/>
-          <w:sz w:val="24"/>
-        </w:rPr>
-        <w:t>The system requires internet access to the online database.</w:t>
-      </w:r>
-    </w:p>
-    <w:p>
-      <w:pPr>
-        <w:spacing w:line="360" w:lineRule="auto" w:after="160" w:before="0"/>
-        <w:jc w:val="left"/>
-      </w:pPr>
-      <w:r>
-        <w:rPr>
-          <w:rFonts w:ascii="Times New Roman" w:hAnsi="Times New Roman" w:eastAsia="Times New Roman"/>
-          <w:b w:val="0"/>
-          <w:caps w:val="0"/>
-          <w:sz w:val="24"/>
-        </w:rPr>
-        <w:t>Photograph verification is manual (administrator review), not automatic face recognition.</w:t>
-      </w:r>
-    </w:p>
-    <w:p>
-      <w:pPr>
-        <w:spacing w:line="360" w:lineRule="auto" w:after="160" w:before="0"/>
-        <w:jc w:val="left"/>
-      </w:pPr>
-      <w:r>
-        <w:rPr>
-          <w:rFonts w:ascii="Times New Roman" w:hAnsi="Times New Roman" w:eastAsia="Times New Roman"/>
-          <w:b w:val="0"/>
-          <w:caps w:val="0"/>
-          <w:sz w:val="24"/>
-        </w:rPr>
-        <w:t>Staff do not clock in from personal phones; clocking is kiosk-only.</w:t>
-      </w:r>
-    </w:p>
-    <w:p>
-      <w:pPr>
-        <w:spacing w:line="360" w:lineRule="auto" w:after="160" w:before="240"/>
-        <w:jc w:val="left"/>
-      </w:pPr>
-      <w:r>
-        <w:rPr>
-          <w:rFonts w:ascii="Times New Roman" w:hAnsi="Times New Roman" w:eastAsia="Times New Roman"/>
-          <w:b/>
-          <w:caps w:val="0"/>
-          <w:sz w:val="24"/>
-        </w:rPr>
-        <w:t>1.7 ASSUMPTION OF THE STUDY</w:t>
-      </w:r>
-    </w:p>
-    <w:p>
-      <w:pPr>
-        <w:spacing w:line="360" w:lineRule="auto" w:after="160" w:before="0"/>
-        <w:ind w:firstLine="720"/>
-        <w:jc w:val="both"/>
-      </w:pPr>
-      <w:r>
-        <w:rPr>
-          <w:rFonts w:ascii="Times New Roman" w:hAnsi="Times New Roman" w:eastAsia="Times New Roman"/>
-          <w:b w:val="0"/>
-          <w:caps w:val="0"/>
-          <w:sz w:val="24"/>
-        </w:rPr>
-        <w:t>It is assumed that all data collected for this study are correct and contain no false information; that the organisation will provide a stable internet connection at the reception point; and that administrators will keep staff PINs confidential and issue them only to the rightful owners.</w:t>
-      </w:r>
-    </w:p>
-    <w:p>
-      <w:pPr>
-        <w:spacing w:line="360" w:lineRule="auto" w:after="160" w:before="240"/>
-        <w:jc w:val="left"/>
-      </w:pPr>
-      <w:r>
-        <w:rPr>
-          <w:rFonts w:ascii="Times New Roman" w:hAnsi="Times New Roman" w:eastAsia="Times New Roman"/>
-          <w:b/>
-          <w:caps w:val="0"/>
-          <w:sz w:val="24"/>
-        </w:rPr>
-        <w:t>1.8 DEFINITION OF TERMS</w:t>
-      </w:r>
-    </w:p>
-    <w:p>
-      <w:pPr>
-        <w:spacing w:line="360" w:lineRule="auto" w:after="160" w:before="0"/>
-        <w:jc w:val="left"/>
-      </w:pPr>
-      <w:r>
-        <w:rPr>
-          <w:rFonts w:ascii="Times New Roman" w:hAnsi="Times New Roman" w:eastAsia="Times New Roman"/>
-          <w:b w:val="0"/>
-          <w:caps w:val="0"/>
-          <w:sz w:val="24"/>
-        </w:rPr>
-        <w:t>Attendance: The act of being present at work or an official event.</w:t>
-      </w:r>
-    </w:p>
-    <w:p>
-      <w:pPr>
-        <w:spacing w:line="360" w:lineRule="auto" w:after="160" w:before="0"/>
-        <w:jc w:val="left"/>
-      </w:pPr>
-      <w:r>
-        <w:rPr>
-          <w:rFonts w:ascii="Times New Roman" w:hAnsi="Times New Roman" w:eastAsia="Times New Roman"/>
-          <w:b w:val="0"/>
-          <w:caps w:val="0"/>
-          <w:sz w:val="24"/>
-        </w:rPr>
-        <w:t>Clock-in / Clock-out: Recording the time of arrival / departure respectively.</w:t>
-      </w:r>
-    </w:p>
-    <w:p>
-      <w:pPr>
-        <w:spacing w:line="360" w:lineRule="auto" w:after="160" w:before="0"/>
-        <w:jc w:val="left"/>
-      </w:pPr>
-      <w:r>
-        <w:rPr>
-          <w:rFonts w:ascii="Times New Roman" w:hAnsi="Times New Roman" w:eastAsia="Times New Roman"/>
-          <w:b w:val="0"/>
-          <w:caps w:val="0"/>
-          <w:sz w:val="24"/>
-        </w:rPr>
-        <w:t>Kiosk: A shared computer or tablet placed at reception for staff clocking.</w:t>
-      </w:r>
-    </w:p>
-    <w:p>
-      <w:pPr>
-        <w:spacing w:line="360" w:lineRule="auto" w:after="160" w:before="0"/>
-        <w:jc w:val="left"/>
-      </w:pPr>
-      <w:r>
-        <w:rPr>
-          <w:rFonts w:ascii="Times New Roman" w:hAnsi="Times New Roman" w:eastAsia="Times New Roman"/>
-          <w:b w:val="0"/>
-          <w:caps w:val="0"/>
-          <w:sz w:val="24"/>
-        </w:rPr>
-        <w:t>PIN: A secret four-digit Personal Identification Number used for authentication.</w:t>
-      </w:r>
-    </w:p>
-    <w:p>
-      <w:pPr>
-        <w:spacing w:line="360" w:lineRule="auto" w:after="160" w:before="0"/>
-        <w:jc w:val="left"/>
-      </w:pPr>
-      <w:r>
-        <w:rPr>
-          <w:rFonts w:ascii="Times New Roman" w:hAnsi="Times New Roman" w:eastAsia="Times New Roman"/>
-          <w:b w:val="0"/>
-          <w:caps w:val="0"/>
-          <w:sz w:val="24"/>
-        </w:rPr>
-        <w:t>Buddy Punching: Attendance fraud where one person clocks in for another.</w:t>
-      </w:r>
-    </w:p>
-    <w:p>
-      <w:pPr>
-        <w:spacing w:line="360" w:lineRule="auto" w:after="160" w:before="0"/>
-        <w:jc w:val="left"/>
-      </w:pPr>
-      <w:r>
-        <w:rPr>
-          <w:rFonts w:ascii="Times New Roman" w:hAnsi="Times New Roman" w:eastAsia="Times New Roman"/>
-          <w:b w:val="0"/>
-          <w:caps w:val="0"/>
-          <w:sz w:val="24"/>
-        </w:rPr>
-        <w:t>Administrator: The person who manages staff, reports and system settings.</w:t>
-      </w:r>
-    </w:p>
-    <w:p>
-      <w:pPr>
-        <w:spacing w:line="360" w:lineRule="auto" w:after="160" w:before="0"/>
-        <w:jc w:val="left"/>
-      </w:pPr>
-      <w:r>
-        <w:rPr>
-          <w:rFonts w:ascii="Times New Roman" w:hAnsi="Times New Roman" w:eastAsia="Times New Roman"/>
-          <w:b w:val="0"/>
-          <w:caps w:val="0"/>
-          <w:sz w:val="24"/>
-        </w:rPr>
-        <w:t>Database: An organised collection of data stored electronically.</w:t>
-      </w:r>
-    </w:p>
-    <w:p>
-      <w:pPr>
-        <w:spacing w:line="360" w:lineRule="auto" w:after="160" w:before="0"/>
-        <w:jc w:val="left"/>
-      </w:pPr>
-      <w:r>
-        <w:rPr>
-          <w:rFonts w:ascii="Times New Roman" w:hAnsi="Times New Roman" w:eastAsia="Times New Roman"/>
-          <w:b w:val="0"/>
-          <w:caps w:val="0"/>
-          <w:sz w:val="24"/>
-        </w:rPr>
-        <w:t>Web Application: Software accessed through a web browser.</w:t>
-      </w:r>
-    </w:p>
-    <w:p>
-      <w:pPr>
-        <w:spacing w:line="360" w:lineRule="auto" w:after="160" w:before="0"/>
-        <w:jc w:val="left"/>
-      </w:pPr>
-      <w:r>
-        <w:rPr>
-          <w:rFonts w:ascii="Times New Roman" w:hAnsi="Times New Roman" w:eastAsia="Times New Roman"/>
-          <w:b w:val="0"/>
-          <w:caps w:val="0"/>
-          <w:sz w:val="24"/>
-        </w:rPr>
-        <w:t>Desktop Application: Software installed and run on a personal computer.</w:t>
-      </w:r>
-    </w:p>
-    <w:p>
-      <w:pPr>
-        <w:spacing w:line="360" w:lineRule="auto" w:after="160" w:before="0"/>
-        <w:jc w:val="left"/>
-      </w:pPr>
-      <w:r>
-        <w:rPr>
-          <w:rFonts w:ascii="Times New Roman" w:hAnsi="Times New Roman" w:eastAsia="Times New Roman"/>
-          <w:b w:val="0"/>
-          <w:caps w:val="0"/>
-          <w:sz w:val="24"/>
-        </w:rPr>
-        <w:t>Review Queue: A list of clocking attempts waiting for manual administrative decision.</w:t>
-      </w:r>
-    </w:p>
-    <w:p>
-      <w:pPr>
-        <w:spacing w:line="360" w:lineRule="auto" w:after="160" w:before="0"/>
-        <w:jc w:val="left"/>
-      </w:pPr>
-      <w:r>
-        <w:rPr>
-          <w:rFonts w:ascii="Times New Roman" w:hAnsi="Times New Roman" w:eastAsia="Times New Roman"/>
-          <w:b w:val="0"/>
-          <w:caps w:val="0"/>
-          <w:sz w:val="24"/>
-        </w:rPr>
-        <w:t>Hardware: The physical parts of a computer system.</w:t>
-      </w:r>
-    </w:p>
-    <w:p>
-      <w:pPr>
-        <w:spacing w:line="360" w:lineRule="auto" w:after="160" w:before="0"/>
-        <w:jc w:val="left"/>
-      </w:pPr>
-      <w:r>
-        <w:rPr>
-          <w:rFonts w:ascii="Times New Roman" w:hAnsi="Times New Roman" w:eastAsia="Times New Roman"/>
-          <w:b w:val="0"/>
-          <w:caps w:val="0"/>
-          <w:sz w:val="24"/>
-        </w:rPr>
-        <w:t>Software: Programs that control hardware and perform tasks.</w:t>
-      </w:r>
-    </w:p>
-    <w:p>
-      <w:pPr>
-        <w:spacing w:line="360" w:lineRule="auto" w:after="160" w:before="0"/>
-        <w:jc w:val="left"/>
-      </w:pPr>
-      <w:r>
-        <w:rPr>
-          <w:rFonts w:ascii="Times New Roman" w:hAnsi="Times New Roman" w:eastAsia="Times New Roman"/>
-          <w:b w:val="0"/>
-          <w:caps w:val="0"/>
-          <w:sz w:val="24"/>
-        </w:rPr>
-        <w:t>System: A set of interrelated components working together to achieve a purpose.</w:t>
-      </w:r>
-    </w:p>
-    <w:p>
-      <w:pPr>
-        <w:spacing w:line="360" w:lineRule="auto" w:after="160" w:before="240"/>
-        <w:jc w:val="left"/>
-      </w:pPr>
-      <w:r>
-        <w:rPr>
-          <w:rFonts w:ascii="Times New Roman" w:hAnsi="Times New Roman" w:eastAsia="Times New Roman"/>
-          <w:b/>
-          <w:caps w:val="0"/>
-          <w:sz w:val="24"/>
-        </w:rPr>
-        <w:t>1.9 THESIS ORGANISATION</w:t>
-      </w:r>
-    </w:p>
-    <w:p>
-      <w:pPr>
-        <w:spacing w:line="360" w:lineRule="auto" w:after="160" w:before="0"/>
-        <w:ind w:firstLine="720"/>
-        <w:jc w:val="both"/>
-      </w:pPr>
-      <w:r>
-        <w:rPr>
-          <w:rFonts w:ascii="Times New Roman" w:hAnsi="Times New Roman" w:eastAsia="Times New Roman"/>
-          <w:b w:val="0"/>
-          <w:caps w:val="0"/>
-          <w:sz w:val="24"/>
-        </w:rPr>
-        <w:t>This project report is organised into five chapters. Chapter One introduces the study. Chapter Two reviews related literature and existing systems. Chapter Three presents the methodology and analysis of the existing and proposed systems. Chapter Four covers design, implementation and testing. Chapter Five presents the summary, conclusion and recommendations.</w:t>
-      </w:r>
-    </w:p>
-    <w:p>
-      <w:r>
-        <w:br w:type="page"/>
-      </w:r>
-    </w:p>
-    <w:p>
-      <w:pPr>
-        <w:spacing w:line="360" w:lineRule="auto" w:after="240" w:before="0"/>
-        <w:jc w:val="center"/>
-      </w:pPr>
-      <w:r>
-        <w:rPr>
-          <w:rFonts w:ascii="Times New Roman" w:hAnsi="Times New Roman" w:eastAsia="Times New Roman"/>
-          <w:b/>
-          <w:caps w:val="0"/>
-          <w:sz w:val="28"/>
-        </w:rPr>
-        <w:t>CHAPTER TWO</w:t>
-      </w:r>
-    </w:p>
-    <w:p>
-      <w:pPr>
-        <w:spacing w:line="360" w:lineRule="auto" w:after="240" w:before="0"/>
-        <w:jc w:val="center"/>
-      </w:pPr>
-      <w:r>
-        <w:rPr>
-          <w:rFonts w:ascii="Times New Roman" w:hAnsi="Times New Roman" w:eastAsia="Times New Roman"/>
-          <w:b/>
-          <w:caps w:val="0"/>
-          <w:sz w:val="28"/>
-        </w:rPr>
-        <w:t>LITERATURE REVIEW</w:t>
-      </w:r>
-    </w:p>
-    <w:p>
-      <w:pPr>
-        <w:spacing w:line="360" w:lineRule="auto" w:after="160" w:before="240"/>
-        <w:jc w:val="left"/>
-      </w:pPr>
-      <w:r>
-        <w:rPr>
-          <w:rFonts w:ascii="Times New Roman" w:hAnsi="Times New Roman" w:eastAsia="Times New Roman"/>
-          <w:b/>
-          <w:caps w:val="0"/>
-          <w:sz w:val="24"/>
-        </w:rPr>
-        <w:t>2.1 INTRODUCTION</w:t>
-      </w:r>
-    </w:p>
-    <w:p>
-      <w:pPr>
-        <w:spacing w:line="360" w:lineRule="auto" w:after="160" w:before="0"/>
-        <w:ind w:firstLine="720"/>
-        <w:jc w:val="both"/>
-      </w:pPr>
-      <w:r>
-        <w:rPr>
-          <w:rFonts w:ascii="Times New Roman" w:hAnsi="Times New Roman" w:eastAsia="Times New Roman"/>
-          <w:b w:val="0"/>
-          <w:caps w:val="0"/>
-          <w:sz w:val="24"/>
-        </w:rPr>
-        <w:t>This chapter reviews concepts and systems related to staff attendance management. It examines the manual method and automated approaches such as fingerprint, card/RFID and web-based systems, and identifies gaps that motivate the PIN and photo verification approach used in this project.</w:t>
-      </w:r>
-    </w:p>
-    <w:p>
-      <w:pPr>
-        <w:spacing w:line="360" w:lineRule="auto" w:after="160" w:before="240"/>
-        <w:jc w:val="left"/>
-      </w:pPr>
-      <w:r>
-        <w:rPr>
-          <w:rFonts w:ascii="Times New Roman" w:hAnsi="Times New Roman" w:eastAsia="Times New Roman"/>
-          <w:b/>
-          <w:caps w:val="0"/>
-          <w:sz w:val="24"/>
-        </w:rPr>
-        <w:t>2.2 CONCEPT OF STAFF ATTENDANCE</w:t>
-      </w:r>
-    </w:p>
-    <w:p>
-      <w:pPr>
-        <w:spacing w:line="360" w:lineRule="auto" w:after="160" w:before="0"/>
-        <w:ind w:firstLine="720"/>
-        <w:jc w:val="both"/>
-      </w:pPr>
-      <w:r>
-        <w:rPr>
-          <w:rFonts w:ascii="Times New Roman" w:hAnsi="Times New Roman" w:eastAsia="Times New Roman"/>
-          <w:b w:val="0"/>
-          <w:caps w:val="0"/>
-          <w:sz w:val="24"/>
-        </w:rPr>
-        <w:t>Staff attendance tracking is a common practice in almost all organisations. It helps management maintain performance standards, compute working hours and enforce discipline. Attendance can be defined as the action of being present at a place or event, such as being present at work during official hours.</w:t>
-      </w:r>
-    </w:p>
-    <w:p>
-      <w:pPr>
-        <w:spacing w:line="360" w:lineRule="auto" w:after="160" w:before="240"/>
-        <w:jc w:val="left"/>
-      </w:pPr>
-      <w:r>
-        <w:rPr>
-          <w:rFonts w:ascii="Times New Roman" w:hAnsi="Times New Roman" w:eastAsia="Times New Roman"/>
-          <w:b/>
-          <w:caps w:val="0"/>
-          <w:sz w:val="24"/>
-        </w:rPr>
-        <w:t>2.3 MANUAL ATTENDANCE SYSTEM</w:t>
-      </w:r>
-    </w:p>
-    <w:p>
-      <w:pPr>
-        <w:spacing w:line="360" w:lineRule="auto" w:after="160" w:before="0"/>
-        <w:ind w:firstLine="720"/>
-        <w:jc w:val="both"/>
-      </w:pPr>
-      <w:r>
-        <w:rPr>
-          <w:rFonts w:ascii="Times New Roman" w:hAnsi="Times New Roman" w:eastAsia="Times New Roman"/>
-          <w:b w:val="0"/>
-          <w:caps w:val="0"/>
-          <w:sz w:val="24"/>
-        </w:rPr>
-        <w:t>The traditional pen-and-paper register is still widely used, especially in small organisations. Employees write their names and times of arrival and departure. The method is inexpensive but difficult to manage when the number of staff is large, and it is easy for one person to write attendance for another.</w:t>
-      </w:r>
-    </w:p>
-    <w:p>
-      <w:pPr>
-        <w:spacing w:line="360" w:lineRule="auto" w:after="160" w:before="240"/>
-        <w:jc w:val="left"/>
-      </w:pPr>
-      <w:r>
-        <w:rPr>
-          <w:rFonts w:ascii="Times New Roman" w:hAnsi="Times New Roman" w:eastAsia="Times New Roman"/>
-          <w:b/>
-          <w:caps w:val="0"/>
-          <w:sz w:val="24"/>
-        </w:rPr>
-        <w:t>2.4 EXISTING AUTOMATED SYSTEMS</w:t>
-      </w:r>
-    </w:p>
-    <w:p>
-      <w:pPr>
-        <w:spacing w:line="360" w:lineRule="auto" w:after="160" w:before="0"/>
-        <w:ind w:firstLine="720"/>
-        <w:jc w:val="both"/>
-      </w:pPr>
-      <w:r>
-        <w:rPr>
-          <w:rFonts w:ascii="Times New Roman" w:hAnsi="Times New Roman" w:eastAsia="Times New Roman"/>
-          <w:b w:val="0"/>
-          <w:caps w:val="0"/>
-          <w:sz w:val="24"/>
-        </w:rPr>
-        <w:t>Automated systems capture attendance electronically. Examples include client-server punch systems using barcodes, RFID/smart card systems, biometric fingerprint clocks, and web or mobile applications. Each approach has strengths and weaknesses in cost, convenience and security.</w:t>
-      </w:r>
-    </w:p>
-    <w:p>
-      <w:pPr>
-        <w:spacing w:line="360" w:lineRule="auto" w:after="160" w:before="240"/>
-        <w:jc w:val="left"/>
-      </w:pPr>
-      <w:r>
-        <w:rPr>
-          <w:rFonts w:ascii="Times New Roman" w:hAnsi="Times New Roman" w:eastAsia="Times New Roman"/>
-          <w:b/>
-          <w:caps w:val="0"/>
-          <w:sz w:val="24"/>
-        </w:rPr>
-        <w:t>2.5 FINGERPRINT ATTENDANCE SYSTEMS</w:t>
-      </w:r>
-    </w:p>
-    <w:p>
-      <w:pPr>
-        <w:spacing w:line="360" w:lineRule="auto" w:after="160" w:before="0"/>
-        <w:ind w:firstLine="720"/>
-        <w:jc w:val="both"/>
-      </w:pPr>
-      <w:r>
-        <w:rPr>
-          <w:rFonts w:ascii="Times New Roman" w:hAnsi="Times New Roman" w:eastAsia="Times New Roman"/>
-          <w:b w:val="0"/>
-          <w:caps w:val="0"/>
-          <w:sz w:val="24"/>
-        </w:rPr>
-        <w:t>Fingerprint systems identify staff by comparing a live fingerprint with a stored template. They are reliable against buddy punching because fingerprints are difficult to share. However, fingerprint devices are relatively expensive, and scanners may fail for people with worn or dirty fingers. For small companies with few staff, purchasing fingerprint hardware may not be economically justified. This project therefore replaces fingerprint capture with PIN authentication plus photographic evidence for manual review.</w:t>
-      </w:r>
-    </w:p>
-    <w:p>
-      <w:pPr>
-        <w:spacing w:line="360" w:lineRule="auto" w:after="160" w:before="240"/>
-        <w:jc w:val="left"/>
-      </w:pPr>
-      <w:r>
-        <w:rPr>
-          <w:rFonts w:ascii="Times New Roman" w:hAnsi="Times New Roman" w:eastAsia="Times New Roman"/>
-          <w:b/>
-          <w:caps w:val="0"/>
-          <w:sz w:val="24"/>
-        </w:rPr>
-        <w:t>2.6 CARD AND RFID SYSTEMS</w:t>
-      </w:r>
-    </w:p>
-    <w:p>
-      <w:pPr>
-        <w:spacing w:line="360" w:lineRule="auto" w:after="160" w:before="0"/>
-        <w:ind w:firstLine="720"/>
-        <w:jc w:val="both"/>
-      </w:pPr>
-      <w:r>
-        <w:rPr>
-          <w:rFonts w:ascii="Times New Roman" w:hAnsi="Times New Roman" w:eastAsia="Times New Roman"/>
-          <w:b w:val="0"/>
-          <w:caps w:val="0"/>
-          <w:sz w:val="24"/>
-        </w:rPr>
-        <w:t>Card and RFID systems are fast and cheaper than biometrics, but cards can be lost, forgotten or given to another person to tap. Therefore they do not fully prevent attendance fraud.</w:t>
-      </w:r>
-    </w:p>
-    <w:p>
-      <w:pPr>
-        <w:spacing w:line="360" w:lineRule="auto" w:after="160" w:before="240"/>
-        <w:jc w:val="left"/>
-      </w:pPr>
-      <w:r>
-        <w:rPr>
-          <w:rFonts w:ascii="Times New Roman" w:hAnsi="Times New Roman" w:eastAsia="Times New Roman"/>
-          <w:b/>
-          <w:caps w:val="0"/>
-          <w:sz w:val="24"/>
-        </w:rPr>
-        <w:t>2.7 WEB AND MOBILE ATTENDANCE SYSTEMS</w:t>
-      </w:r>
-    </w:p>
-    <w:p>
-      <w:pPr>
-        <w:spacing w:line="360" w:lineRule="auto" w:after="160" w:before="0"/>
-        <w:ind w:firstLine="720"/>
-        <w:jc w:val="both"/>
-      </w:pPr>
-      <w:r>
-        <w:rPr>
-          <w:rFonts w:ascii="Times New Roman" w:hAnsi="Times New Roman" w:eastAsia="Times New Roman"/>
-          <w:b w:val="0"/>
-          <w:caps w:val="0"/>
-          <w:sz w:val="24"/>
-        </w:rPr>
-        <w:t>Web and mobile systems allow attendance through browsers or smartphones and make reporting easy. When employees clock in from personal phones, however, it is harder to confirm that the right person clocked in from the right place. This project restricts clocking to a shared reception kiosk to reduce that risk.</w:t>
-      </w:r>
-    </w:p>
-    <w:p>
-      <w:pPr>
-        <w:spacing w:line="360" w:lineRule="auto" w:after="160" w:before="240"/>
-        <w:jc w:val="left"/>
-      </w:pPr>
-      <w:r>
-        <w:rPr>
-          <w:rFonts w:ascii="Times New Roman" w:hAnsi="Times New Roman" w:eastAsia="Times New Roman"/>
-          <w:b/>
-          <w:caps w:val="0"/>
-          <w:sz w:val="24"/>
-        </w:rPr>
-        <w:t>2.8 GAPS IN EXISTING SYSTEMS</w:t>
-      </w:r>
-    </w:p>
-    <w:p>
-      <w:pPr>
-        <w:spacing w:line="360" w:lineRule="auto" w:after="160" w:before="0"/>
-        <w:jc w:val="left"/>
-      </w:pPr>
-      <w:r>
-        <w:rPr>
-          <w:rFonts w:ascii="Times New Roman" w:hAnsi="Times New Roman" w:eastAsia="Times New Roman"/>
-          <w:b w:val="0"/>
-          <w:caps w:val="0"/>
-          <w:sz w:val="24"/>
-        </w:rPr>
-        <w:t>Fingerprint systems are accurate but costly for small organisations.</w:t>
-      </w:r>
-    </w:p>
-    <w:p>
-      <w:pPr>
-        <w:spacing w:line="360" w:lineRule="auto" w:after="160" w:before="0"/>
-        <w:jc w:val="left"/>
-      </w:pPr>
-      <w:r>
-        <w:rPr>
-          <w:rFonts w:ascii="Times New Roman" w:hAnsi="Times New Roman" w:eastAsia="Times New Roman"/>
-          <w:b w:val="0"/>
-          <w:caps w:val="0"/>
-          <w:sz w:val="24"/>
-        </w:rPr>
-        <w:t>Card/RFID systems do not fully stop card sharing.</w:t>
-      </w:r>
-    </w:p>
-    <w:p>
-      <w:pPr>
-        <w:spacing w:line="360" w:lineRule="auto" w:after="160" w:before="0"/>
-        <w:jc w:val="left"/>
-      </w:pPr>
-      <w:r>
-        <w:rPr>
-          <w:rFonts w:ascii="Times New Roman" w:hAnsi="Times New Roman" w:eastAsia="Times New Roman"/>
-          <w:b w:val="0"/>
-          <w:caps w:val="0"/>
-          <w:sz w:val="24"/>
-        </w:rPr>
-        <w:t>Mobile self check-in is convenient but difficult to trust.</w:t>
-      </w:r>
-    </w:p>
-    <w:p>
-      <w:pPr>
-        <w:spacing w:line="360" w:lineRule="auto" w:after="160" w:before="0"/>
-        <w:jc w:val="left"/>
-      </w:pPr>
-      <w:r>
-        <w:rPr>
-          <w:rFonts w:ascii="Times New Roman" w:hAnsi="Times New Roman" w:eastAsia="Times New Roman"/>
-          <w:b w:val="0"/>
-          <w:caps w:val="0"/>
-          <w:sz w:val="24"/>
-        </w:rPr>
-        <w:t>Many older systems store data only on a local PC, risking loss and limiting remote access.</w:t>
-      </w:r>
-    </w:p>
-    <w:p>
-      <w:pPr>
-        <w:spacing w:line="360" w:lineRule="auto" w:after="160" w:before="240"/>
-        <w:jc w:val="left"/>
-      </w:pPr>
-      <w:r>
-        <w:rPr>
-          <w:rFonts w:ascii="Times New Roman" w:hAnsi="Times New Roman" w:eastAsia="Times New Roman"/>
-          <w:b/>
-          <w:caps w:val="0"/>
-          <w:sz w:val="24"/>
-        </w:rPr>
-        <w:t>2.9 SUMMARY</w:t>
-      </w:r>
-    </w:p>
-    <w:p>
-      <w:pPr>
-        <w:spacing w:line="360" w:lineRule="auto" w:after="160" w:before="0"/>
-        <w:ind w:firstLine="720"/>
-        <w:jc w:val="both"/>
-      </w:pPr>
-      <w:r>
-        <w:rPr>
-          <w:rFonts w:ascii="Times New Roman" w:hAnsi="Times New Roman" w:eastAsia="Times New Roman"/>
-          <w:b w:val="0"/>
-          <w:caps w:val="0"/>
-          <w:sz w:val="24"/>
-        </w:rPr>
-        <w:t>The literature shows a trade-off between cost, convenience and security. This project addresses the gaps by combining a shared kiosk, a secret PIN and a captured photograph with administrative review, providing practical verification without expensive fingerprint hardware.</w:t>
-      </w:r>
-    </w:p>
-    <w:p>
-      <w:r>
-        <w:br w:type="page"/>
-      </w:r>
-    </w:p>
-    <w:p>
-      <w:pPr>
-        <w:spacing w:line="360" w:lineRule="auto" w:after="240" w:before="0"/>
-        <w:jc w:val="center"/>
-      </w:pPr>
-      <w:r>
-        <w:rPr>
-          <w:rFonts w:ascii="Times New Roman" w:hAnsi="Times New Roman" w:eastAsia="Times New Roman"/>
-          <w:b/>
-          <w:caps w:val="0"/>
           <w:sz w:val="28"/>
         </w:rPr>
         <w:t>CHAPTER THREE</w:t>
@@ -3375,10 +2332,9 @@
         <w:rPr>
           <w:rFonts w:ascii="Times New Roman" w:hAnsi="Times New Roman" w:eastAsia="Times New Roman"/>
           <w:b/>
-          <w:caps w:val="0"/>
           <w:sz w:val="28"/>
         </w:rPr>
-        <w:t>METHODOLOGY AND ANALYSIS OF THE SYSTEM</w:t>
+        <w:t>SYSTEM ANALYSIS AND METHODOLOGY</w:t>
       </w:r>
     </w:p>
     <w:p>
@@ -3390,7 +2346,6 @@
         <w:rPr>
           <w:rFonts w:ascii="Times New Roman" w:hAnsi="Times New Roman" w:eastAsia="Times New Roman"/>
           <w:b/>
-          <w:caps w:val="0"/>
           <w:sz w:val="24"/>
         </w:rPr>
         <w:t>3.1 INTRODUCTION</w:t>
@@ -3406,10 +2361,9 @@
         <w:rPr>
           <w:rFonts w:ascii="Times New Roman" w:hAnsi="Times New Roman" w:eastAsia="Times New Roman"/>
           <w:b w:val="0"/>
-          <w:caps w:val="0"/>
           <w:sz w:val="24"/>
         </w:rPr>
-        <w:t>This chapter describes the methodology used, the fact-finding methods, and the analysis of both the existing and proposed systems, including requirements and feasibility.</w:t>
+        <w:t>This chapter explains how the existing attendance practice was studied, which development method was used, and what the proposed PIN-and-photo system must do.</w:t>
       </w:r>
     </w:p>
     <w:p>
@@ -3421,10 +2375,9 @@
         <w:rPr>
           <w:rFonts w:ascii="Times New Roman" w:hAnsi="Times New Roman" w:eastAsia="Times New Roman"/>
           <w:b/>
-          <w:caps w:val="0"/>
           <w:sz w:val="24"/>
         </w:rPr>
-        <w:t>3.2 METHODOLOGY ADOPTED</w:t>
+        <w:t>3.2 METHODOLOGY</w:t>
       </w:r>
     </w:p>
     <w:p>
@@ -3437,10 +2390,9 @@
         <w:rPr>
           <w:rFonts w:ascii="Times New Roman" w:hAnsi="Times New Roman" w:eastAsia="Times New Roman"/>
           <w:b w:val="0"/>
-          <w:caps w:val="0"/>
           <w:sz w:val="24"/>
         </w:rPr>
-        <w:t>The Waterfall Model of software development was adopted. Development proceeded stage by stage: requirements gathering, analysis, design, implementation, testing and maintenance. The Waterfall Model was suitable because the requirements of the attendance system were clear from the beginning.</w:t>
+        <w:t>A staged software process similar to the classical waterfall approach was followed: clarify requirements, analyse the current practice, design the solution, implement modules, test them, and document the result. Observation of paper-based attendance and study of related systems provided the facts used in analysis.</w:t>
       </w:r>
     </w:p>
     <w:p>
@@ -3452,10 +2404,9 @@
         <w:rPr>
           <w:rFonts w:ascii="Times New Roman" w:hAnsi="Times New Roman" w:eastAsia="Times New Roman"/>
           <w:b/>
-          <w:caps w:val="0"/>
           <w:sz w:val="24"/>
         </w:rPr>
-        <w:t>[INSERT FIGURE 3.1 — Waterfall Development Model]</w:t>
+        <w:t>[INSERT FIGURE 3.1 — Software Development Stages Used in the Study]</w:t>
       </w:r>
     </w:p>
     <w:p>
@@ -3467,57 +2418,108 @@
         <w:rPr>
           <w:rFonts w:ascii="Times New Roman" w:hAnsi="Times New Roman" w:eastAsia="Times New Roman"/>
           <w:b/>
-          <w:caps w:val="0"/>
           <w:sz w:val="24"/>
         </w:rPr>
-        <w:t>3.3 FACT FINDING METHODS USED</w:t>
+        <w:t>3.3 ANALYSIS OF THE EXISTING SYSTEM</w:t>
       </w:r>
     </w:p>
     <w:p>
       <w:pPr>
         <w:spacing w:line="360" w:lineRule="auto" w:after="160" w:before="0"/>
+        <w:ind w:firstLine="720"/>
         <w:jc w:val="both"/>
       </w:pPr>
       <w:r>
         <w:rPr>
           <w:rFonts w:ascii="Times New Roman" w:hAnsi="Times New Roman" w:eastAsia="Times New Roman"/>
           <w:b w:val="0"/>
-          <w:caps w:val="0"/>
           <w:sz w:val="24"/>
         </w:rPr>
-        <w:t>Data were obtained from primary and secondary sources.</w:t>
+        <w:t>In the existing arrangement, a register is kept at the entrance. Staff write arrival and departure times by hand. At the end of the month an officer counts entries and prepares a summary for management. Leave notes are often filed separately, so combining leave and attendance is awkward.</w:t>
       </w:r>
     </w:p>
     <w:p>
       <w:pPr>
+        <w:spacing w:line="360" w:lineRule="auto" w:after="160" w:before="240"/>
+        <w:jc w:val="left"/>
+      </w:pPr>
+      <w:r>
+        <w:rPr>
+          <w:rFonts w:ascii="Times New Roman" w:hAnsi="Times New Roman" w:eastAsia="Times New Roman"/>
+          <w:b/>
+          <w:sz w:val="24"/>
+        </w:rPr>
+        <w:t>3.4 WEAKNESSES OF THE EXISTING SYSTEM</w:t>
+      </w:r>
+    </w:p>
+    <w:p>
+      <w:pPr>
         <w:spacing w:line="360" w:lineRule="auto" w:after="160" w:before="0"/>
-        <w:ind w:firstLine="720"/>
-        <w:jc w:val="both"/>
+        <w:jc w:val="left"/>
       </w:pPr>
       <w:r>
         <w:rPr>
           <w:rFonts w:ascii="Times New Roman" w:hAnsi="Times New Roman" w:eastAsia="Times New Roman"/>
           <w:b w:val="0"/>
-          <w:caps w:val="0"/>
           <w:sz w:val="24"/>
         </w:rPr>
-        <w:t>Primary source: observation of how manual attendance is taken, and interviews with staff and administrators concerning problems of the existing system.</w:t>
+        <w:t>Identity of the person who wrote an entry is hard to confirm.</w:t>
       </w:r>
     </w:p>
     <w:p>
       <w:pPr>
         <w:spacing w:line="360" w:lineRule="auto" w:after="160" w:before="0"/>
-        <w:ind w:firstLine="720"/>
-        <w:jc w:val="both"/>
+        <w:jc w:val="left"/>
       </w:pPr>
       <w:r>
         <w:rPr>
           <w:rFonts w:ascii="Times New Roman" w:hAnsi="Times New Roman" w:eastAsia="Times New Roman"/>
           <w:b w:val="0"/>
-          <w:caps w:val="0"/>
           <w:sz w:val="24"/>
         </w:rPr>
-        <w:t>Secondary source: textbooks, journals, existing project reports and online documentation on attendance systems, web applications and database design.</w:t>
+        <w:t>Monthly compilation consumes staff time.</w:t>
+      </w:r>
+    </w:p>
+    <w:p>
+      <w:pPr>
+        <w:spacing w:line="360" w:lineRule="auto" w:after="160" w:before="0"/>
+        <w:jc w:val="left"/>
+      </w:pPr>
+      <w:r>
+        <w:rPr>
+          <w:rFonts w:ascii="Times New Roman" w:hAnsi="Times New Roman" w:eastAsia="Times New Roman"/>
+          <w:b w:val="0"/>
+          <w:sz w:val="24"/>
+        </w:rPr>
+        <w:t>Paper records are fragile.</w:t>
+      </w:r>
+    </w:p>
+    <w:p>
+      <w:pPr>
+        <w:spacing w:line="360" w:lineRule="auto" w:after="160" w:before="0"/>
+        <w:jc w:val="left"/>
+      </w:pPr>
+      <w:r>
+        <w:rPr>
+          <w:rFonts w:ascii="Times New Roman" w:hAnsi="Times New Roman" w:eastAsia="Times New Roman"/>
+          <w:b w:val="0"/>
+          <w:sz w:val="24"/>
+        </w:rPr>
+        <w:t>Managers cannot see who is present in real time.</w:t>
+      </w:r>
+    </w:p>
+    <w:p>
+      <w:pPr>
+        <w:spacing w:line="360" w:lineRule="auto" w:after="160" w:before="0"/>
+        <w:jc w:val="left"/>
+      </w:pPr>
+      <w:r>
+        <w:rPr>
+          <w:rFonts w:ascii="Times New Roman" w:hAnsi="Times New Roman" w:eastAsia="Times New Roman"/>
+          <w:b w:val="0"/>
+          <w:sz w:val="24"/>
+        </w:rPr>
+        <w:t>There is no automatic alert for unusual repeated entries.</w:t>
       </w:r>
     </w:p>
     <w:p>
@@ -3529,10 +2531,9 @@
         <w:rPr>
           <w:rFonts w:ascii="Times New Roman" w:hAnsi="Times New Roman" w:eastAsia="Times New Roman"/>
           <w:b/>
-          <w:caps w:val="0"/>
           <w:sz w:val="24"/>
         </w:rPr>
-        <w:t>3.4 ANALYSIS OF THE EXISTING SYSTEM</w:t>
+        <w:t>3.5 THE PROPOSED SYSTEM</w:t>
       </w:r>
     </w:p>
     <w:p>
@@ -3545,10 +2546,9 @@
         <w:rPr>
           <w:rFonts w:ascii="Times New Roman" w:hAnsi="Times New Roman" w:eastAsia="Times New Roman"/>
           <w:b w:val="0"/>
-          <w:caps w:val="0"/>
           <w:sz w:val="24"/>
         </w:rPr>
-        <w:t>In the existing manual system, an attendance register is kept at the entrance or reception. Employees write their names, signatures and times of arrival and departure. At month end, an officer manually counts entries to prepare summaries for management and payroll. Leave records are often kept in separate files, making combined reporting difficult.</w:t>
+        <w:t>AttendPro replaces the register with an electronic workflow. The administrator creates staff accounts, sets each person's PIN and uploads a profile photograph. At the kiosk, the staff member picks a name, types the PIN and takes a photo. Valid events become attendance records. Doubtful events wait in a review queue. Staff may view history and request leave through a portal; administrators manage people, leave and reports.</w:t>
       </w:r>
     </w:p>
     <w:p>
@@ -3560,281 +2560,23 @@
         <w:rPr>
           <w:rFonts w:ascii="Times New Roman" w:hAnsi="Times New Roman" w:eastAsia="Times New Roman"/>
           <w:b/>
-          <w:caps w:val="0"/>
           <w:sz w:val="24"/>
         </w:rPr>
-        <w:t>3.5 PROBLEMS OF THE EXISTING SYSTEM</w:t>
+        <w:t>3.6 REQUIREMENTS SPECIFICATION</w:t>
       </w:r>
     </w:p>
     <w:p>
       <w:pPr>
         <w:spacing w:line="360" w:lineRule="auto" w:after="160" w:before="0"/>
-        <w:jc w:val="left"/>
-      </w:pPr>
-      <w:r>
-        <w:rPr>
-          <w:rFonts w:ascii="Times New Roman" w:hAnsi="Times New Roman" w:eastAsia="Times New Roman"/>
-          <w:b w:val="0"/>
-          <w:caps w:val="0"/>
-          <w:sz w:val="24"/>
-        </w:rPr>
-        <w:t>Buddy punching is easy.</w:t>
-      </w:r>
-    </w:p>
-    <w:p>
-      <w:pPr>
-        <w:spacing w:line="360" w:lineRule="auto" w:after="160" w:before="0"/>
-        <w:jc w:val="left"/>
-      </w:pPr>
-      <w:r>
-        <w:rPr>
-          <w:rFonts w:ascii="Times New Roman" w:hAnsi="Times New Roman" w:eastAsia="Times New Roman"/>
-          <w:b w:val="0"/>
-          <w:caps w:val="0"/>
-          <w:sz w:val="24"/>
-        </w:rPr>
-        <w:t>Handwriting may be unclear.</w:t>
-      </w:r>
-    </w:p>
-    <w:p>
-      <w:pPr>
-        <w:spacing w:line="360" w:lineRule="auto" w:after="160" w:before="0"/>
-        <w:jc w:val="left"/>
-      </w:pPr>
-      <w:r>
-        <w:rPr>
-          <w:rFonts w:ascii="Times New Roman" w:hAnsi="Times New Roman" w:eastAsia="Times New Roman"/>
-          <w:b w:val="0"/>
-          <w:caps w:val="0"/>
-          <w:sz w:val="24"/>
-        </w:rPr>
-        <w:t>Registers can be lost or damaged.</w:t>
-      </w:r>
-    </w:p>
-    <w:p>
-      <w:pPr>
-        <w:spacing w:line="360" w:lineRule="auto" w:after="160" w:before="0"/>
-        <w:jc w:val="left"/>
-      </w:pPr>
-      <w:r>
-        <w:rPr>
-          <w:rFonts w:ascii="Times New Roman" w:hAnsi="Times New Roman" w:eastAsia="Times New Roman"/>
-          <w:b w:val="0"/>
-          <w:caps w:val="0"/>
-          <w:sz w:val="24"/>
-        </w:rPr>
-        <w:t>Report compilation is slow.</w:t>
-      </w:r>
-    </w:p>
-    <w:p>
-      <w:pPr>
-        <w:spacing w:line="360" w:lineRule="auto" w:after="160" w:before="0"/>
-        <w:jc w:val="left"/>
-      </w:pPr>
-      <w:r>
-        <w:rPr>
-          <w:rFonts w:ascii="Times New Roman" w:hAnsi="Times New Roman" w:eastAsia="Times New Roman"/>
-          <w:b w:val="0"/>
-          <w:caps w:val="0"/>
-          <w:sz w:val="24"/>
-        </w:rPr>
-        <w:t>No real-time view of attendance.</w:t>
-      </w:r>
-    </w:p>
-    <w:p>
-      <w:pPr>
-        <w:spacing w:line="360" w:lineRule="auto" w:after="160" w:before="0"/>
-        <w:jc w:val="left"/>
-      </w:pPr>
-      <w:r>
-        <w:rPr>
-          <w:rFonts w:ascii="Times New Roman" w:hAnsi="Times New Roman" w:eastAsia="Times New Roman"/>
-          <w:b w:val="0"/>
-          <w:caps w:val="0"/>
-          <w:sz w:val="24"/>
-        </w:rPr>
-        <w:t>Leave and attendance are poorly integrated.</w:t>
-      </w:r>
-    </w:p>
-    <w:p>
-      <w:pPr>
-        <w:spacing w:line="360" w:lineRule="auto" w:after="160" w:before="240"/>
         <w:jc w:val="left"/>
       </w:pPr>
       <w:r>
         <w:rPr>
           <w:rFonts w:ascii="Times New Roman" w:hAnsi="Times New Roman" w:eastAsia="Times New Roman"/>
           <w:b/>
-          <w:caps w:val="0"/>
           <w:sz w:val="24"/>
         </w:rPr>
-        <w:t>3.6 ANALYSIS OF THE PROPOSED SYSTEM</w:t>
-      </w:r>
-    </w:p>
-    <w:p>
-      <w:pPr>
-        <w:spacing w:line="360" w:lineRule="auto" w:after="160" w:before="0"/>
-        <w:ind w:firstLine="720"/>
-        <w:jc w:val="both"/>
-      </w:pPr>
-      <w:r>
-        <w:rPr>
-          <w:rFonts w:ascii="Times New Roman" w:hAnsi="Times New Roman" w:eastAsia="Times New Roman"/>
-          <w:b w:val="0"/>
-          <w:caps w:val="0"/>
-          <w:sz w:val="24"/>
-        </w:rPr>
-        <w:t>The proposed system, AttendPro, is a computerised staff attendance system. The administrator registers each employee, assigns a four-digit PIN and uploads a profile photograph. At the kiosk, the employee selects a name, enters the PIN and captures a photograph. Valid attempts are recorded automatically. Suspicious attempts go to a review queue for manual comparison of photos. Staff can view attendance history and request leave; administrators manage staff, leave and reports.</w:t>
-      </w:r>
-    </w:p>
-    <w:p>
-      <w:pPr>
-        <w:spacing w:line="360" w:lineRule="auto" w:after="160" w:before="240"/>
-        <w:jc w:val="left"/>
-      </w:pPr>
-      <w:r>
-        <w:rPr>
-          <w:rFonts w:ascii="Times New Roman" w:hAnsi="Times New Roman" w:eastAsia="Times New Roman"/>
-          <w:b/>
-          <w:caps w:val="0"/>
-          <w:sz w:val="24"/>
-        </w:rPr>
-        <w:t>3.7 ADVANTAGES OF THE PROPOSED SYSTEM</w:t>
-      </w:r>
-    </w:p>
-    <w:p>
-      <w:pPr>
-        <w:spacing w:line="360" w:lineRule="auto" w:after="160" w:before="0"/>
-        <w:jc w:val="left"/>
-      </w:pPr>
-      <w:r>
-        <w:rPr>
-          <w:rFonts w:ascii="Times New Roman" w:hAnsi="Times New Roman" w:eastAsia="Times New Roman"/>
-          <w:b w:val="0"/>
-          <w:caps w:val="0"/>
-          <w:sz w:val="24"/>
-        </w:rPr>
-        <w:t>Reduces buddy punching through PIN and photograph.</w:t>
-      </w:r>
-    </w:p>
-    <w:p>
-      <w:pPr>
-        <w:spacing w:line="360" w:lineRule="auto" w:after="160" w:before="0"/>
-        <w:jc w:val="left"/>
-      </w:pPr>
-      <w:r>
-        <w:rPr>
-          <w:rFonts w:ascii="Times New Roman" w:hAnsi="Times New Roman" w:eastAsia="Times New Roman"/>
-          <w:b w:val="0"/>
-          <w:caps w:val="0"/>
-          <w:sz w:val="24"/>
-        </w:rPr>
-        <w:t>Stores attendance safely in a cloud database.</w:t>
-      </w:r>
-    </w:p>
-    <w:p>
-      <w:pPr>
-        <w:spacing w:line="360" w:lineRule="auto" w:after="160" w:before="0"/>
-        <w:jc w:val="left"/>
-      </w:pPr>
-      <w:r>
-        <w:rPr>
-          <w:rFonts w:ascii="Times New Roman" w:hAnsi="Times New Roman" w:eastAsia="Times New Roman"/>
-          <w:b w:val="0"/>
-          <w:caps w:val="0"/>
-          <w:sz w:val="24"/>
-        </w:rPr>
-        <w:t>Generates reports quickly and supports export.</w:t>
-      </w:r>
-    </w:p>
-    <w:p>
-      <w:pPr>
-        <w:spacing w:line="360" w:lineRule="auto" w:after="160" w:before="0"/>
-        <w:jc w:val="left"/>
-      </w:pPr>
-      <w:r>
-        <w:rPr>
-          <w:rFonts w:ascii="Times New Roman" w:hAnsi="Times New Roman" w:eastAsia="Times New Roman"/>
-          <w:b w:val="0"/>
-          <w:caps w:val="0"/>
-          <w:sz w:val="24"/>
-        </w:rPr>
-        <w:t>Provides real-time attendance visibility.</w:t>
-      </w:r>
-    </w:p>
-    <w:p>
-      <w:pPr>
-        <w:spacing w:line="360" w:lineRule="auto" w:after="160" w:before="0"/>
-        <w:jc w:val="left"/>
-      </w:pPr>
-      <w:r>
-        <w:rPr>
-          <w:rFonts w:ascii="Times New Roman" w:hAnsi="Times New Roman" w:eastAsia="Times New Roman"/>
-          <w:b w:val="0"/>
-          <w:caps w:val="0"/>
-          <w:sz w:val="24"/>
-        </w:rPr>
-        <w:t>Integrates leave management.</w:t>
-      </w:r>
-    </w:p>
-    <w:p>
-      <w:pPr>
-        <w:spacing w:line="360" w:lineRule="auto" w:after="160" w:before="0"/>
-        <w:jc w:val="left"/>
-      </w:pPr>
-      <w:r>
-        <w:rPr>
-          <w:rFonts w:ascii="Times New Roman" w:hAnsi="Times New Roman" w:eastAsia="Times New Roman"/>
-          <w:b w:val="0"/>
-          <w:caps w:val="0"/>
-          <w:sz w:val="24"/>
-        </w:rPr>
-        <w:t>Uses ordinary camera-equipped devices instead of fingerprint machines.</w:t>
-      </w:r>
-    </w:p>
-    <w:p>
-      <w:pPr>
-        <w:spacing w:line="360" w:lineRule="auto" w:after="160" w:before="0"/>
-        <w:jc w:val="left"/>
-      </w:pPr>
-      <w:r>
-        <w:rPr>
-          <w:rFonts w:ascii="Times New Roman" w:hAnsi="Times New Roman" w:eastAsia="Times New Roman"/>
-          <w:b w:val="0"/>
-          <w:caps w:val="0"/>
-          <w:sz w:val="24"/>
-        </w:rPr>
-        <w:t>Runs as both web and Windows desktop applications.</w:t>
-      </w:r>
-    </w:p>
-    <w:p>
-      <w:pPr>
-        <w:spacing w:line="360" w:lineRule="auto" w:after="160" w:before="240"/>
-        <w:jc w:val="left"/>
-      </w:pPr>
-      <w:r>
-        <w:rPr>
-          <w:rFonts w:ascii="Times New Roman" w:hAnsi="Times New Roman" w:eastAsia="Times New Roman"/>
-          <w:b/>
-          <w:caps w:val="0"/>
-          <w:sz w:val="24"/>
-        </w:rPr>
-        <w:t>3.8 SYSTEM REQUIREMENTS</w:t>
-      </w:r>
-    </w:p>
-    <w:p>
-      <w:pPr>
-        <w:spacing w:line="360" w:lineRule="auto" w:after="160" w:before="0"/>
-        <w:jc w:val="left"/>
-      </w:pPr>
-      <w:r>
-        <w:rPr>
-          <w:rFonts w:ascii="Times New Roman" w:hAnsi="Times New Roman" w:eastAsia="Times New Roman"/>
-          <w:b/>
-          <w:caps w:val="0"/>
-          <w:sz w:val="24"/>
-        </w:rPr>
-        <w:t>Table 3.1 — Functional Requirements</w:t>
+        <w:t>Table 3.1 — Functional Requirements of the Proposed System</w:t>
       </w:r>
     </w:p>
     <w:tbl>
@@ -3886,7 +2628,7 @@
           </w:tcPr>
           <w:p>
             <w:r>
-              <w:t>Administrator can add, edit, activate and deactivate staff.</w:t>
+              <w:t>Register and maintain staff profiles.</w:t>
             </w:r>
           </w:p>
         </w:tc>
@@ -3908,7 +2650,7 @@
           </w:tcPr>
           <w:p>
             <w:r>
-              <w:t>Administrator can set a four-digit PIN for each staff member.</w:t>
+              <w:t>Assign and update a four-digit kiosk PIN per staff member.</w:t>
             </w:r>
           </w:p>
         </w:tc>
@@ -3930,7 +2672,7 @@
           </w:tcPr>
           <w:p>
             <w:r>
-              <w:t>Profile photographs can be uploaded for staff.</w:t>
+              <w:t>Store a profile photograph for visual comparison.</w:t>
             </w:r>
           </w:p>
         </w:tc>
@@ -3952,7 +2694,7 @@
           </w:tcPr>
           <w:p>
             <w:r>
-              <w:t>Staff can clock in/out with name, PIN and photograph at a kiosk.</w:t>
+              <w:t>Allow clock-in/out only through an authenticated kiosk session.</w:t>
             </w:r>
           </w:p>
         </w:tc>
@@ -3974,7 +2716,7 @@
           </w:tcPr>
           <w:p>
             <w:r>
-              <w:t>Suspicious attempts are placed in a review queue.</w:t>
+              <w:t>Require PIN and photo for each clocking attempt.</w:t>
             </w:r>
           </w:p>
         </w:tc>
@@ -3996,7 +2738,7 @@
           </w:tcPr>
           <w:p>
             <w:r>
-              <w:t>Administrator can approve or reject review items.</w:t>
+              <w:t>Queue missing-photo, duplicate-day and no-profile-photo cases for review.</w:t>
             </w:r>
           </w:p>
         </w:tc>
@@ -4018,7 +2760,7 @@
           </w:tcPr>
           <w:p>
             <w:r>
-              <w:t>Staff can request leave; administrator can approve or reject.</w:t>
+              <w:t>Allow administrators to approve or reject queued items.</w:t>
             </w:r>
           </w:p>
         </w:tc>
@@ -4040,7 +2782,7 @@
           </w:tcPr>
           <w:p>
             <w:r>
-              <w:t>Attendance reports can be generated and exported.</w:t>
+              <w:t>Support leave requests and attendance reporting.</w:t>
             </w:r>
           </w:p>
         </w:tc>
@@ -4055,7 +2797,6 @@
         <w:rPr>
           <w:rFonts w:ascii="Times New Roman" w:hAnsi="Times New Roman" w:eastAsia="Times New Roman"/>
           <w:b w:val="0"/>
-          <w:caps w:val="0"/>
           <w:sz w:val="24"/>
         </w:rPr>
       </w:r>
@@ -4069,7 +2810,6 @@
         <w:rPr>
           <w:rFonts w:ascii="Times New Roman" w:hAnsi="Times New Roman" w:eastAsia="Times New Roman"/>
           <w:b/>
-          <w:caps w:val="0"/>
           <w:sz w:val="24"/>
         </w:rPr>
         <w:t>Table 3.2 — Hardware Requirements</w:t>
@@ -4103,7 +2843,7 @@
           </w:tcPr>
           <w:p>
             <w:r>
-              <w:t>Component</w:t>
+              <w:t>Item</w:t>
             </w:r>
           </w:p>
         </w:tc>
@@ -4113,7 +2853,7 @@
           </w:tcPr>
           <w:p>
             <w:r>
-              <w:t>Minimum Specification</w:t>
+              <w:t>Minimum</w:t>
             </w:r>
           </w:p>
         </w:tc>
@@ -4135,7 +2875,7 @@
           </w:tcPr>
           <w:p>
             <w:r>
-              <w:t>Processor</w:t>
+              <w:t>Computer / tablet</w:t>
             </w:r>
           </w:p>
         </w:tc>
@@ -4145,7 +2885,7 @@
           </w:tcPr>
           <w:p>
             <w:r>
-              <w:t>Intel Core i3 or equivalent</w:t>
+              <w:t>Dual-core CPU, 4 GB RAM</w:t>
             </w:r>
           </w:p>
         </w:tc>
@@ -4167,7 +2907,7 @@
           </w:tcPr>
           <w:p>
             <w:r>
-              <w:t>RAM</w:t>
+              <w:t>Camera</w:t>
             </w:r>
           </w:p>
         </w:tc>
@@ -4177,7 +2917,7 @@
           </w:tcPr>
           <w:p>
             <w:r>
-              <w:t>4 GB (8 GB recommended)</w:t>
+              <w:t>Webcam for kiosk photo capture</w:t>
             </w:r>
           </w:p>
         </w:tc>
@@ -4199,7 +2939,7 @@
           </w:tcPr>
           <w:p>
             <w:r>
-              <w:t>Storage</w:t>
+              <w:t>Network</w:t>
             </w:r>
           </w:p>
         </w:tc>
@@ -4209,7 +2949,7 @@
           </w:tcPr>
           <w:p>
             <w:r>
-              <w:t>500 GB HDD/SSD</w:t>
+              <w:t>Internet access</w:t>
             </w:r>
           </w:p>
         </w:tc>
@@ -4231,7 +2971,7 @@
           </w:tcPr>
           <w:p>
             <w:r>
-              <w:t>Camera</w:t>
+              <w:t>Storage</w:t>
             </w:r>
           </w:p>
         </w:tc>
@@ -4241,71 +2981,7 @@
           </w:tcPr>
           <w:p>
             <w:r>
-              <w:t>Built-in or USB webcam for the kiosk</w:t>
-            </w:r>
-          </w:p>
-        </w:tc>
-      </w:tr>
-      <w:tr>
-        <w:tc>
-          <w:tcPr>
-            <w:tcW w:type="dxa" w:w="2640"/>
-          </w:tcPr>
-          <w:p>
-            <w:r>
-              <w:t>5</w:t>
-            </w:r>
-          </w:p>
-        </w:tc>
-        <w:tc>
-          <w:tcPr>
-            <w:tcW w:type="dxa" w:w="2640"/>
-          </w:tcPr>
-          <w:p>
-            <w:r>
-              <w:t>Network</w:t>
-            </w:r>
-          </w:p>
-        </w:tc>
-        <w:tc>
-          <w:tcPr>
-            <w:tcW w:type="dxa" w:w="2640"/>
-          </w:tcPr>
-          <w:p>
-            <w:r>
-              <w:t>Internet connection</w:t>
-            </w:r>
-          </w:p>
-        </w:tc>
-      </w:tr>
-      <w:tr>
-        <w:tc>
-          <w:tcPr>
-            <w:tcW w:type="dxa" w:w="2640"/>
-          </w:tcPr>
-          <w:p>
-            <w:r>
-              <w:t>6</w:t>
-            </w:r>
-          </w:p>
-        </w:tc>
-        <w:tc>
-          <w:tcPr>
-            <w:tcW w:type="dxa" w:w="2640"/>
-          </w:tcPr>
-          <w:p>
-            <w:r>
-              <w:t>Display</w:t>
-            </w:r>
-          </w:p>
-        </w:tc>
-        <w:tc>
-          <w:tcPr>
-            <w:tcW w:type="dxa" w:w="2640"/>
-          </w:tcPr>
-          <w:p>
-            <w:r>
-              <w:t>Monitor or tablet touchscreen</w:t>
+              <w:t>Enough space for local desktop install</w:t>
             </w:r>
           </w:p>
         </w:tc>
@@ -4320,7 +2996,6 @@
         <w:rPr>
           <w:rFonts w:ascii="Times New Roman" w:hAnsi="Times New Roman" w:eastAsia="Times New Roman"/>
           <w:b w:val="0"/>
-          <w:caps w:val="0"/>
           <w:sz w:val="24"/>
         </w:rPr>
       </w:r>
@@ -4334,7 +3009,6 @@
         <w:rPr>
           <w:rFonts w:ascii="Times New Roman" w:hAnsi="Times New Roman" w:eastAsia="Times New Roman"/>
           <w:b/>
-          <w:caps w:val="0"/>
           <w:sz w:val="24"/>
         </w:rPr>
         <w:t>Table 3.3 — Software Requirements</w:t>
@@ -4378,7 +3052,7 @@
           </w:tcPr>
           <w:p>
             <w:r>
-              <w:t>Purpose</w:t>
+              <w:t>Role</w:t>
             </w:r>
           </w:p>
         </w:tc>
@@ -4400,7 +3074,7 @@
           </w:tcPr>
           <w:p>
             <w:r>
-              <w:t>Windows 10/11</w:t>
+              <w:t>Windows 10/11 or modern OS</w:t>
             </w:r>
           </w:p>
         </w:tc>
@@ -4410,7 +3084,7 @@
           </w:tcPr>
           <w:p>
             <w:r>
-              <w:t>Operating system</w:t>
+              <w:t>Host environment</w:t>
             </w:r>
           </w:p>
         </w:tc>
@@ -4432,7 +3106,7 @@
           </w:tcPr>
           <w:p>
             <w:r>
-              <w:t>Chrome / Edge</w:t>
+              <w:t>Web browser</w:t>
             </w:r>
           </w:p>
         </w:tc>
@@ -4442,7 +3116,7 @@
           </w:tcPr>
           <w:p>
             <w:r>
-              <w:t>Web client</w:t>
+              <w:t>Access web application</w:t>
             </w:r>
           </w:p>
         </w:tc>
@@ -4464,7 +3138,7 @@
           </w:tcPr>
           <w:p>
             <w:r>
-              <w:t>AttendPro Desktop</w:t>
+              <w:t>AttendPro desktop build</w:t>
             </w:r>
           </w:p>
         </w:tc>
@@ -4474,7 +3148,7 @@
           </w:tcPr>
           <w:p>
             <w:r>
-              <w:t>Electron desktop client</w:t>
+              <w:t>Optional installed client</w:t>
             </w:r>
           </w:p>
         </w:tc>
@@ -4496,7 +3170,7 @@
           </w:tcPr>
           <w:p>
             <w:r>
-              <w:t>Supabase (PostgreSQL)</w:t>
+              <w:t>Supabase / PostgreSQL</w:t>
             </w:r>
           </w:p>
         </w:tc>
@@ -4506,39 +3180,7 @@
           </w:tcPr>
           <w:p>
             <w:r>
-              <w:t>Database, auth and storage</w:t>
-            </w:r>
-          </w:p>
-        </w:tc>
-      </w:tr>
-      <w:tr>
-        <w:tc>
-          <w:tcPr>
-            <w:tcW w:type="dxa" w:w="2640"/>
-          </w:tcPr>
-          <w:p>
-            <w:r>
-              <w:t>5</w:t>
-            </w:r>
-          </w:p>
-        </w:tc>
-        <w:tc>
-          <w:tcPr>
-            <w:tcW w:type="dxa" w:w="2640"/>
-          </w:tcPr>
-          <w:p>
-            <w:r>
-              <w:t>Node.js / Next.js</w:t>
-            </w:r>
-          </w:p>
-        </w:tc>
-        <w:tc>
-          <w:tcPr>
-            <w:tcW w:type="dxa" w:w="2640"/>
-          </w:tcPr>
-          <w:p>
-            <w:r>
-              <w:t>Application runtime</w:t>
+              <w:t>Auth, database, file storage</w:t>
             </w:r>
           </w:p>
         </w:tc>
@@ -4553,10 +3195,9 @@
         <w:rPr>
           <w:rFonts w:ascii="Times New Roman" w:hAnsi="Times New Roman" w:eastAsia="Times New Roman"/>
           <w:b/>
-          <w:caps w:val="0"/>
           <w:sz w:val="24"/>
         </w:rPr>
-        <w:t>3.9 FEASIBILITY STUDY</w:t>
+        <w:t>3.7 FEASIBILITY CONSIDERATIONS</w:t>
       </w:r>
     </w:p>
     <w:p>
@@ -4569,42 +3210,9 @@
         <w:rPr>
           <w:rFonts w:ascii="Times New Roman" w:hAnsi="Times New Roman" w:eastAsia="Times New Roman"/>
           <w:b w:val="0"/>
-          <w:caps w:val="0"/>
           <w:sz w:val="24"/>
         </w:rPr>
-        <w:t>Technical feasibility: The system uses widely supported tools (Next.js and Supabase) and ordinary camera hardware, so it is technically feasible.</w:t>
-      </w:r>
-    </w:p>
-    <w:p>
-      <w:pPr>
-        <w:spacing w:line="360" w:lineRule="auto" w:after="160" w:before="0"/>
-        <w:ind w:firstLine="720"/>
-        <w:jc w:val="both"/>
-      </w:pPr>
-      <w:r>
-        <w:rPr>
-          <w:rFonts w:ascii="Times New Roman" w:hAnsi="Times New Roman" w:eastAsia="Times New Roman"/>
-          <w:b w:val="0"/>
-          <w:caps w:val="0"/>
-          <w:sz w:val="24"/>
-        </w:rPr>
-        <w:t>Economic feasibility: Expensive fingerprint devices are avoided. Development and hosting can use free or low-cost tiers, so the system is economically feasible for small organisations.</w:t>
-      </w:r>
-    </w:p>
-    <w:p>
-      <w:pPr>
-        <w:spacing w:line="360" w:lineRule="auto" w:after="160" w:before="0"/>
-        <w:ind w:firstLine="720"/>
-        <w:jc w:val="both"/>
-      </w:pPr>
-      <w:r>
-        <w:rPr>
-          <w:rFonts w:ascii="Times New Roman" w:hAnsi="Times New Roman" w:eastAsia="Times New Roman"/>
-          <w:b w:val="0"/>
-          <w:caps w:val="0"/>
-          <w:sz w:val="24"/>
-        </w:rPr>
-        <w:t>Operational feasibility: The clocking flow (select name, enter PIN, take photo) is simple and requires little training, so the system is operationally feasible.</w:t>
+        <w:t>Technically, the tools used are mainstream and well documented. Economically, the design avoids fingerprint readers. Operationally, the kiosk steps are short enough for everyday use after brief training. The proposal is therefore feasible for an ND project and for small institutions.</w:t>
       </w:r>
     </w:p>
     <w:p>
@@ -4621,7 +3229,6 @@
         <w:rPr>
           <w:rFonts w:ascii="Times New Roman" w:hAnsi="Times New Roman" w:eastAsia="Times New Roman"/>
           <w:b/>
-          <w:caps w:val="0"/>
           <w:sz w:val="28"/>
         </w:rPr>
         <w:t>CHAPTER FOUR</w:t>
@@ -4636,10 +3243,9 @@
         <w:rPr>
           <w:rFonts w:ascii="Times New Roman" w:hAnsi="Times New Roman" w:eastAsia="Times New Roman"/>
           <w:b/>
-          <w:caps w:val="0"/>
           <w:sz w:val="28"/>
         </w:rPr>
-        <w:t>DESIGN AND IMPLEMENTATION OF THE NEW SYSTEM</w:t>
+        <w:t>SYSTEM DESIGN AND IMPLEMENTATION</w:t>
       </w:r>
     </w:p>
     <w:p>
@@ -4651,100 +3257,24 @@
         <w:rPr>
           <w:rFonts w:ascii="Times New Roman" w:hAnsi="Times New Roman" w:eastAsia="Times New Roman"/>
           <w:b/>
-          <w:caps w:val="0"/>
           <w:sz w:val="24"/>
         </w:rPr>
-        <w:t>4.1 DESIGN STANDARDS</w:t>
+        <w:t>4.1 INTRODUCTION</w:t>
       </w:r>
     </w:p>
     <w:p>
       <w:pPr>
         <w:spacing w:line="360" w:lineRule="auto" w:after="160" w:before="0"/>
-        <w:jc w:val="left"/>
+        <w:ind w:firstLine="720"/>
+        <w:jc w:val="both"/>
       </w:pPr>
       <w:r>
         <w:rPr>
           <w:rFonts w:ascii="Times New Roman" w:hAnsi="Times New Roman" w:eastAsia="Times New Roman"/>
           <w:b w:val="0"/>
-          <w:caps w:val="0"/>
           <w:sz w:val="24"/>
         </w:rPr>
-        <w:t>Design input formats that enable the administrator to register staff and set PINs.</w:t>
-      </w:r>
-    </w:p>
-    <w:p>
-      <w:pPr>
-        <w:spacing w:line="360" w:lineRule="auto" w:after="160" w:before="0"/>
-        <w:jc w:val="left"/>
-      </w:pPr>
-      <w:r>
-        <w:rPr>
-          <w:rFonts w:ascii="Times New Roman" w:hAnsi="Times New Roman" w:eastAsia="Times New Roman"/>
-          <w:b w:val="0"/>
-          <w:caps w:val="0"/>
-          <w:sz w:val="24"/>
-        </w:rPr>
-        <w:t>Design a kiosk interface for staff to select name, enter PIN and capture a photograph.</w:t>
-      </w:r>
-    </w:p>
-    <w:p>
-      <w:pPr>
-        <w:spacing w:line="360" w:lineRule="auto" w:after="160" w:before="0"/>
-        <w:jc w:val="left"/>
-      </w:pPr>
-      <w:r>
-        <w:rPr>
-          <w:rFonts w:ascii="Times New Roman" w:hAnsi="Times New Roman" w:eastAsia="Times New Roman"/>
-          <w:b w:val="0"/>
-          <w:caps w:val="0"/>
-          <w:sz w:val="24"/>
-        </w:rPr>
-        <w:t>Design outputs for attendance reports and review decisions.</w:t>
-      </w:r>
-    </w:p>
-    <w:p>
-      <w:pPr>
-        <w:spacing w:line="360" w:lineRule="auto" w:after="160" w:before="0"/>
-        <w:jc w:val="left"/>
-      </w:pPr>
-      <w:r>
-        <w:rPr>
-          <w:rFonts w:ascii="Times New Roman" w:hAnsi="Times New Roman" w:eastAsia="Times New Roman"/>
-          <w:b w:val="0"/>
-          <w:caps w:val="0"/>
-          <w:sz w:val="24"/>
-        </w:rPr>
-        <w:t>Structure a database to store staff, attendance, leave and review data.</w:t>
-      </w:r>
-    </w:p>
-    <w:p>
-      <w:pPr>
-        <w:spacing w:line="360" w:lineRule="auto" w:after="160" w:before="0"/>
-        <w:jc w:val="left"/>
-      </w:pPr>
-      <w:r>
-        <w:rPr>
-          <w:rFonts w:ascii="Times New Roman" w:hAnsi="Times New Roman" w:eastAsia="Times New Roman"/>
-          <w:b w:val="0"/>
-          <w:caps w:val="0"/>
-          <w:sz w:val="24"/>
-        </w:rPr>
-        <w:t>Design secure authentication and role-based menus for admin and staff.</w:t>
-      </w:r>
-    </w:p>
-    <w:p>
-      <w:pPr>
-        <w:spacing w:line="360" w:lineRule="auto" w:after="160" w:before="0"/>
-        <w:jc w:val="left"/>
-      </w:pPr>
-      <w:r>
-        <w:rPr>
-          <w:rFonts w:ascii="Times New Roman" w:hAnsi="Times New Roman" w:eastAsia="Times New Roman"/>
-          <w:b w:val="0"/>
-          <w:caps w:val="0"/>
-          <w:sz w:val="24"/>
-        </w:rPr>
-        <w:t>Design photo storage for profile photographs and kiosk captures.</w:t>
+        <w:t>This chapter describes how the PIN-and-photo attendance system was designed and built, how data are organised, how clocking works, and how the software was tested.</w:t>
       </w:r>
     </w:p>
     <w:p>
@@ -4756,7 +3286,6 @@
         <w:rPr>
           <w:rFonts w:ascii="Times New Roman" w:hAnsi="Times New Roman" w:eastAsia="Times New Roman"/>
           <w:b/>
-          <w:caps w:val="0"/>
           <w:sz w:val="24"/>
         </w:rPr>
         <w:t>4.2 SYSTEM ARCHITECTURE</w:t>
@@ -4772,10 +3301,9 @@
         <w:rPr>
           <w:rFonts w:ascii="Times New Roman" w:hAnsi="Times New Roman" w:eastAsia="Times New Roman"/>
           <w:b w:val="0"/>
-          <w:caps w:val="0"/>
           <w:sz w:val="24"/>
         </w:rPr>
-        <w:t>The system follows a client–server architecture. The client is the user interface running in a browser or Electron desktop window. The server side is provided by Supabase, which handles authentication, PostgreSQL storage and private file storage for photographs. Communication uses HTTPS over the internet.</w:t>
+        <w:t>Clients (browser or Electron window) talk to application routes and server actions. Persistent data live in Supabase PostgreSQL. Photographs are kept in private storage buckets. Kiosk devices authenticate with an API key and hold a session cookie. Staff accounts use email and password for the portal, while kiosk clocking uses the PIN rather than the portal password.</w:t>
       </w:r>
     </w:p>
     <w:p>
@@ -4787,10 +3315,9 @@
         <w:rPr>
           <w:rFonts w:ascii="Times New Roman" w:hAnsi="Times New Roman" w:eastAsia="Times New Roman"/>
           <w:b/>
-          <w:caps w:val="0"/>
           <w:sz w:val="24"/>
         </w:rPr>
-        <w:t>[INSERT FIGURE 4.1 — System Architecture Diagram]</w:t>
+        <w:t>[INSERT FIGURE 4.1 — Overall System Architecture]</w:t>
       </w:r>
     </w:p>
     <w:p>
@@ -4802,10 +3329,9 @@
         <w:rPr>
           <w:rFonts w:ascii="Times New Roman" w:hAnsi="Times New Roman" w:eastAsia="Times New Roman"/>
           <w:b/>
-          <w:caps w:val="0"/>
           <w:sz w:val="24"/>
         </w:rPr>
-        <w:t>4.3 OUTPUT SPECIFICATION AND DESIGN</w:t>
+        <w:t>4.3 DATABASE DESIGN</w:t>
       </w:r>
     </w:p>
     <w:p>
@@ -4818,87 +3344,23 @@
         <w:rPr>
           <w:rFonts w:ascii="Times New Roman" w:hAnsi="Times New Roman" w:eastAsia="Times New Roman"/>
           <w:b w:val="0"/>
-          <w:caps w:val="0"/>
           <w:sz w:val="24"/>
         </w:rPr>
-        <w:t>Outputs include the administrator dashboard, attendance history tables, leave lists, review queue screens with side-by-side photographs, and exportable attendance reports. Outputs may be viewed on screen or exported for printing.</w:t>
+        <w:t>Major tables include organisation profiles, staff profiles (with hashed PIN and avatar path), kiosk devices, attendance event records, review-queue items and leave requests. Row Level Security keeps each organisation's data separate.</w:t>
       </w:r>
     </w:p>
     <w:p>
       <w:pPr>
-        <w:spacing w:line="360" w:lineRule="auto" w:after="160" w:before="240"/>
+        <w:spacing w:line="360" w:lineRule="auto" w:after="160" w:before="0"/>
         <w:jc w:val="left"/>
       </w:pPr>
       <w:r>
         <w:rPr>
           <w:rFonts w:ascii="Times New Roman" w:hAnsi="Times New Roman" w:eastAsia="Times New Roman"/>
           <w:b/>
-          <w:caps w:val="0"/>
           <w:sz w:val="24"/>
         </w:rPr>
-        <w:t>4.4 INPUT DESIGN AND SPECIFICATION</w:t>
-      </w:r>
-    </w:p>
-    <w:p>
-      <w:pPr>
-        <w:spacing w:line="360" w:lineRule="auto" w:after="160" w:before="0"/>
-        <w:ind w:firstLine="720"/>
-        <w:jc w:val="both"/>
-      </w:pPr>
-      <w:r>
-        <w:rPr>
-          <w:rFonts w:ascii="Times New Roman" w:hAnsi="Times New Roman" w:eastAsia="Times New Roman"/>
-          <w:b w:val="0"/>
-          <w:caps w:val="0"/>
-          <w:sz w:val="24"/>
-        </w:rPr>
-        <w:t>The major input forms are: Login form; Staff registration/edit form (including Employee ID and Kiosk PIN); Profile photo upload; Kiosk name selection; PIN entry; Photo capture; Leave request form; and Review approve/reject actions.</w:t>
-      </w:r>
-    </w:p>
-    <w:p>
-      <w:pPr>
-        <w:spacing w:line="360" w:lineRule="auto" w:after="160" w:before="240"/>
-        <w:jc w:val="left"/>
-      </w:pPr>
-      <w:r>
-        <w:rPr>
-          <w:rFonts w:ascii="Times New Roman" w:hAnsi="Times New Roman" w:eastAsia="Times New Roman"/>
-          <w:b/>
-          <w:caps w:val="0"/>
-          <w:sz w:val="24"/>
-        </w:rPr>
-        <w:t>4.5 FILE / DATABASE DESIGN</w:t>
-      </w:r>
-    </w:p>
-    <w:p>
-      <w:pPr>
-        <w:spacing w:line="360" w:lineRule="auto" w:after="160" w:before="0"/>
-        <w:ind w:firstLine="720"/>
-        <w:jc w:val="both"/>
-      </w:pPr>
-      <w:r>
-        <w:rPr>
-          <w:rFonts w:ascii="Times New Roman" w:hAnsi="Times New Roman" w:eastAsia="Times New Roman"/>
-          <w:b w:val="0"/>
-          <w:caps w:val="0"/>
-          <w:sz w:val="24"/>
-        </w:rPr>
-        <w:t>PostgreSQL (via Supabase) was used. Important tables include profiles (staff details, hashed PIN, avatar path), attendance_records (clock events), review_queue (pending manual checks), leaves, organisations and kiosks.</w:t>
-      </w:r>
-    </w:p>
-    <w:p>
-      <w:pPr>
-        <w:spacing w:line="360" w:lineRule="auto" w:after="160" w:before="0"/>
-        <w:jc w:val="left"/>
-      </w:pPr>
-      <w:r>
-        <w:rPr>
-          <w:rFonts w:ascii="Times New Roman" w:hAnsi="Times New Roman" w:eastAsia="Times New Roman"/>
-          <w:b/>
-          <w:caps w:val="0"/>
-          <w:sz w:val="24"/>
-        </w:rPr>
-        <w:t>Table 4.1 — Profiles Table (summary)</w:t>
+        <w:t>Table 4.1 — Staff Profile Fields</w:t>
       </w:r>
     </w:p>
     <w:tbl>
@@ -4939,39 +3401,7 @@
           </w:tcPr>
           <w:p>
             <w:r>
-              <w:t>Description</w:t>
-            </w:r>
-          </w:p>
-        </w:tc>
-      </w:tr>
-      <w:tr>
-        <w:tc>
-          <w:tcPr>
-            <w:tcW w:type="dxa" w:w="2640"/>
-          </w:tcPr>
-          <w:p>
-            <w:r>
-              <w:t>id</w:t>
-            </w:r>
-          </w:p>
-        </w:tc>
-        <w:tc>
-          <w:tcPr>
-            <w:tcW w:type="dxa" w:w="2640"/>
-          </w:tcPr>
-          <w:p>
-            <w:r>
-              <w:t>UUID</w:t>
-            </w:r>
-          </w:p>
-        </w:tc>
-        <w:tc>
-          <w:tcPr>
-            <w:tcW w:type="dxa" w:w="2640"/>
-          </w:tcPr>
-          <w:p>
-            <w:r>
-              <w:t>Primary key</w:t>
+              <w:t>Purpose</w:t>
             </w:r>
           </w:p>
         </w:tc>
@@ -5003,7 +3433,7 @@
           </w:tcPr>
           <w:p>
             <w:r>
-              <w:t>Staff name</w:t>
+              <w:t>Display name on kiosk list</w:t>
             </w:r>
           </w:p>
         </w:tc>
@@ -5035,39 +3465,7 @@
           </w:tcPr>
           <w:p>
             <w:r>
-              <w:t>Login email</w:t>
-            </w:r>
-          </w:p>
-        </w:tc>
-      </w:tr>
-      <w:tr>
-        <w:tc>
-          <w:tcPr>
-            <w:tcW w:type="dxa" w:w="2640"/>
-          </w:tcPr>
-          <w:p>
-            <w:r>
-              <w:t>department</w:t>
-            </w:r>
-          </w:p>
-        </w:tc>
-        <w:tc>
-          <w:tcPr>
-            <w:tcW w:type="dxa" w:w="2640"/>
-          </w:tcPr>
-          <w:p>
-            <w:r>
-              <w:t>Text</w:t>
-            </w:r>
-          </w:p>
-        </w:tc>
-        <w:tc>
-          <w:tcPr>
-            <w:tcW w:type="dxa" w:w="2640"/>
-          </w:tcPr>
-          <w:p>
-            <w:r>
-              <w:t>Department</w:t>
+              <w:t>Portal login</w:t>
             </w:r>
           </w:p>
         </w:tc>
@@ -5099,7 +3497,7 @@
           </w:tcPr>
           <w:p>
             <w:r>
-              <w:t>Hashed 4-digit PIN</w:t>
+              <w:t>Hashed PIN for kiosk</w:t>
             </w:r>
           </w:p>
         </w:tc>
@@ -5131,7 +3529,7 @@
           </w:tcPr>
           <w:p>
             <w:r>
-              <w:t>Profile photo path</w:t>
+              <w:t>Stored profile photograph</w:t>
             </w:r>
           </w:p>
         </w:tc>
@@ -5195,7 +3593,7 @@
           </w:tcPr>
           <w:p>
             <w:r>
-              <w:t>Account status</w:t>
+              <w:t>Block inactive accounts</w:t>
             </w:r>
           </w:p>
         </w:tc>
@@ -5210,7 +3608,6 @@
         <w:rPr>
           <w:rFonts w:ascii="Times New Roman" w:hAnsi="Times New Roman" w:eastAsia="Times New Roman"/>
           <w:b w:val="0"/>
-          <w:caps w:val="0"/>
           <w:sz w:val="24"/>
         </w:rPr>
       </w:r>
@@ -5224,10 +3621,9 @@
         <w:rPr>
           <w:rFonts w:ascii="Times New Roman" w:hAnsi="Times New Roman" w:eastAsia="Times New Roman"/>
           <w:b/>
-          <w:caps w:val="0"/>
           <w:sz w:val="24"/>
         </w:rPr>
-        <w:t>Table 4.2 — Attendance Records (summary)</w:t>
+        <w:t>Table 4.2 — Attendance Event Fields</w:t>
       </w:r>
     </w:p>
     <w:tbl>
@@ -5268,71 +3664,7 @@
           </w:tcPr>
           <w:p>
             <w:r>
-              <w:t>Description</w:t>
-            </w:r>
-          </w:p>
-        </w:tc>
-      </w:tr>
-      <w:tr>
-        <w:tc>
-          <w:tcPr>
-            <w:tcW w:type="dxa" w:w="2640"/>
-          </w:tcPr>
-          <w:p>
-            <w:r>
-              <w:t>id</w:t>
-            </w:r>
-          </w:p>
-        </w:tc>
-        <w:tc>
-          <w:tcPr>
-            <w:tcW w:type="dxa" w:w="2640"/>
-          </w:tcPr>
-          <w:p>
-            <w:r>
-              <w:t>UUID</w:t>
-            </w:r>
-          </w:p>
-        </w:tc>
-        <w:tc>
-          <w:tcPr>
-            <w:tcW w:type="dxa" w:w="2640"/>
-          </w:tcPr>
-          <w:p>
-            <w:r>
-              <w:t>Primary key</w:t>
-            </w:r>
-          </w:p>
-        </w:tc>
-      </w:tr>
-      <w:tr>
-        <w:tc>
-          <w:tcPr>
-            <w:tcW w:type="dxa" w:w="2640"/>
-          </w:tcPr>
-          <w:p>
-            <w:r>
-              <w:t>staff_id</w:t>
-            </w:r>
-          </w:p>
-        </w:tc>
-        <w:tc>
-          <w:tcPr>
-            <w:tcW w:type="dxa" w:w="2640"/>
-          </w:tcPr>
-          <w:p>
-            <w:r>
-              <w:t>UUID</w:t>
-            </w:r>
-          </w:p>
-        </w:tc>
-        <w:tc>
-          <w:tcPr>
-            <w:tcW w:type="dxa" w:w="2640"/>
-          </w:tcPr>
-          <w:p>
-            <w:r>
-              <w:t>Staff who clocked</w:t>
+              <w:t>Purpose</w:t>
             </w:r>
           </w:p>
         </w:tc>
@@ -5396,7 +3728,39 @@
           </w:tcPr>
           <w:p>
             <w:r>
-              <w:t>Time of event</w:t>
+              <w:t>Official event time</w:t>
+            </w:r>
+          </w:p>
+        </w:tc>
+      </w:tr>
+      <w:tr>
+        <w:tc>
+          <w:tcPr>
+            <w:tcW w:type="dxa" w:w="2640"/>
+          </w:tcPr>
+          <w:p>
+            <w:r>
+              <w:t>photo_capture_url</w:t>
+            </w:r>
+          </w:p>
+        </w:tc>
+        <w:tc>
+          <w:tcPr>
+            <w:tcW w:type="dxa" w:w="2640"/>
+          </w:tcPr>
+          <w:p>
+            <w:r>
+              <w:t>Text</w:t>
+            </w:r>
+          </w:p>
+        </w:tc>
+        <w:tc>
+          <w:tcPr>
+            <w:tcW w:type="dxa" w:w="2640"/>
+          </w:tcPr>
+          <w:p>
+            <w:r>
+              <w:t>Live kiosk photograph</w:t>
             </w:r>
           </w:p>
         </w:tc>
@@ -5428,39 +3792,7 @@
           </w:tcPr>
           <w:p>
             <w:r>
-              <w:t>auto_matched / manual_override</w:t>
-            </w:r>
-          </w:p>
-        </w:tc>
-      </w:tr>
-      <w:tr>
-        <w:tc>
-          <w:tcPr>
-            <w:tcW w:type="dxa" w:w="2640"/>
-          </w:tcPr>
-          <w:p>
-            <w:r>
-              <w:t>photo_capture_url</w:t>
-            </w:r>
-          </w:p>
-        </w:tc>
-        <w:tc>
-          <w:tcPr>
-            <w:tcW w:type="dxa" w:w="2640"/>
-          </w:tcPr>
-          <w:p>
-            <w:r>
-              <w:t>Text</w:t>
-            </w:r>
-          </w:p>
-        </w:tc>
-        <w:tc>
-          <w:tcPr>
-            <w:tcW w:type="dxa" w:w="2640"/>
-          </w:tcPr>
-          <w:p>
-            <w:r>
-              <w:t>Kiosk photo path</w:t>
+              <w:t>auto or manual approval</w:t>
             </w:r>
           </w:p>
         </w:tc>
@@ -5492,7 +3824,7 @@
           </w:tcPr>
           <w:p>
             <w:r>
-              <w:t>Kiosk used</w:t>
+              <w:t>Which kiosk was used</w:t>
             </w:r>
           </w:p>
         </w:tc>
@@ -5507,7 +3839,6 @@
         <w:rPr>
           <w:rFonts w:ascii="Times New Roman" w:hAnsi="Times New Roman" w:eastAsia="Times New Roman"/>
           <w:b w:val="0"/>
-          <w:caps w:val="0"/>
           <w:sz w:val="24"/>
         </w:rPr>
       </w:r>
@@ -5521,10 +3852,9 @@
         <w:rPr>
           <w:rFonts w:ascii="Times New Roman" w:hAnsi="Times New Roman" w:eastAsia="Times New Roman"/>
           <w:b/>
-          <w:caps w:val="0"/>
           <w:sz w:val="24"/>
         </w:rPr>
-        <w:t>[INSERT FIGURE 4.2 — Entity Relationship Diagram]</w:t>
+        <w:t>[INSERT FIGURE 4.2 — Relationship among Major Data Stores]</w:t>
       </w:r>
     </w:p>
     <w:p>
@@ -5536,10 +3866,9 @@
         <w:rPr>
           <w:rFonts w:ascii="Times New Roman" w:hAnsi="Times New Roman" w:eastAsia="Times New Roman"/>
           <w:b/>
-          <w:caps w:val="0"/>
           <w:sz w:val="24"/>
         </w:rPr>
-        <w:t>4.6 PROCEDURE CHART / DESIGN</w:t>
+        <w:t>4.4 USER INTERFACE DESIGN</w:t>
       </w:r>
     </w:p>
     <w:p>
@@ -5552,10 +3881,9 @@
         <w:rPr>
           <w:rFonts w:ascii="Times New Roman" w:hAnsi="Times New Roman" w:eastAsia="Times New Roman"/>
           <w:b w:val="0"/>
-          <w:caps w:val="0"/>
           <w:sz w:val="24"/>
         </w:rPr>
-        <w:t>The major procedures are: authenticate user; manage staff and PIN; authenticate kiosk device; process clock attempt (verify PIN, require photo, detect duplicates); enqueue review items; resolve review items; sync daily attendance summary; and generate reports.</w:t>
+        <w:t>Administrators see a dashboard, staff list, leave page, review queue, reports and settings. Staff see attendance history, leave forms and profile photo upload. The kiosk interface is deliberately simple: search or pick a name, enter PIN, take photo, then view the result message.</w:t>
       </w:r>
     </w:p>
     <w:p>
@@ -5567,10 +3895,9 @@
         <w:rPr>
           <w:rFonts w:ascii="Times New Roman" w:hAnsi="Times New Roman" w:eastAsia="Times New Roman"/>
           <w:b/>
-          <w:caps w:val="0"/>
           <w:sz w:val="24"/>
         </w:rPr>
-        <w:t>4.7 SYSTEM FLOWCHART</w:t>
+        <w:t>4.5 CLOCKING PROCESS DESIGN</w:t>
       </w:r>
     </w:p>
     <w:p>
@@ -5583,10 +3910,9 @@
         <w:rPr>
           <w:rFonts w:ascii="Times New Roman" w:hAnsi="Times New Roman" w:eastAsia="Times New Roman"/>
           <w:b w:val="0"/>
-          <w:caps w:val="0"/>
           <w:sz w:val="24"/>
         </w:rPr>
-        <w:t>Clocking flow: Start → Open kiosk → Select staff name → Enter PIN → If PIN invalid, reject → Capture photo → If no photo, send to review → If duplicate same day, send to review → If no profile photo on file, send to review → Otherwise record attendance → Show success → End. Review items are later approved or rejected by the administrator.</w:t>
+        <w:t>After the staff member is selected, the PIN is verified against the stored hash. A photograph must be uploaded. The server then checks for cooldown, same-day duplicates and missing profile photographs. Clean attempts create an attendance record immediately. Other attempts enter the review queue with both images available to the administrator.</w:t>
       </w:r>
     </w:p>
     <w:p>
@@ -5598,10 +3924,9 @@
         <w:rPr>
           <w:rFonts w:ascii="Times New Roman" w:hAnsi="Times New Roman" w:eastAsia="Times New Roman"/>
           <w:b/>
-          <w:caps w:val="0"/>
           <w:sz w:val="24"/>
         </w:rPr>
-        <w:t>[INSERT FIGURE 4.3 — Clocking Process Flowchart]</w:t>
+        <w:t>[INSERT FIGURE 4.3 — Staff Clocking Flowchart]</w:t>
       </w:r>
     </w:p>
     <w:p>
@@ -5613,10 +3938,9 @@
         <w:rPr>
           <w:rFonts w:ascii="Times New Roman" w:hAnsi="Times New Roman" w:eastAsia="Times New Roman"/>
           <w:b/>
-          <w:caps w:val="0"/>
           <w:sz w:val="24"/>
         </w:rPr>
-        <w:t>4.8 SYSTEM REQUIREMENTS FOR IMPLEMENTATION</w:t>
+        <w:t>4.6 IMPLEMENTATION TOOLS</w:t>
       </w:r>
     </w:p>
     <w:p>
@@ -5629,10 +3953,9 @@
         <w:rPr>
           <w:rFonts w:ascii="Times New Roman" w:hAnsi="Times New Roman" w:eastAsia="Times New Roman"/>
           <w:b w:val="0"/>
-          <w:caps w:val="0"/>
           <w:sz w:val="24"/>
         </w:rPr>
-        <w:t>Hardware: a PC or tablet with webcam and internet access. Software: Windows 10/11, a modern browser, or the AttendPro desktop installer. Backend services: Supabase project with required migrations applied (including photo-kiosk and kiosk sync fixes).</w:t>
+        <w:t>Next.js and TypeScript powered the application screens and server logic. Tailwind CSS styled the interface. Supabase provided authentication, database and storage. Electron packaged a Windows installer for softcopy demonstration. Git was used for version control.</w:t>
       </w:r>
     </w:p>
     <w:p>
@@ -5644,10 +3967,9 @@
         <w:rPr>
           <w:rFonts w:ascii="Times New Roman" w:hAnsi="Times New Roman" w:eastAsia="Times New Roman"/>
           <w:b/>
-          <w:caps w:val="0"/>
           <w:sz w:val="24"/>
         </w:rPr>
-        <w:t>4.9 PROGRAM DESCRIPTION / IMPLEMENTATION</w:t>
+        <w:t>4.7 IMPLEMENTATION DESCRIPTION</w:t>
       </w:r>
     </w:p>
     <w:p>
@@ -5660,10 +3982,9 @@
         <w:rPr>
           <w:rFonts w:ascii="Times New Roman" w:hAnsi="Times New Roman" w:eastAsia="Times New Roman"/>
           <w:b w:val="0"/>
-          <w:caps w:val="0"/>
           <w:sz w:val="24"/>
         </w:rPr>
-        <w:t>The system was implemented as modules: Authentication; Staff management; Kiosk clocking (PIN + photo); Review queue; Leave management; Reporting; and Desktop packaging with Electron. PINs are stored as secure hashes, never as plain text. Photographs are stored in private storage buckets and accessed through signed URLs.</w:t>
+        <w:t>Modules were coded for organisation and staff management, kiosk session creation, photo upload, PIN verification, clock processing, review resolution, leave workflow and reporting. Demo credentials and a hosted web deployment support viva demonstration alongside the desktop installer.</w:t>
       </w:r>
     </w:p>
     <w:p>
@@ -5675,10 +3996,9 @@
         <w:rPr>
           <w:rFonts w:ascii="Times New Roman" w:hAnsi="Times New Roman" w:eastAsia="Times New Roman"/>
           <w:b/>
-          <w:caps w:val="0"/>
           <w:sz w:val="24"/>
         </w:rPr>
-        <w:t>[INSERT FIGURE 4.4 — Login Screen]</w:t>
+        <w:t>[INSERT FIGURE 4.4 — Sign-in Screen]</w:t>
       </w:r>
     </w:p>
     <w:p>
@@ -5690,10 +4010,9 @@
         <w:rPr>
           <w:rFonts w:ascii="Times New Roman" w:hAnsi="Times New Roman" w:eastAsia="Times New Roman"/>
           <w:b/>
-          <w:caps w:val="0"/>
           <w:sz w:val="24"/>
         </w:rPr>
-        <w:t>[INSERT FIGURE 4.5 — Administrator Dashboard]</w:t>
+        <w:t>[INSERT FIGURE 4.5 — Admin Dashboard]</w:t>
       </w:r>
     </w:p>
     <w:p>
@@ -5705,10 +4024,9 @@
         <w:rPr>
           <w:rFonts w:ascii="Times New Roman" w:hAnsi="Times New Roman" w:eastAsia="Times New Roman"/>
           <w:b/>
-          <w:caps w:val="0"/>
           <w:sz w:val="24"/>
         </w:rPr>
-        <w:t>[INSERT FIGURE 4.6 — Staff Management Screen]</w:t>
+        <w:t>[INSERT FIGURE 4.6 — Staff Record and PIN Setup Screen]</w:t>
       </w:r>
     </w:p>
     <w:p>
@@ -5720,10 +4038,9 @@
         <w:rPr>
           <w:rFonts w:ascii="Times New Roman" w:hAnsi="Times New Roman" w:eastAsia="Times New Roman"/>
           <w:b/>
-          <w:caps w:val="0"/>
           <w:sz w:val="24"/>
         </w:rPr>
-        <w:t>[INSERT FIGURE 4.7 — Kiosk Clock-in Screen]</w:t>
+        <w:t>[INSERT FIGURE 4.7 — Reception Kiosk Clocking Screen]</w:t>
       </w:r>
     </w:p>
     <w:p>
@@ -5735,10 +4052,9 @@
         <w:rPr>
           <w:rFonts w:ascii="Times New Roman" w:hAnsi="Times New Roman" w:eastAsia="Times New Roman"/>
           <w:b/>
-          <w:caps w:val="0"/>
           <w:sz w:val="24"/>
         </w:rPr>
-        <w:t>[INSERT FIGURE 4.8 — Review Queue Screen]</w:t>
+        <w:t>[INSERT FIGURE 4.8 — Attendance Review Queue]</w:t>
       </w:r>
     </w:p>
     <w:p>
@@ -5750,10 +4066,9 @@
         <w:rPr>
           <w:rFonts w:ascii="Times New Roman" w:hAnsi="Times New Roman" w:eastAsia="Times New Roman"/>
           <w:b/>
-          <w:caps w:val="0"/>
           <w:sz w:val="24"/>
         </w:rPr>
-        <w:t>[INSERT FIGURE 4.9 — Attendance Report Screen]</w:t>
+        <w:t>[INSERT FIGURE 4.9 — Attendance Report View]</w:t>
       </w:r>
     </w:p>
     <w:p>
@@ -5765,10 +4080,9 @@
         <w:rPr>
           <w:rFonts w:ascii="Times New Roman" w:hAnsi="Times New Roman" w:eastAsia="Times New Roman"/>
           <w:b/>
-          <w:caps w:val="0"/>
           <w:sz w:val="24"/>
         </w:rPr>
-        <w:t>4.10 SYSTEM TESTING</w:t>
+        <w:t>4.8 TESTING AND RESULTS</w:t>
       </w:r>
     </w:p>
     <w:p>
@@ -5780,10 +4094,9 @@
         <w:rPr>
           <w:rFonts w:ascii="Times New Roman" w:hAnsi="Times New Roman" w:eastAsia="Times New Roman"/>
           <w:b/>
-          <w:caps w:val="0"/>
           <w:sz w:val="24"/>
         </w:rPr>
-        <w:t>Table 4.4 — Test Cases and Results</w:t>
+        <w:t>Table 4.4 — Sample Test Results</w:t>
       </w:r>
     </w:p>
     <w:tbl>
@@ -5815,7 +4128,7 @@
           </w:tcPr>
           <w:p>
             <w:r>
-              <w:t>Test Case</w:t>
+              <w:t>Scenario</w:t>
             </w:r>
           </w:p>
         </w:tc>
@@ -5825,7 +4138,7 @@
           </w:tcPr>
           <w:p>
             <w:r>
-              <w:t>Expected Result</w:t>
+              <w:t>Expected outcome</w:t>
             </w:r>
           </w:p>
         </w:tc>
@@ -5835,7 +4148,7 @@
           </w:tcPr>
           <w:p>
             <w:r>
-              <w:t>Status</w:t>
+              <w:t>Result</w:t>
             </w:r>
           </w:p>
         </w:tc>
@@ -5857,7 +4170,7 @@
           </w:tcPr>
           <w:p>
             <w:r>
-              <w:t>Login with correct details</w:t>
+              <w:t>Correct portal login</w:t>
             </w:r>
           </w:p>
         </w:tc>
@@ -5867,7 +4180,7 @@
           </w:tcPr>
           <w:p>
             <w:r>
-              <w:t>User logged in</w:t>
+              <w:t>Dashboard or staff home opens</w:t>
             </w:r>
           </w:p>
         </w:tc>
@@ -5899,7 +4212,7 @@
           </w:tcPr>
           <w:p>
             <w:r>
-              <w:t>Login with wrong password</w:t>
+              <w:t>Wrong portal password</w:t>
             </w:r>
           </w:p>
         </w:tc>
@@ -5941,7 +4254,7 @@
           </w:tcPr>
           <w:p>
             <w:r>
-              <w:t>Clock in with correct PIN and photo</w:t>
+              <w:t>Correct PIN + photo</w:t>
             </w:r>
           </w:p>
         </w:tc>
@@ -5951,7 +4264,7 @@
           </w:tcPr>
           <w:p>
             <w:r>
-              <w:t>Attendance recorded</w:t>
+              <w:t>Clock event saved</w:t>
             </w:r>
           </w:p>
         </w:tc>
@@ -5983,7 +4296,7 @@
           </w:tcPr>
           <w:p>
             <w:r>
-              <w:t>Clock in with wrong PIN</w:t>
+              <w:t>Wrong PIN</w:t>
             </w:r>
           </w:p>
         </w:tc>
@@ -5993,7 +4306,7 @@
           </w:tcPr>
           <w:p>
             <w:r>
-              <w:t>Incorrect PIN message</w:t>
+              <w:t>Rejection message</w:t>
             </w:r>
           </w:p>
         </w:tc>
@@ -6025,7 +4338,7 @@
           </w:tcPr>
           <w:p>
             <w:r>
-              <w:t>Clock in without photo</w:t>
+              <w:t>No photo</w:t>
             </w:r>
           </w:p>
         </w:tc>
@@ -6035,7 +4348,7 @@
           </w:tcPr>
           <w:p>
             <w:r>
-              <w:t>Sent to review queue</w:t>
+              <w:t>Item sent to review</w:t>
             </w:r>
           </w:p>
         </w:tc>
@@ -6067,7 +4380,7 @@
           </w:tcPr>
           <w:p>
             <w:r>
-              <w:t>Duplicate clock same day</w:t>
+              <w:t>Duplicate same-day action</w:t>
             </w:r>
           </w:p>
         </w:tc>
@@ -6077,7 +4390,7 @@
           </w:tcPr>
           <w:p>
             <w:r>
-              <w:t>Sent to review queue</w:t>
+              <w:t>Item sent to review</w:t>
             </w:r>
           </w:p>
         </w:tc>
@@ -6109,7 +4422,7 @@
           </w:tcPr>
           <w:p>
             <w:r>
-              <w:t>Admin approves review item</w:t>
+              <w:t>Approve review item</w:t>
             </w:r>
           </w:p>
         </w:tc>
@@ -6151,7 +4464,7 @@
           </w:tcPr>
           <w:p>
             <w:r>
-              <w:t>Staff leave request</w:t>
+              <w:t>Leave request by staff</w:t>
             </w:r>
           </w:p>
         </w:tc>
@@ -6161,49 +4474,7 @@
           </w:tcPr>
           <w:p>
             <w:r>
-              <w:t>Saved as pending</w:t>
-            </w:r>
-          </w:p>
-        </w:tc>
-        <w:tc>
-          <w:tcPr>
-            <w:tcW w:type="dxa" w:w="1980"/>
-          </w:tcPr>
-          <w:p>
-            <w:r>
-              <w:t>Passed</w:t>
-            </w:r>
-          </w:p>
-        </w:tc>
-      </w:tr>
-      <w:tr>
-        <w:tc>
-          <w:tcPr>
-            <w:tcW w:type="dxa" w:w="1980"/>
-          </w:tcPr>
-          <w:p>
-            <w:r>
-              <w:t>9</w:t>
-            </w:r>
-          </w:p>
-        </w:tc>
-        <w:tc>
-          <w:tcPr>
-            <w:tcW w:type="dxa" w:w="1980"/>
-          </w:tcPr>
-          <w:p>
-            <w:r>
-              <w:t>Export attendance report</w:t>
-            </w:r>
-          </w:p>
-        </w:tc>
-        <w:tc>
-          <w:tcPr>
-            <w:tcW w:type="dxa" w:w="1980"/>
-          </w:tcPr>
-          <w:p>
-            <w:r>
-              <w:t>Report downloaded</w:t>
+              <w:t>Pending leave created</w:t>
             </w:r>
           </w:p>
         </w:tc>
@@ -6228,10 +4499,9 @@
         <w:rPr>
           <w:rFonts w:ascii="Times New Roman" w:hAnsi="Times New Roman" w:eastAsia="Times New Roman"/>
           <w:b/>
-          <w:caps w:val="0"/>
           <w:sz w:val="24"/>
         </w:rPr>
-        <w:t>4.11 SYSTEM SECURITY</w:t>
+        <w:t>4.9 SECURITY MEASURES</w:t>
       </w:r>
     </w:p>
     <w:p>
@@ -6243,10 +4513,9 @@
         <w:rPr>
           <w:rFonts w:ascii="Times New Roman" w:hAnsi="Times New Roman" w:eastAsia="Times New Roman"/>
           <w:b w:val="0"/>
-          <w:caps w:val="0"/>
           <w:sz w:val="24"/>
         </w:rPr>
-        <w:t>PIN hashing — PINs are not stored in plain text.</w:t>
+        <w:t>PINs are hashed before storage.</w:t>
       </w:r>
     </w:p>
     <w:p>
@@ -6258,10 +4527,9 @@
         <w:rPr>
           <w:rFonts w:ascii="Times New Roman" w:hAnsi="Times New Roman" w:eastAsia="Times New Roman"/>
           <w:b w:val="0"/>
-          <w:caps w:val="0"/>
           <w:sz w:val="24"/>
         </w:rPr>
-        <w:t>Row Level Security — organisations only see their own data.</w:t>
+        <w:t>Organisation data are isolated with Row Level Security.</w:t>
       </w:r>
     </w:p>
     <w:p>
@@ -6273,10 +4541,9 @@
         <w:rPr>
           <w:rFonts w:ascii="Times New Roman" w:hAnsi="Times New Roman" w:eastAsia="Times New Roman"/>
           <w:b w:val="0"/>
-          <w:caps w:val="0"/>
           <w:sz w:val="24"/>
         </w:rPr>
-        <w:t>Role-based access — only administrators manage staff and reports.</w:t>
+        <w:t>Only administrators manage staff, PINs and reviews.</w:t>
       </w:r>
     </w:p>
     <w:p>
@@ -6288,10 +4555,9 @@
         <w:rPr>
           <w:rFonts w:ascii="Times New Roman" w:hAnsi="Times New Roman" w:eastAsia="Times New Roman"/>
           <w:b w:val="0"/>
-          <w:caps w:val="0"/>
           <w:sz w:val="24"/>
         </w:rPr>
-        <w:t>Kiosk-only clocking — staff cannot self check-in from personal phones.</w:t>
+        <w:t>Self check-in from personal devices is disabled; kiosk clocking is required.</w:t>
       </w:r>
     </w:p>
     <w:p>
@@ -6303,10 +4569,9 @@
         <w:rPr>
           <w:rFonts w:ascii="Times New Roman" w:hAnsi="Times New Roman" w:eastAsia="Times New Roman"/>
           <w:b w:val="0"/>
-          <w:caps w:val="0"/>
           <w:sz w:val="24"/>
         </w:rPr>
-        <w:t>Private photo storage with signed access links.</w:t>
+        <w:t>Photographs are stored privately and shown through controlled links.</w:t>
       </w:r>
     </w:p>
     <w:p>
@@ -6318,10 +4583,9 @@
         <w:rPr>
           <w:rFonts w:ascii="Times New Roman" w:hAnsi="Times New Roman" w:eastAsia="Times New Roman"/>
           <w:b w:val="0"/>
-          <w:caps w:val="0"/>
           <w:sz w:val="24"/>
         </w:rPr>
-        <w:t>HTTPS encryption for network communication.</w:t>
+        <w:t>Transport uses HTTPS.</w:t>
       </w:r>
     </w:p>
     <w:p>
@@ -6338,7 +4602,6 @@
         <w:rPr>
           <w:rFonts w:ascii="Times New Roman" w:hAnsi="Times New Roman" w:eastAsia="Times New Roman"/>
           <w:b/>
-          <w:caps w:val="0"/>
           <w:sz w:val="28"/>
         </w:rPr>
         <w:t>CHAPTER FIVE</w:t>
@@ -6353,7 +4616,6 @@
         <w:rPr>
           <w:rFonts w:ascii="Times New Roman" w:hAnsi="Times New Roman" w:eastAsia="Times New Roman"/>
           <w:b/>
-          <w:caps w:val="0"/>
           <w:sz w:val="28"/>
         </w:rPr>
         <w:t>SUMMARY, CONCLUSION AND RECOMMENDATIONS</w:t>
@@ -6368,7 +4630,6 @@
         <w:rPr>
           <w:rFonts w:ascii="Times New Roman" w:hAnsi="Times New Roman" w:eastAsia="Times New Roman"/>
           <w:b/>
-          <w:caps w:val="0"/>
           <w:sz w:val="24"/>
         </w:rPr>
         <w:t>5.1 SUMMARY</w:t>
@@ -6384,10 +4645,9 @@
         <w:rPr>
           <w:rFonts w:ascii="Times New Roman" w:hAnsi="Times New Roman" w:eastAsia="Times New Roman"/>
           <w:b w:val="0"/>
-          <w:caps w:val="0"/>
           <w:sz w:val="24"/>
         </w:rPr>
-        <w:t>This project designed and implemented a computerised staff attendance system that replaces the manual register. Staff clock in and out at a reception kiosk using their name, a four-digit PIN and a photograph. Suspicious attempts go to a review queue for manual verification. The system also provides leave management and reporting, and was deployed as a web application and a Windows desktop application.</w:t>
+        <w:t>A computerised staff attendance system based on PIN and photo verification was analysed, designed and implemented. The kiosk workflow, review queue, leave module and reporting features were tested successfully under normal network conditions.</w:t>
       </w:r>
     </w:p>
     <w:p>
@@ -6399,7 +4659,6 @@
         <w:rPr>
           <w:rFonts w:ascii="Times New Roman" w:hAnsi="Times New Roman" w:eastAsia="Times New Roman"/>
           <w:b/>
-          <w:caps w:val="0"/>
           <w:sz w:val="24"/>
         </w:rPr>
         <w:t>5.2 CONCLUSION</w:t>
@@ -6415,10 +4674,9 @@
         <w:rPr>
           <w:rFonts w:ascii="Times New Roman" w:hAnsi="Times New Roman" w:eastAsia="Times New Roman"/>
           <w:b w:val="0"/>
-          <w:caps w:val="0"/>
           <w:sz w:val="24"/>
         </w:rPr>
-        <w:t>The objective of building a practical computerised attendance system without expensive fingerprint hardware was achieved. PIN and photo verification, combined with administrative review, provide a convenient and more secure method than pen-and-paper registers. The system is user friendly and suitable for schools, companies and similar organisations.</w:t>
+        <w:t>Paper attendance is no longer adequate where management needs speed and accountability. This project shows that a practical computerised alternative can be built without fingerprint hardware by combining a secret PIN, a controlled kiosk location and photographic evidence. The objectives of the study were met.</w:t>
       </w:r>
     </w:p>
     <w:p>
@@ -6430,7 +4688,6 @@
         <w:rPr>
           <w:rFonts w:ascii="Times New Roman" w:hAnsi="Times New Roman" w:eastAsia="Times New Roman"/>
           <w:b/>
-          <w:caps w:val="0"/>
           <w:sz w:val="24"/>
         </w:rPr>
         <w:t>5.3 RECOMMENDATIONS</w:t>
@@ -6445,10 +4702,9 @@
         <w:rPr>
           <w:rFonts w:ascii="Times New Roman" w:hAnsi="Times New Roman" w:eastAsia="Times New Roman"/>
           <w:b w:val="0"/>
-          <w:caps w:val="0"/>
           <w:sz w:val="24"/>
         </w:rPr>
-        <w:t>Organisations should adopt computerised attendance systems to improve accuracy and reduce fraud.</w:t>
+        <w:t>Institutions should migrate from paper registers to computerised attendance.</w:t>
       </w:r>
     </w:p>
     <w:p>
@@ -6460,10 +4716,9 @@
         <w:rPr>
           <w:rFonts w:ascii="Times New Roman" w:hAnsi="Times New Roman" w:eastAsia="Times New Roman"/>
           <w:b w:val="0"/>
-          <w:caps w:val="0"/>
           <w:sz w:val="24"/>
         </w:rPr>
-        <w:t>Administrators should keep staff PINs confidential and reset them when necessary.</w:t>
+        <w:t>Administrators should protect staff PINs and reset them when compromised.</w:t>
       </w:r>
     </w:p>
     <w:p>
@@ -6475,10 +4730,9 @@
         <w:rPr>
           <w:rFonts w:ascii="Times New Roman" w:hAnsi="Times New Roman" w:eastAsia="Times New Roman"/>
           <w:b w:val="0"/>
-          <w:caps w:val="0"/>
           <w:sz w:val="24"/>
         </w:rPr>
-        <w:t>Every staff member should have a clear profile photograph on file.</w:t>
+        <w:t>Every staff member should keep an up-to-date profile photograph.</w:t>
       </w:r>
     </w:p>
     <w:p>
@@ -6490,10 +4744,23 @@
         <w:rPr>
           <w:rFonts w:ascii="Times New Roman" w:hAnsi="Times New Roman" w:eastAsia="Times New Roman"/>
           <w:b w:val="0"/>
-          <w:caps w:val="0"/>
           <w:sz w:val="24"/>
         </w:rPr>
-        <w:t>A stable internet connection should be provided at the reception kiosk.</w:t>
+        <w:t>The reception area should have reliable internet for the kiosk.</w:t>
+      </w:r>
+    </w:p>
+    <w:p>
+      <w:pPr>
+        <w:spacing w:line="360" w:lineRule="auto" w:after="160" w:before="240"/>
+        <w:jc w:val="left"/>
+      </w:pPr>
+      <w:r>
+        <w:rPr>
+          <w:rFonts w:ascii="Times New Roman" w:hAnsi="Times New Roman" w:eastAsia="Times New Roman"/>
+          <w:b/>
+          <w:sz w:val="24"/>
+        </w:rPr>
+        <w:t>5.4 SUGGESTIONS FOR FURTHER STUDIES</w:t>
       </w:r>
     </w:p>
     <w:p>
@@ -6505,25 +4772,9 @@
         <w:rPr>
           <w:rFonts w:ascii="Times New Roman" w:hAnsi="Times New Roman" w:eastAsia="Times New Roman"/>
           <w:b w:val="0"/>
-          <w:caps w:val="0"/>
           <w:sz w:val="24"/>
         </w:rPr>
-        <w:t>This academic work is recommended for institutions with similar organisational needs.</w:t>
-      </w:r>
-    </w:p>
-    <w:p>
-      <w:pPr>
-        <w:spacing w:line="360" w:lineRule="auto" w:after="160" w:before="240"/>
-        <w:jc w:val="left"/>
-      </w:pPr>
-      <w:r>
-        <w:rPr>
-          <w:rFonts w:ascii="Times New Roman" w:hAnsi="Times New Roman" w:eastAsia="Times New Roman"/>
-          <w:b/>
-          <w:caps w:val="0"/>
-          <w:sz w:val="24"/>
-        </w:rPr>
-        <w:t>5.4 SUGGESTIONS FOR FURTHER WORK</w:t>
+        <w:t>Integrate automatic face matching (for example a third-party identity API) on every clock-in and clock-out.</w:t>
       </w:r>
     </w:p>
     <w:p>
@@ -6535,10 +4786,9 @@
         <w:rPr>
           <w:rFonts w:ascii="Times New Roman" w:hAnsi="Times New Roman" w:eastAsia="Times New Roman"/>
           <w:b w:val="0"/>
-          <w:caps w:val="0"/>
           <w:sz w:val="24"/>
         </w:rPr>
-        <w:t>Add automatic facial recognition to reduce manual review.</w:t>
+        <w:t>Improve offline capture with later synchronisation.</w:t>
       </w:r>
     </w:p>
     <w:p>
@@ -6550,10 +4800,9 @@
         <w:rPr>
           <w:rFonts w:ascii="Times New Roman" w:hAnsi="Times New Roman" w:eastAsia="Times New Roman"/>
           <w:b w:val="0"/>
-          <w:caps w:val="0"/>
           <w:sz w:val="24"/>
         </w:rPr>
-        <w:t>Add a fuller offline mode with later synchronisation.</w:t>
+        <w:t>Link attendance totals to payroll calculation.</w:t>
       </w:r>
     </w:p>
     <w:p>
@@ -6565,40 +4814,9 @@
         <w:rPr>
           <w:rFonts w:ascii="Times New Roman" w:hAnsi="Times New Roman" w:eastAsia="Times New Roman"/>
           <w:b w:val="0"/>
-          <w:caps w:val="0"/>
           <w:sz w:val="24"/>
         </w:rPr>
-        <w:t>Integrate payroll calculation from attendance records.</w:t>
-      </w:r>
-    </w:p>
-    <w:p>
-      <w:pPr>
-        <w:spacing w:line="360" w:lineRule="auto" w:after="160" w:before="0"/>
-        <w:jc w:val="left"/>
-      </w:pPr>
-      <w:r>
-        <w:rPr>
-          <w:rFonts w:ascii="Times New Roman" w:hAnsi="Times New Roman" w:eastAsia="Times New Roman"/>
-          <w:b w:val="0"/>
-          <w:caps w:val="0"/>
-          <w:sz w:val="24"/>
-        </w:rPr>
-        <w:t>Develop a controlled mobile application with stronger location checks.</w:t>
-      </w:r>
-    </w:p>
-    <w:p>
-      <w:pPr>
-        <w:spacing w:line="360" w:lineRule="auto" w:after="160" w:before="0"/>
-        <w:jc w:val="left"/>
-      </w:pPr>
-      <w:r>
-        <w:rPr>
-          <w:rFonts w:ascii="Times New Roman" w:hAnsi="Times New Roman" w:eastAsia="Times New Roman"/>
-          <w:b w:val="0"/>
-          <w:caps w:val="0"/>
-          <w:sz w:val="24"/>
-        </w:rPr>
-        <w:t>Add SMS or email alerts for lateness and absence.</w:t>
+        <w:t>Extend alerts for lateness through SMS or email.</w:t>
       </w:r>
     </w:p>
     <w:p>
@@ -6615,7 +4833,6 @@
         <w:rPr>
           <w:rFonts w:ascii="Times New Roman" w:hAnsi="Times New Roman" w:eastAsia="Times New Roman"/>
           <w:b/>
-          <w:caps w:val="0"/>
           <w:sz w:val="28"/>
         </w:rPr>
         <w:t>REFERENCES</w:t>
@@ -6630,7 +4847,6 @@
         <w:rPr>
           <w:rFonts w:ascii="Times New Roman" w:hAnsi="Times New Roman" w:eastAsia="Times New Roman"/>
           <w:b w:val="0"/>
-          <w:caps w:val="0"/>
           <w:sz w:val="24"/>
         </w:rPr>
         <w:t>Date, C. J. (2004). An Introduction to Database Systems. Pearson Education.</w:t>
@@ -6645,7 +4861,6 @@
         <w:rPr>
           <w:rFonts w:ascii="Times New Roman" w:hAnsi="Times New Roman" w:eastAsia="Times New Roman"/>
           <w:b w:val="0"/>
-          <w:caps w:val="0"/>
           <w:sz w:val="24"/>
         </w:rPr>
         <w:t>Laudon, K. C., &amp; Laudon, J. P. (2020). Management Information Systems. Pearson.</w:t>
@@ -6660,7 +4875,6 @@
         <w:rPr>
           <w:rFonts w:ascii="Times New Roman" w:hAnsi="Times New Roman" w:eastAsia="Times New Roman"/>
           <w:b w:val="0"/>
-          <w:caps w:val="0"/>
           <w:sz w:val="24"/>
         </w:rPr>
         <w:t>Pressman, R. S. (2014). Software Engineering: A Practitioner's Approach. McGraw-Hill.</w:t>
@@ -6675,10 +4889,9 @@
         <w:rPr>
           <w:rFonts w:ascii="Times New Roman" w:hAnsi="Times New Roman" w:eastAsia="Times New Roman"/>
           <w:b w:val="0"/>
-          <w:caps w:val="0"/>
           <w:sz w:val="24"/>
         </w:rPr>
-        <w:t>Somerville, I. (2016). Software Engineering. Pearson Education.</w:t>
+        <w:t>Sommerville, I. (2016). Software Engineering. Pearson Education.</w:t>
       </w:r>
     </w:p>
     <w:p>
@@ -6690,67 +4903,6 @@
         <w:rPr>
           <w:rFonts w:ascii="Times New Roman" w:hAnsi="Times New Roman" w:eastAsia="Times New Roman"/>
           <w:b w:val="0"/>
-          <w:caps w:val="0"/>
-          <w:sz w:val="24"/>
-        </w:rPr>
-        <w:t>Next.js Documentation. (2024). Next.js. Retrieved from https://nextjs.org/docs</w:t>
-      </w:r>
-    </w:p>
-    <w:p>
-      <w:pPr>
-        <w:spacing w:line="360" w:lineRule="auto" w:after="120" w:before="0"/>
-        <w:jc w:val="left"/>
-      </w:pPr>
-      <w:r>
-        <w:rPr>
-          <w:rFonts w:ascii="Times New Roman" w:hAnsi="Times New Roman" w:eastAsia="Times New Roman"/>
-          <w:b w:val="0"/>
-          <w:caps w:val="0"/>
-          <w:sz w:val="24"/>
-        </w:rPr>
-        <w:t>Supabase Documentation. (2024). Supabase. Retrieved from https://supabase.com/docs</w:t>
-      </w:r>
-    </w:p>
-    <w:p>
-      <w:pPr>
-        <w:spacing w:line="360" w:lineRule="auto" w:after="120" w:before="0"/>
-        <w:jc w:val="left"/>
-      </w:pPr>
-      <w:r>
-        <w:rPr>
-          <w:rFonts w:ascii="Times New Roman" w:hAnsi="Times New Roman" w:eastAsia="Times New Roman"/>
-          <w:b w:val="0"/>
-          <w:caps w:val="0"/>
-          <w:sz w:val="24"/>
-        </w:rPr>
-        <w:t>Electron Documentation. (2024). Electron. Retrieved from https://www.electronjs.org/docs</w:t>
-      </w:r>
-    </w:p>
-    <w:p>
-      <w:pPr>
-        <w:spacing w:line="360" w:lineRule="auto" w:after="120" w:before="0"/>
-        <w:jc w:val="left"/>
-      </w:pPr>
-      <w:r>
-        <w:rPr>
-          <w:rFonts w:ascii="Times New Roman" w:hAnsi="Times New Roman" w:eastAsia="Times New Roman"/>
-          <w:b w:val="0"/>
-          <w:caps w:val="0"/>
-          <w:sz w:val="24"/>
-        </w:rPr>
-        <w:t>O’Brien, J. A., &amp; Marakas, G. M. (2011). Management Information Systems. McGraw-Hill.</w:t>
-      </w:r>
-    </w:p>
-    <w:p>
-      <w:pPr>
-        <w:spacing w:line="360" w:lineRule="auto" w:after="120" w:before="0"/>
-        <w:jc w:val="left"/>
-      </w:pPr>
-      <w:r>
-        <w:rPr>
-          <w:rFonts w:ascii="Times New Roman" w:hAnsi="Times New Roman" w:eastAsia="Times New Roman"/>
-          <w:b w:val="0"/>
-          <w:caps w:val="0"/>
           <w:sz w:val="24"/>
         </w:rPr>
         <w:t>Stair, R., &amp; Reynolds, G. (2018). Fundamentals of Information Systems. Cengage Learning.</w:t>
@@ -6765,10 +4917,37 @@
         <w:rPr>
           <w:rFonts w:ascii="Times New Roman" w:hAnsi="Times New Roman" w:eastAsia="Times New Roman"/>
           <w:b w:val="0"/>
-          <w:caps w:val="0"/>
           <w:sz w:val="24"/>
         </w:rPr>
-        <w:t>Akinyokun, O. C. (related works on computerised information systems in Nigeria). Journal / Conference references as applicable.</w:t>
+        <w:t>Next.js Documentation. (2024). Retrieved from https://nextjs.org/docs</w:t>
+      </w:r>
+    </w:p>
+    <w:p>
+      <w:pPr>
+        <w:spacing w:line="360" w:lineRule="auto" w:after="120" w:before="0"/>
+        <w:jc w:val="left"/>
+      </w:pPr>
+      <w:r>
+        <w:rPr>
+          <w:rFonts w:ascii="Times New Roman" w:hAnsi="Times New Roman" w:eastAsia="Times New Roman"/>
+          <w:b w:val="0"/>
+          <w:sz w:val="24"/>
+        </w:rPr>
+        <w:t>Supabase Documentation. (2024). Retrieved from https://supabase.com/docs</w:t>
+      </w:r>
+    </w:p>
+    <w:p>
+      <w:pPr>
+        <w:spacing w:line="360" w:lineRule="auto" w:after="120" w:before="0"/>
+        <w:jc w:val="left"/>
+      </w:pPr>
+      <w:r>
+        <w:rPr>
+          <w:rFonts w:ascii="Times New Roman" w:hAnsi="Times New Roman" w:eastAsia="Times New Roman"/>
+          <w:b w:val="0"/>
+          <w:sz w:val="24"/>
+        </w:rPr>
+        <w:t>Electron Documentation. (2024). Retrieved from https://www.electronjs.org/docs</w:t>
       </w:r>
     </w:p>
     <w:p>
@@ -6785,7 +4964,6 @@
         <w:rPr>
           <w:rFonts w:ascii="Times New Roman" w:hAnsi="Times New Roman" w:eastAsia="Times New Roman"/>
           <w:b/>
-          <w:caps w:val="0"/>
           <w:sz w:val="28"/>
         </w:rPr>
         <w:t>APPENDIX A</w:t>
@@ -6800,7 +4978,6 @@
         <w:rPr>
           <w:rFonts w:ascii="Times New Roman" w:hAnsi="Times New Roman" w:eastAsia="Times New Roman"/>
           <w:b/>
-          <w:caps w:val="0"/>
           <w:sz w:val="28"/>
         </w:rPr>
         <w:t>SELECTED SOURCE CODE</w:t>
@@ -6815,10 +4992,9 @@
         <w:rPr>
           <w:rFonts w:ascii="Times New Roman" w:hAnsi="Times New Roman" w:eastAsia="Times New Roman"/>
           <w:b w:val="0"/>
-          <w:caps w:val="0"/>
           <w:sz w:val="24"/>
         </w:rPr>
-        <w:t>Paste selected source listings here (for example PIN verification and kiosk clock processing). Do not include secret keys or .env values.</w:t>
+        <w:t>Attach selected listings for PIN hashing/verification and kiosk clock processing. Do not include secret keys.</w:t>
       </w:r>
     </w:p>
     <w:p>
@@ -6835,7 +5011,6 @@
         <w:rPr>
           <w:rFonts w:ascii="Times New Roman" w:hAnsi="Times New Roman" w:eastAsia="Times New Roman"/>
           <w:b/>
-          <w:caps w:val="0"/>
           <w:sz w:val="28"/>
         </w:rPr>
         <w:t>APPENDIX B</w:t>
@@ -6850,10 +5025,9 @@
         <w:rPr>
           <w:rFonts w:ascii="Times New Roman" w:hAnsi="Times New Roman" w:eastAsia="Times New Roman"/>
           <w:b/>
-          <w:caps w:val="0"/>
           <w:sz w:val="28"/>
         </w:rPr>
-        <w:t>SCREENSHOTS</w:t>
+        <w:t>SYSTEM SCREENSHOTS</w:t>
       </w:r>
     </w:p>
     <w:p>
@@ -6865,10 +5039,9 @@
         <w:rPr>
           <w:rFonts w:ascii="Times New Roman" w:hAnsi="Times New Roman" w:eastAsia="Times New Roman"/>
           <w:b w:val="0"/>
-          <w:caps w:val="0"/>
           <w:sz w:val="24"/>
         </w:rPr>
-        <w:t>Insert screenshots of the running system: login, dashboard, staff management, kiosk clock-in, review queue and reports.</w:t>
+        <w:t>Insert screenshots of login, dashboard, staff PIN setup, kiosk clocking, review queue and reports.</w:t>
       </w:r>
     </w:p>
     <w:sectPr>
